--- a/task/java/week13/java2_week13_기본API스레드_과제.docx
+++ b/task/java/week13/java2_week13_기본API스레드_과제.docx
@@ -510,7 +510,7 @@
             <w:pPr>
               <w:spacing w:line="0" w:lineRule="atLeast"/>
               <w:rPr>
-                <w:rFonts w:asciiTheme="minorEastAsia" w:hAnsiTheme="minorEastAsia" w:hint="eastAsia"/>
+                <w:rFonts w:asciiTheme="minorEastAsia" w:hAnsiTheme="minorEastAsia"/>
                 <w:color w:val="000000" w:themeColor="text1"/>
                 <w:szCs w:val="20"/>
               </w:rPr>
@@ -818,7 +818,7 @@
               <w:pStyle w:val="HTML0"/>
               <w:rPr>
                 <w:rStyle w:val="HTML"/>
-                <w:rFonts w:ascii="inherit" w:hAnsi="inherit"/>
+                <w:rFonts w:ascii="inherit" w:hAnsi="inherit" w:hint="eastAsia"/>
                 <w:color w:val="4D4D4C"/>
               </w:rPr>
             </w:pPr>
@@ -906,7 +906,7 @@
               <w:pStyle w:val="HTML0"/>
               <w:rPr>
                 <w:rStyle w:val="HTML"/>
-                <w:rFonts w:ascii="inherit" w:hAnsi="inherit"/>
+                <w:rFonts w:ascii="inherit" w:hAnsi="inherit" w:hint="eastAsia"/>
                 <w:color w:val="4D4D4C"/>
               </w:rPr>
             </w:pPr>
@@ -932,7 +932,7 @@
               <w:pStyle w:val="HTML0"/>
               <w:rPr>
                 <w:rStyle w:val="HTML"/>
-                <w:rFonts w:ascii="inherit" w:hAnsi="inherit"/>
+                <w:rFonts w:ascii="inherit" w:hAnsi="inherit" w:hint="eastAsia"/>
                 <w:color w:val="4D4D4C"/>
               </w:rPr>
             </w:pPr>
@@ -1020,7 +1020,7 @@
               <w:pStyle w:val="HTML0"/>
               <w:rPr>
                 <w:rStyle w:val="HTML"/>
-                <w:rFonts w:ascii="inherit" w:hAnsi="inherit"/>
+                <w:rFonts w:ascii="inherit" w:hAnsi="inherit" w:hint="eastAsia"/>
                 <w:color w:val="4D4D4C"/>
               </w:rPr>
             </w:pPr>
@@ -1156,7 +1156,7 @@
               <w:pStyle w:val="HTML0"/>
               <w:rPr>
                 <w:rStyle w:val="HTML"/>
-                <w:rFonts w:ascii="inherit" w:hAnsi="inherit"/>
+                <w:rFonts w:ascii="inherit" w:hAnsi="inherit" w:hint="eastAsia"/>
                 <w:color w:val="4D4D4C"/>
               </w:rPr>
             </w:pPr>
@@ -1182,7 +1182,7 @@
               <w:pStyle w:val="HTML0"/>
               <w:rPr>
                 <w:rStyle w:val="HTML"/>
-                <w:rFonts w:ascii="inherit" w:hAnsi="inherit"/>
+                <w:rFonts w:ascii="inherit" w:hAnsi="inherit" w:hint="eastAsia"/>
                 <w:color w:val="4D4D4C"/>
               </w:rPr>
             </w:pPr>
@@ -1200,7 +1200,7 @@
               <w:pStyle w:val="HTML0"/>
               <w:rPr>
                 <w:rStyle w:val="HTML"/>
-                <w:rFonts w:ascii="inherit" w:hAnsi="inherit"/>
+                <w:rFonts w:ascii="inherit" w:hAnsi="inherit" w:hint="eastAsia"/>
                 <w:color w:val="4D4D4C"/>
               </w:rPr>
             </w:pPr>
@@ -1210,7 +1210,7 @@
               <w:pStyle w:val="HTML0"/>
               <w:rPr>
                 <w:rStyle w:val="HTML"/>
-                <w:rFonts w:ascii="inherit" w:hAnsi="inherit"/>
+                <w:rFonts w:ascii="inherit" w:hAnsi="inherit" w:hint="eastAsia"/>
                 <w:color w:val="4D4D4C"/>
               </w:rPr>
             </w:pPr>
@@ -1280,7 +1280,7 @@
               <w:pStyle w:val="HTML0"/>
               <w:rPr>
                 <w:rStyle w:val="HTML"/>
-                <w:rFonts w:ascii="inherit" w:hAnsi="inherit"/>
+                <w:rFonts w:ascii="inherit" w:hAnsi="inherit" w:hint="eastAsia"/>
                 <w:color w:val="4D4D4C"/>
               </w:rPr>
             </w:pPr>
@@ -1428,7 +1428,7 @@
               <w:pStyle w:val="HTML0"/>
               <w:rPr>
                 <w:rStyle w:val="HTML"/>
-                <w:rFonts w:ascii="inherit" w:hAnsi="inherit"/>
+                <w:rFonts w:ascii="inherit" w:hAnsi="inherit" w:hint="eastAsia"/>
                 <w:color w:val="4D4D4C"/>
               </w:rPr>
             </w:pPr>
@@ -1584,7 +1584,7 @@
               <w:pStyle w:val="HTML0"/>
               <w:rPr>
                 <w:rStyle w:val="HTML"/>
-                <w:rFonts w:ascii="inherit" w:hAnsi="inherit"/>
+                <w:rFonts w:ascii="inherit" w:hAnsi="inherit" w:hint="eastAsia"/>
                 <w:color w:val="4D4D4C"/>
               </w:rPr>
             </w:pPr>
@@ -1676,7 +1676,7 @@
               <w:pStyle w:val="HTML0"/>
               <w:rPr>
                 <w:rStyle w:val="HTML"/>
-                <w:rFonts w:ascii="inherit" w:hAnsi="inherit"/>
+                <w:rFonts w:ascii="inherit" w:hAnsi="inherit" w:hint="eastAsia"/>
                 <w:color w:val="4D4D4C"/>
               </w:rPr>
             </w:pPr>
@@ -1702,7 +1702,7 @@
               <w:pStyle w:val="HTML0"/>
               <w:rPr>
                 <w:rStyle w:val="HTML"/>
-                <w:rFonts w:ascii="inherit" w:hAnsi="inherit"/>
+                <w:rFonts w:ascii="inherit" w:hAnsi="inherit" w:hint="eastAsia"/>
                 <w:color w:val="4D4D4C"/>
               </w:rPr>
             </w:pPr>
@@ -1853,7 +1853,7 @@
               <w:pStyle w:val="HTML0"/>
               <w:rPr>
                 <w:rStyle w:val="HTML"/>
-                <w:rFonts w:ascii="inherit" w:hAnsi="inherit"/>
+                <w:rFonts w:ascii="inherit" w:hAnsi="inherit" w:hint="eastAsia"/>
                 <w:color w:val="4D4D4C"/>
               </w:rPr>
             </w:pPr>
@@ -1941,7 +1941,7 @@
               <w:pStyle w:val="HTML0"/>
               <w:rPr>
                 <w:rStyle w:val="HTML"/>
-                <w:rFonts w:ascii="inherit" w:hAnsi="inherit"/>
+                <w:rFonts w:ascii="inherit" w:hAnsi="inherit" w:hint="eastAsia"/>
                 <w:color w:val="4D4D4C"/>
               </w:rPr>
             </w:pPr>
@@ -1967,7 +1967,7 @@
               <w:pStyle w:val="HTML0"/>
               <w:rPr>
                 <w:rStyle w:val="HTML"/>
-                <w:rFonts w:ascii="inherit" w:hAnsi="inherit"/>
+                <w:rFonts w:ascii="inherit" w:hAnsi="inherit" w:hint="eastAsia"/>
                 <w:color w:val="4D4D4C"/>
               </w:rPr>
             </w:pPr>
@@ -2055,7 +2055,7 @@
               <w:pStyle w:val="HTML0"/>
               <w:rPr>
                 <w:rStyle w:val="HTML"/>
-                <w:rFonts w:ascii="inherit" w:hAnsi="inherit"/>
+                <w:rFonts w:ascii="inherit" w:hAnsi="inherit" w:hint="eastAsia"/>
                 <w:color w:val="4D4D4C"/>
               </w:rPr>
             </w:pPr>
@@ -2208,7 +2208,7 @@
               <w:pStyle w:val="HTML0"/>
               <w:rPr>
                 <w:rStyle w:val="HTML"/>
-                <w:rFonts w:ascii="inherit" w:hAnsi="inherit"/>
+                <w:rFonts w:ascii="inherit" w:hAnsi="inherit" w:hint="eastAsia"/>
                 <w:color w:val="4D4D4C"/>
               </w:rPr>
             </w:pPr>
@@ -2234,7 +2234,7 @@
               <w:pStyle w:val="HTML0"/>
               <w:rPr>
                 <w:rStyle w:val="HTML"/>
-                <w:rFonts w:ascii="inherit" w:hAnsi="inherit"/>
+                <w:rFonts w:ascii="inherit" w:hAnsi="inherit" w:hint="eastAsia"/>
                 <w:color w:val="4D4D4C"/>
               </w:rPr>
             </w:pPr>
@@ -2252,7 +2252,7 @@
               <w:pStyle w:val="HTML0"/>
               <w:rPr>
                 <w:rStyle w:val="HTML"/>
-                <w:rFonts w:ascii="inherit" w:hAnsi="inherit"/>
+                <w:rFonts w:ascii="inherit" w:hAnsi="inherit" w:hint="eastAsia"/>
                 <w:color w:val="4D4D4C"/>
               </w:rPr>
             </w:pPr>
@@ -2262,7 +2262,7 @@
               <w:pStyle w:val="HTML0"/>
               <w:rPr>
                 <w:rStyle w:val="HTML"/>
-                <w:rFonts w:ascii="inherit" w:hAnsi="inherit"/>
+                <w:rFonts w:ascii="inherit" w:hAnsi="inherit" w:hint="eastAsia"/>
                 <w:color w:val="4D4D4C"/>
               </w:rPr>
             </w:pPr>
@@ -2332,7 +2332,7 @@
               <w:pStyle w:val="HTML0"/>
               <w:rPr>
                 <w:rStyle w:val="HTML"/>
-                <w:rFonts w:ascii="inherit" w:hAnsi="inherit"/>
+                <w:rFonts w:ascii="inherit" w:hAnsi="inherit" w:hint="eastAsia"/>
                 <w:color w:val="4D4D4C"/>
               </w:rPr>
             </w:pPr>
@@ -2480,7 +2480,7 @@
               <w:pStyle w:val="HTML0"/>
               <w:rPr>
                 <w:rStyle w:val="HTML"/>
-                <w:rFonts w:ascii="inherit" w:hAnsi="inherit"/>
+                <w:rFonts w:ascii="inherit" w:hAnsi="inherit" w:hint="eastAsia"/>
                 <w:color w:val="4D4D4C"/>
               </w:rPr>
             </w:pPr>
@@ -2632,7 +2632,7 @@
               <w:pStyle w:val="HTML0"/>
               <w:rPr>
                 <w:rStyle w:val="HTML"/>
-                <w:rFonts w:ascii="inherit" w:hAnsi="inherit"/>
+                <w:rFonts w:ascii="inherit" w:hAnsi="inherit" w:hint="eastAsia"/>
                 <w:color w:val="4D4D4C"/>
               </w:rPr>
             </w:pPr>
@@ -2798,7 +2798,7 @@
               <w:pStyle w:val="HTML0"/>
               <w:rPr>
                 <w:rStyle w:val="HTML"/>
-                <w:rFonts w:ascii="inherit" w:hAnsi="inherit"/>
+                <w:rFonts w:ascii="inherit" w:hAnsi="inherit" w:hint="eastAsia"/>
                 <w:color w:val="4D4D4C"/>
               </w:rPr>
             </w:pPr>
@@ -2890,7 +2890,7 @@
               <w:pStyle w:val="HTML0"/>
               <w:rPr>
                 <w:rStyle w:val="HTML"/>
-                <w:rFonts w:ascii="inherit" w:hAnsi="inherit"/>
+                <w:rFonts w:ascii="inherit" w:hAnsi="inherit" w:hint="eastAsia"/>
                 <w:color w:val="4D4D4C"/>
               </w:rPr>
             </w:pPr>
@@ -2916,7 +2916,7 @@
               <w:pStyle w:val="HTML0"/>
               <w:rPr>
                 <w:rStyle w:val="HTML"/>
-                <w:rFonts w:ascii="inherit" w:hAnsi="inherit"/>
+                <w:rFonts w:ascii="inherit" w:hAnsi="inherit" w:hint="eastAsia"/>
                 <w:color w:val="4D4D4C"/>
               </w:rPr>
             </w:pPr>
@@ -3023,7 +3023,7 @@
               <w:pStyle w:val="HTML0"/>
               <w:rPr>
                 <w:rStyle w:val="HTML"/>
-                <w:rFonts w:ascii="inherit" w:hAnsi="inherit"/>
+                <w:rFonts w:ascii="inherit" w:hAnsi="inherit" w:hint="eastAsia"/>
                 <w:color w:val="4D4D4C"/>
               </w:rPr>
             </w:pPr>
@@ -3179,7 +3179,7 @@
               <w:pStyle w:val="HTML0"/>
               <w:rPr>
                 <w:rStyle w:val="HTML"/>
-                <w:rFonts w:ascii="inherit" w:hAnsi="inherit"/>
+                <w:rFonts w:ascii="inherit" w:hAnsi="inherit" w:hint="eastAsia"/>
                 <w:color w:val="4D4D4C"/>
               </w:rPr>
             </w:pPr>
@@ -3205,7 +3205,7 @@
               <w:pStyle w:val="HTML0"/>
               <w:rPr>
                 <w:rStyle w:val="HTML"/>
-                <w:rFonts w:ascii="inherit" w:hAnsi="inherit"/>
+                <w:rFonts w:ascii="inherit" w:hAnsi="inherit" w:hint="eastAsia"/>
                 <w:color w:val="4D4D4C"/>
               </w:rPr>
             </w:pPr>
@@ -3293,7 +3293,7 @@
               <w:pStyle w:val="HTML0"/>
               <w:rPr>
                 <w:rStyle w:val="HTML"/>
-                <w:rFonts w:ascii="inherit" w:hAnsi="inherit"/>
+                <w:rFonts w:ascii="inherit" w:hAnsi="inherit" w:hint="eastAsia"/>
                 <w:color w:val="4D4D4C"/>
               </w:rPr>
             </w:pPr>
@@ -3401,7 +3401,7 @@
               <w:pStyle w:val="HTML0"/>
               <w:rPr>
                 <w:rStyle w:val="HTML"/>
-                <w:rFonts w:ascii="inherit" w:hAnsi="inherit"/>
+                <w:rFonts w:ascii="inherit" w:hAnsi="inherit" w:hint="eastAsia"/>
                 <w:color w:val="4D4D4C"/>
               </w:rPr>
             </w:pPr>
@@ -3427,7 +3427,7 @@
               <w:pStyle w:val="HTML0"/>
               <w:rPr>
                 <w:rStyle w:val="HTML"/>
-                <w:rFonts w:ascii="inherit" w:hAnsi="inherit"/>
+                <w:rFonts w:ascii="inherit" w:hAnsi="inherit" w:hint="eastAsia"/>
                 <w:color w:val="4D4D4C"/>
               </w:rPr>
             </w:pPr>
@@ -3445,7 +3445,7 @@
               <w:pStyle w:val="HTML0"/>
               <w:rPr>
                 <w:rStyle w:val="HTML"/>
-                <w:rFonts w:ascii="inherit" w:hAnsi="inherit"/>
+                <w:rFonts w:ascii="inherit" w:hAnsi="inherit" w:hint="eastAsia"/>
                 <w:color w:val="4D4D4C"/>
               </w:rPr>
             </w:pPr>
@@ -3509,7 +3509,7 @@
               <w:pStyle w:val="HTML0"/>
               <w:rPr>
                 <w:rStyle w:val="HTML"/>
-                <w:rFonts w:ascii="inherit" w:hAnsi="inherit"/>
+                <w:rFonts w:ascii="inherit" w:hAnsi="inherit" w:hint="eastAsia"/>
                 <w:color w:val="4D4D4C"/>
               </w:rPr>
             </w:pPr>
@@ -3719,7 +3719,7 @@
               <w:pStyle w:val="HTML0"/>
               <w:rPr>
                 <w:rStyle w:val="HTML"/>
-                <w:rFonts w:ascii="inherit" w:hAnsi="inherit"/>
+                <w:rFonts w:ascii="inherit" w:hAnsi="inherit" w:hint="eastAsia"/>
                 <w:color w:val="4D4D4C"/>
               </w:rPr>
             </w:pPr>
@@ -4160,47 +4160,27 @@
             <w:r>
               <w:t>이처럼 자바에서 스레드 객체를 생성하는 주요 방법은 Thread 클래스 상속과 Runnable 인터페이스 구현이 있으며, 각각의 상황에 따라 적절한 방식을 선택하여 사용할 수 있습니다</w:t>
             </w:r>
-            <w:r>
-              <w:fldChar w:fldCharType="begin"/>
-            </w:r>
-            <w:r>
-              <w:instrText>HYPERLINK "https://kadosholy.tistory.com/121" \t "_blank"</w:instrText>
-            </w:r>
-            <w:r>
-              <w:fldChar w:fldCharType="separate"/>
-            </w:r>
-            <w:r>
-              <w:rPr>
-                <w:rStyle w:val="hoverbg-super"/>
-                <w:color w:val="0000FF"/>
-                <w:u w:val="single"/>
-              </w:rPr>
-              <w:t>1</w:t>
-            </w:r>
-            <w:r>
-              <w:fldChar w:fldCharType="end"/>
-            </w:r>
-            <w:r>
-              <w:fldChar w:fldCharType="begin"/>
-            </w:r>
-            <w:r>
-              <w:instrText>HYPERLINK "https://makecodework.tistory.com/entry/Java-%EC%8A%A4%EB%A0%88%EB%93%9CThread-%EC%8A%A4%EB%A0%88%EB%93%9C-%EA%B0%9C%EB%85%90-%EB%B0%8F-%EC%83%9D%EC%84%B1%ED%95%98%EA%B8%B0" \t "_blank"</w:instrText>
-            </w:r>
-            <w:r>
-              <w:fldChar w:fldCharType="separate"/>
-            </w:r>
-            <w:r>
-              <w:rPr>
-                <w:rStyle w:val="hoverbg-super"/>
-                <w:color w:val="0000FF"/>
-                <w:u w:val="single"/>
-              </w:rPr>
-              <w:t>2</w:t>
-            </w:r>
-            <w:r>
-              <w:fldChar w:fldCharType="end"/>
-            </w:r>
             <w:hyperlink r:id="rId14" w:tgtFrame="_blank" w:history="1">
+              <w:r>
+                <w:rPr>
+                  <w:rStyle w:val="hoverbg-super"/>
+                  <w:color w:val="0000FF"/>
+                  <w:u w:val="single"/>
+                </w:rPr>
+                <w:t>1</w:t>
+              </w:r>
+            </w:hyperlink>
+            <w:hyperlink r:id="rId15" w:tgtFrame="_blank" w:history="1">
+              <w:r>
+                <w:rPr>
+                  <w:rStyle w:val="hoverbg-super"/>
+                  <w:color w:val="0000FF"/>
+                  <w:u w:val="single"/>
+                </w:rPr>
+                <w:t>2</w:t>
+              </w:r>
+            </w:hyperlink>
+            <w:hyperlink r:id="rId16" w:tgtFrame="_blank" w:history="1">
               <w:r>
                 <w:rPr>
                   <w:rStyle w:val="hoverbg-super"/>
@@ -4210,7 +4190,7 @@
                 <w:t>6</w:t>
               </w:r>
             </w:hyperlink>
-            <w:hyperlink r:id="rId15" w:tgtFrame="_blank" w:history="1">
+            <w:hyperlink r:id="rId17" w:tgtFrame="_blank" w:history="1">
               <w:r>
                 <w:rPr>
                   <w:rStyle w:val="hoverbg-super"/>
@@ -4801,7 +4781,7 @@
               <w:pStyle w:val="HTML0"/>
               <w:rPr>
                 <w:rStyle w:val="HTML"/>
-                <w:rFonts w:ascii="inherit" w:hAnsi="inherit"/>
+                <w:rFonts w:ascii="inherit" w:hAnsi="inherit" w:hint="eastAsia"/>
                 <w:color w:val="4D4D4C"/>
               </w:rPr>
             </w:pPr>
@@ -4897,7 +4877,7 @@
               <w:pStyle w:val="HTML0"/>
               <w:rPr>
                 <w:rStyle w:val="HTML"/>
-                <w:rFonts w:ascii="inherit" w:hAnsi="inherit"/>
+                <w:rFonts w:ascii="inherit" w:hAnsi="inherit" w:hint="eastAsia"/>
                 <w:color w:val="4D4D4C"/>
               </w:rPr>
             </w:pPr>
@@ -5003,7 +4983,7 @@
               <w:pStyle w:val="HTML0"/>
               <w:rPr>
                 <w:rStyle w:val="HTML"/>
-                <w:rFonts w:ascii="inherit" w:hAnsi="inherit"/>
+                <w:rFonts w:ascii="inherit" w:hAnsi="inherit" w:hint="eastAsia"/>
                 <w:color w:val="4D4D4C"/>
               </w:rPr>
             </w:pPr>
@@ -5107,7 +5087,7 @@
               <w:pStyle w:val="HTML0"/>
               <w:rPr>
                 <w:rStyle w:val="HTML"/>
-                <w:rFonts w:ascii="inherit" w:hAnsi="inherit"/>
+                <w:rFonts w:ascii="inherit" w:hAnsi="inherit" w:hint="eastAsia"/>
                 <w:color w:val="4D4D4C"/>
               </w:rPr>
             </w:pPr>
@@ -5163,7 +5143,7 @@
               <w:pStyle w:val="HTML0"/>
               <w:rPr>
                 <w:rStyle w:val="HTML"/>
-                <w:rFonts w:ascii="inherit" w:hAnsi="inherit"/>
+                <w:rFonts w:ascii="inherit" w:hAnsi="inherit" w:hint="eastAsia"/>
                 <w:color w:val="4D4D4C"/>
               </w:rPr>
             </w:pPr>
@@ -5231,7 +5211,7 @@
               <w:pStyle w:val="HTML0"/>
               <w:rPr>
                 <w:rStyle w:val="HTML"/>
-                <w:rFonts w:ascii="inherit" w:hAnsi="inherit"/>
+                <w:rFonts w:ascii="inherit" w:hAnsi="inherit" w:hint="eastAsia"/>
                 <w:color w:val="4D4D4C"/>
               </w:rPr>
             </w:pPr>
@@ -5337,7 +5317,7 @@
               <w:pStyle w:val="HTML0"/>
               <w:rPr>
                 <w:rStyle w:val="HTML"/>
-                <w:rFonts w:ascii="inherit" w:hAnsi="inherit"/>
+                <w:rFonts w:ascii="inherit" w:hAnsi="inherit" w:hint="eastAsia"/>
                 <w:color w:val="4D4D4C"/>
               </w:rPr>
             </w:pPr>
@@ -5441,7 +5421,7 @@
               <w:pStyle w:val="HTML0"/>
               <w:rPr>
                 <w:rStyle w:val="HTML"/>
-                <w:rFonts w:ascii="inherit" w:hAnsi="inherit"/>
+                <w:rFonts w:ascii="inherit" w:hAnsi="inherit" w:hint="eastAsia"/>
                 <w:color w:val="4D4D4C"/>
               </w:rPr>
             </w:pPr>
@@ -5505,7 +5485,7 @@
               <w:pStyle w:val="HTML0"/>
               <w:rPr>
                 <w:rStyle w:val="HTML"/>
-                <w:rFonts w:ascii="inherit" w:hAnsi="inherit"/>
+                <w:rFonts w:ascii="inherit" w:hAnsi="inherit" w:hint="eastAsia"/>
                 <w:color w:val="4D4D4C"/>
               </w:rPr>
             </w:pPr>
@@ -5601,7 +5581,7 @@
               <w:pStyle w:val="HTML0"/>
               <w:rPr>
                 <w:rStyle w:val="HTML"/>
-                <w:rFonts w:ascii="inherit" w:hAnsi="inherit"/>
+                <w:rFonts w:ascii="inherit" w:hAnsi="inherit" w:hint="eastAsia"/>
                 <w:color w:val="4D4D4C"/>
               </w:rPr>
             </w:pPr>
@@ -5725,7 +5705,7 @@
               <w:pStyle w:val="HTML0"/>
               <w:rPr>
                 <w:rStyle w:val="HTML"/>
-                <w:rFonts w:ascii="inherit" w:hAnsi="inherit"/>
+                <w:rFonts w:ascii="inherit" w:hAnsi="inherit" w:hint="eastAsia"/>
                 <w:color w:val="4D4D4C"/>
               </w:rPr>
             </w:pPr>
@@ -5899,7 +5879,7 @@
               <w:pStyle w:val="HTML0"/>
               <w:rPr>
                 <w:rStyle w:val="token"/>
-                <w:rFonts w:ascii="inherit" w:hAnsi="inherit"/>
+                <w:rFonts w:ascii="inherit" w:hAnsi="inherit" w:hint="eastAsia"/>
                 <w:i/>
                 <w:iCs/>
                 <w:color w:val="8E908C"/>
@@ -5921,7 +5901,7 @@
               <w:pStyle w:val="HTML0"/>
               <w:rPr>
                 <w:rStyle w:val="token"/>
-                <w:rFonts w:ascii="inherit" w:hAnsi="inherit"/>
+                <w:rFonts w:ascii="inherit" w:hAnsi="inherit" w:hint="eastAsia"/>
                 <w:i/>
                 <w:iCs/>
                 <w:color w:val="8E908C"/>
@@ -5953,7 +5933,7 @@
               <w:pStyle w:val="HTML0"/>
               <w:rPr>
                 <w:rStyle w:val="token"/>
-                <w:rFonts w:ascii="inherit" w:hAnsi="inherit"/>
+                <w:rFonts w:ascii="inherit" w:hAnsi="inherit" w:hint="eastAsia"/>
                 <w:i/>
                 <w:iCs/>
                 <w:color w:val="8E908C"/>
@@ -5975,7 +5955,7 @@
               <w:pStyle w:val="HTML0"/>
               <w:rPr>
                 <w:rStyle w:val="token"/>
-                <w:rFonts w:ascii="inherit" w:hAnsi="inherit"/>
+                <w:rFonts w:ascii="inherit" w:hAnsi="inherit" w:hint="eastAsia"/>
                 <w:i/>
                 <w:iCs/>
                 <w:color w:val="8E908C"/>
@@ -5997,7 +5977,7 @@
               <w:pStyle w:val="HTML0"/>
               <w:rPr>
                 <w:rStyle w:val="token"/>
-                <w:rFonts w:ascii="inherit" w:hAnsi="inherit"/>
+                <w:rFonts w:ascii="inherit" w:hAnsi="inherit" w:hint="eastAsia"/>
                 <w:i/>
                 <w:iCs/>
                 <w:color w:val="8E908C"/>
@@ -6019,7 +5999,7 @@
               <w:pStyle w:val="HTML0"/>
               <w:rPr>
                 <w:rStyle w:val="token"/>
-                <w:rFonts w:ascii="inherit" w:hAnsi="inherit"/>
+                <w:rFonts w:ascii="inherit" w:hAnsi="inherit" w:hint="eastAsia"/>
                 <w:i/>
                 <w:iCs/>
                 <w:color w:val="8E908C"/>
@@ -6041,7 +6021,7 @@
               <w:pStyle w:val="HTML0"/>
               <w:rPr>
                 <w:rStyle w:val="token"/>
-                <w:rFonts w:ascii="inherit" w:hAnsi="inherit"/>
+                <w:rFonts w:ascii="inherit" w:hAnsi="inherit" w:hint="eastAsia"/>
                 <w:i/>
                 <w:iCs/>
                 <w:color w:val="8E908C"/>
@@ -6063,7 +6043,7 @@
               <w:pStyle w:val="HTML0"/>
               <w:rPr>
                 <w:rStyle w:val="HTML"/>
-                <w:rFonts w:ascii="inherit" w:hAnsi="inherit"/>
+                <w:rFonts w:ascii="inherit" w:hAnsi="inherit" w:hint="eastAsia"/>
                 <w:color w:val="4D4D4C"/>
               </w:rPr>
             </w:pPr>
@@ -6099,7 +6079,7 @@
               <w:pStyle w:val="HTML0"/>
               <w:rPr>
                 <w:rStyle w:val="HTML"/>
-                <w:rFonts w:ascii="inherit" w:hAnsi="inherit"/>
+                <w:rFonts w:ascii="inherit" w:hAnsi="inherit" w:hint="eastAsia"/>
                 <w:color w:val="4D4D4C"/>
               </w:rPr>
             </w:pPr>
@@ -6204,7 +6184,7 @@
               <w:pStyle w:val="HTML0"/>
               <w:rPr>
                 <w:rStyle w:val="HTML"/>
-                <w:rFonts w:ascii="inherit" w:hAnsi="inherit"/>
+                <w:rFonts w:ascii="inherit" w:hAnsi="inherit" w:hint="eastAsia"/>
                 <w:color w:val="4D4D4C"/>
               </w:rPr>
             </w:pPr>
@@ -6328,7 +6308,7 @@
               <w:pStyle w:val="HTML0"/>
               <w:rPr>
                 <w:rStyle w:val="HTML"/>
-                <w:rFonts w:ascii="inherit" w:hAnsi="inherit"/>
+                <w:rFonts w:ascii="inherit" w:hAnsi="inherit" w:hint="eastAsia"/>
                 <w:color w:val="4D4D4C"/>
               </w:rPr>
             </w:pPr>
@@ -6502,7 +6482,7 @@
               <w:pStyle w:val="HTML0"/>
               <w:rPr>
                 <w:rStyle w:val="token"/>
-                <w:rFonts w:ascii="inherit" w:hAnsi="inherit"/>
+                <w:rFonts w:ascii="inherit" w:hAnsi="inherit" w:hint="eastAsia"/>
                 <w:i/>
                 <w:iCs/>
                 <w:color w:val="8E908C"/>
@@ -6524,7 +6504,7 @@
               <w:pStyle w:val="HTML0"/>
               <w:rPr>
                 <w:rStyle w:val="token"/>
-                <w:rFonts w:ascii="inherit" w:hAnsi="inherit"/>
+                <w:rFonts w:ascii="inherit" w:hAnsi="inherit" w:hint="eastAsia"/>
                 <w:i/>
                 <w:iCs/>
                 <w:color w:val="8E908C"/>
@@ -6556,7 +6536,7 @@
               <w:pStyle w:val="HTML0"/>
               <w:rPr>
                 <w:rStyle w:val="token"/>
-                <w:rFonts w:ascii="inherit" w:hAnsi="inherit"/>
+                <w:rFonts w:ascii="inherit" w:hAnsi="inherit" w:hint="eastAsia"/>
                 <w:i/>
                 <w:iCs/>
                 <w:color w:val="8E908C"/>
@@ -6578,7 +6558,7 @@
               <w:pStyle w:val="HTML0"/>
               <w:rPr>
                 <w:rStyle w:val="token"/>
-                <w:rFonts w:ascii="inherit" w:hAnsi="inherit"/>
+                <w:rFonts w:ascii="inherit" w:hAnsi="inherit" w:hint="eastAsia"/>
                 <w:i/>
                 <w:iCs/>
                 <w:color w:val="8E908C"/>
@@ -6600,7 +6580,7 @@
               <w:pStyle w:val="HTML0"/>
               <w:rPr>
                 <w:rStyle w:val="token"/>
-                <w:rFonts w:ascii="inherit" w:hAnsi="inherit"/>
+                <w:rFonts w:ascii="inherit" w:hAnsi="inherit" w:hint="eastAsia"/>
                 <w:i/>
                 <w:iCs/>
                 <w:color w:val="8E908C"/>
@@ -6622,7 +6602,7 @@
               <w:pStyle w:val="HTML0"/>
               <w:rPr>
                 <w:rStyle w:val="HTML"/>
-                <w:rFonts w:ascii="inherit" w:hAnsi="inherit"/>
+                <w:rFonts w:ascii="inherit" w:hAnsi="inherit" w:hint="eastAsia"/>
                 <w:color w:val="4D4D4C"/>
               </w:rPr>
             </w:pPr>
@@ -6691,7 +6671,7 @@
               <w:pStyle w:val="HTML0"/>
               <w:rPr>
                 <w:rStyle w:val="HTML"/>
-                <w:rFonts w:ascii="inherit" w:hAnsi="inherit"/>
+                <w:rFonts w:ascii="inherit" w:hAnsi="inherit" w:hint="eastAsia"/>
                 <w:color w:val="4D4D4C"/>
               </w:rPr>
             </w:pPr>
@@ -6759,7 +6739,7 @@
               <w:pStyle w:val="HTML0"/>
               <w:rPr>
                 <w:rStyle w:val="HTML"/>
-                <w:rFonts w:ascii="inherit" w:hAnsi="inherit"/>
+                <w:rFonts w:ascii="inherit" w:hAnsi="inherit" w:hint="eastAsia"/>
                 <w:color w:val="4D4D4C"/>
               </w:rPr>
             </w:pPr>
@@ -6975,7 +6955,7 @@
               <w:pStyle w:val="HTML0"/>
               <w:rPr>
                 <w:rStyle w:val="HTML"/>
-                <w:rFonts w:ascii="inherit" w:hAnsi="inherit"/>
+                <w:rFonts w:ascii="inherit" w:hAnsi="inherit" w:hint="eastAsia"/>
                 <w:color w:val="4D4D4C"/>
               </w:rPr>
             </w:pPr>
@@ -7045,7 +7025,7 @@
               <w:pStyle w:val="HTML0"/>
               <w:rPr>
                 <w:rStyle w:val="HTML"/>
-                <w:rFonts w:ascii="inherit" w:hAnsi="inherit"/>
+                <w:rFonts w:ascii="inherit" w:hAnsi="inherit" w:hint="eastAsia"/>
                 <w:color w:val="4D4D4C"/>
               </w:rPr>
             </w:pPr>
@@ -7150,7 +7130,7 @@
               <w:pStyle w:val="HTML0"/>
               <w:rPr>
                 <w:rStyle w:val="HTML"/>
-                <w:rFonts w:ascii="inherit" w:hAnsi="inherit"/>
+                <w:rFonts w:ascii="inherit" w:hAnsi="inherit" w:hint="eastAsia"/>
                 <w:color w:val="4D4D4C"/>
               </w:rPr>
             </w:pPr>
@@ -7216,7 +7196,7 @@
               <w:pStyle w:val="HTML0"/>
               <w:rPr>
                 <w:rStyle w:val="HTML"/>
-                <w:rFonts w:ascii="inherit" w:hAnsi="inherit"/>
+                <w:rFonts w:ascii="inherit" w:hAnsi="inherit" w:hint="eastAsia"/>
                 <w:color w:val="4D4D4C"/>
               </w:rPr>
             </w:pPr>
@@ -7226,7 +7206,7 @@
               <w:pStyle w:val="HTML0"/>
               <w:rPr>
                 <w:rStyle w:val="HTML"/>
-                <w:rFonts w:ascii="inherit" w:hAnsi="inherit"/>
+                <w:rFonts w:ascii="inherit" w:hAnsi="inherit" w:hint="eastAsia"/>
                 <w:color w:val="4D4D4C"/>
               </w:rPr>
             </w:pPr>
@@ -7322,7 +7302,7 @@
               <w:pStyle w:val="HTML0"/>
               <w:rPr>
                 <w:rStyle w:val="HTML"/>
-                <w:rFonts w:ascii="inherit" w:hAnsi="inherit"/>
+                <w:rFonts w:ascii="inherit" w:hAnsi="inherit" w:hint="eastAsia"/>
                 <w:color w:val="4D4D4C"/>
               </w:rPr>
             </w:pPr>
@@ -7464,7 +7444,7 @@
               <w:pStyle w:val="HTML0"/>
               <w:rPr>
                 <w:rStyle w:val="HTML"/>
-                <w:rFonts w:ascii="inherit" w:hAnsi="inherit"/>
+                <w:rFonts w:ascii="inherit" w:hAnsi="inherit" w:hint="eastAsia"/>
                 <w:color w:val="4D4D4C"/>
               </w:rPr>
             </w:pPr>
@@ -7536,7 +7516,7 @@
               <w:pStyle w:val="HTML0"/>
               <w:rPr>
                 <w:rStyle w:val="HTML"/>
-                <w:rFonts w:ascii="inherit" w:hAnsi="inherit"/>
+                <w:rFonts w:ascii="inherit" w:hAnsi="inherit" w:hint="eastAsia"/>
                 <w:color w:val="4D4D4C"/>
               </w:rPr>
             </w:pPr>
@@ -7634,7 +7614,7 @@
               <w:pStyle w:val="HTML0"/>
               <w:rPr>
                 <w:rStyle w:val="HTML"/>
-                <w:rFonts w:ascii="inherit" w:hAnsi="inherit"/>
+                <w:rFonts w:ascii="inherit" w:hAnsi="inherit" w:hint="eastAsia"/>
                 <w:color w:val="4D4D4C"/>
               </w:rPr>
             </w:pPr>
@@ -7652,7 +7632,7 @@
               <w:pStyle w:val="HTML0"/>
               <w:rPr>
                 <w:rStyle w:val="token"/>
-                <w:rFonts w:ascii="inherit" w:hAnsi="inherit"/>
+                <w:rFonts w:ascii="inherit" w:hAnsi="inherit" w:hint="eastAsia"/>
                 <w:i/>
                 <w:iCs/>
                 <w:color w:val="8E908C"/>
@@ -7674,7 +7654,7 @@
               <w:pStyle w:val="HTML0"/>
               <w:rPr>
                 <w:rStyle w:val="token"/>
-                <w:rFonts w:ascii="inherit" w:hAnsi="inherit"/>
+                <w:rFonts w:ascii="inherit" w:hAnsi="inherit" w:hint="eastAsia"/>
                 <w:i/>
                 <w:iCs/>
                 <w:color w:val="8E908C"/>
@@ -7706,7 +7686,7 @@
               <w:pStyle w:val="HTML0"/>
               <w:rPr>
                 <w:rStyle w:val="token"/>
-                <w:rFonts w:ascii="inherit" w:hAnsi="inherit"/>
+                <w:rFonts w:ascii="inherit" w:hAnsi="inherit" w:hint="eastAsia"/>
                 <w:i/>
                 <w:iCs/>
                 <w:color w:val="8E908C"/>
@@ -7728,7 +7708,7 @@
               <w:pStyle w:val="HTML0"/>
               <w:rPr>
                 <w:rStyle w:val="token"/>
-                <w:rFonts w:ascii="inherit" w:hAnsi="inherit"/>
+                <w:rFonts w:ascii="inherit" w:hAnsi="inherit" w:hint="eastAsia"/>
                 <w:i/>
                 <w:iCs/>
                 <w:color w:val="8E908C"/>
@@ -7750,7 +7730,7 @@
               <w:pStyle w:val="HTML0"/>
               <w:rPr>
                 <w:rStyle w:val="token"/>
-                <w:rFonts w:ascii="inherit" w:hAnsi="inherit"/>
+                <w:rFonts w:ascii="inherit" w:hAnsi="inherit" w:hint="eastAsia"/>
                 <w:i/>
                 <w:iCs/>
                 <w:color w:val="8E908C"/>
@@ -7772,7 +7752,7 @@
               <w:pStyle w:val="HTML0"/>
               <w:rPr>
                 <w:rStyle w:val="token"/>
-                <w:rFonts w:ascii="inherit" w:hAnsi="inherit"/>
+                <w:rFonts w:ascii="inherit" w:hAnsi="inherit" w:hint="eastAsia"/>
                 <w:i/>
                 <w:iCs/>
                 <w:color w:val="8E908C"/>
@@ -7794,7 +7774,7 @@
               <w:pStyle w:val="HTML0"/>
               <w:rPr>
                 <w:rStyle w:val="HTML"/>
-                <w:rFonts w:ascii="inherit" w:hAnsi="inherit"/>
+                <w:rFonts w:ascii="inherit" w:hAnsi="inherit" w:hint="eastAsia"/>
                 <w:color w:val="4D4D4C"/>
               </w:rPr>
             </w:pPr>
@@ -8582,7 +8562,7 @@
                     <pic:cNvPicPr/>
                   </pic:nvPicPr>
                   <pic:blipFill>
-                    <a:blip r:embed="rId16">
+                    <a:blip r:embed="rId18">
                       <a:extLst>
                         <a:ext uri="{28A0092B-C50C-407E-A947-70E740481C1C}">
                           <a14:useLocalDpi xmlns:a14="http://schemas.microsoft.com/office/drawing/2010/main" val="0"/>
@@ -13042,7 +13022,6 @@
             <w:r>
               <w:rPr>
                 <w:rFonts w:asciiTheme="minorEastAsia" w:eastAsiaTheme="minorEastAsia" w:hAnsiTheme="minorEastAsia"/>
-                <w:b w:val="0"/>
                 <w:noProof/>
                 <w:shd w:val="clear" w:color="auto" w:fill="FFFFFF"/>
               </w:rPr>
@@ -13063,7 +13042,7 @@
                           <pic:cNvPicPr/>
                         </pic:nvPicPr>
                         <pic:blipFill>
-                          <a:blip r:embed="rId17">
+                          <a:blip r:embed="rId19">
                             <a:extLst>
                               <a:ext uri="{28A0092B-C50C-407E-A947-70E740481C1C}">
                                 <a14:useLocalDpi xmlns:a14="http://schemas.microsoft.com/office/drawing/2010/main" val="0"/>
@@ -13811,7 +13790,7 @@
                           <pic:cNvPicPr/>
                         </pic:nvPicPr>
                         <pic:blipFill>
-                          <a:blip r:embed="rId18"/>
+                          <a:blip r:embed="rId20"/>
                           <a:stretch>
                             <a:fillRect/>
                           </a:stretch>
@@ -14733,27 +14712,7 @@
                 <w:sz w:val="20"/>
                 <w:szCs w:val="20"/>
               </w:rPr>
-              <w:t xml:space="preserve">; </w:t>
-            </w:r>
-            <w:proofErr w:type="spellStart"/>
-            <w:r>
-              <w:rPr>
-                <w:rFonts w:ascii="Courier New" w:hAnsi="Courier New" w:cs="Courier New"/>
-                <w:color w:val="BCBEC4"/>
-                <w:sz w:val="20"/>
-                <w:szCs w:val="20"/>
-              </w:rPr>
-              <w:t>i</w:t>
-            </w:r>
-            <w:proofErr w:type="spellEnd"/>
-            <w:r>
-              <w:rPr>
-                <w:rFonts w:ascii="Courier New" w:hAnsi="Courier New" w:cs="Courier New"/>
-                <w:color w:val="BCBEC4"/>
-                <w:sz w:val="20"/>
-                <w:szCs w:val="20"/>
-              </w:rPr>
-              <w:t>++) {</w:t>
+              <w:t>; i++) {</w:t>
             </w:r>
             <w:r>
               <w:rPr>
@@ -15409,27 +15368,7 @@
                 <w:sz w:val="20"/>
                 <w:szCs w:val="20"/>
               </w:rPr>
-              <w:t xml:space="preserve">; </w:t>
-            </w:r>
-            <w:proofErr w:type="spellStart"/>
-            <w:r>
-              <w:rPr>
-                <w:rFonts w:ascii="Courier New" w:hAnsi="Courier New" w:cs="Courier New"/>
-                <w:color w:val="BCBEC4"/>
-                <w:sz w:val="20"/>
-                <w:szCs w:val="20"/>
-              </w:rPr>
-              <w:t>i</w:t>
-            </w:r>
-            <w:proofErr w:type="spellEnd"/>
-            <w:r>
-              <w:rPr>
-                <w:rFonts w:ascii="Courier New" w:hAnsi="Courier New" w:cs="Courier New"/>
-                <w:color w:val="BCBEC4"/>
-                <w:sz w:val="20"/>
-                <w:szCs w:val="20"/>
-              </w:rPr>
-              <w:t>++) {</w:t>
+              <w:t>; i++) {</w:t>
             </w:r>
             <w:r>
               <w:rPr>
@@ -16113,27 +16052,7 @@
                 <w:sz w:val="20"/>
                 <w:szCs w:val="20"/>
               </w:rPr>
-              <w:t xml:space="preserve">; </w:t>
-            </w:r>
-            <w:proofErr w:type="spellStart"/>
-            <w:r>
-              <w:rPr>
-                <w:rFonts w:ascii="Courier New" w:hAnsi="Courier New" w:cs="Courier New"/>
-                <w:color w:val="BCBEC4"/>
-                <w:sz w:val="20"/>
-                <w:szCs w:val="20"/>
-              </w:rPr>
-              <w:t>i</w:t>
-            </w:r>
-            <w:proofErr w:type="spellEnd"/>
-            <w:r>
-              <w:rPr>
-                <w:rFonts w:ascii="Courier New" w:hAnsi="Courier New" w:cs="Courier New"/>
-                <w:color w:val="BCBEC4"/>
-                <w:sz w:val="20"/>
-                <w:szCs w:val="20"/>
-              </w:rPr>
-              <w:t>++) {</w:t>
+              <w:t>; i++) {</w:t>
             </w:r>
             <w:r>
               <w:rPr>
@@ -16546,7 +16465,6 @@
             <w:r>
               <w:rPr>
                 <w:rFonts w:asciiTheme="minorEastAsia" w:eastAsiaTheme="minorEastAsia" w:hAnsiTheme="minorEastAsia"/>
-                <w:b w:val="0"/>
                 <w:noProof/>
                 <w:shd w:val="clear" w:color="auto" w:fill="FFFFFF"/>
               </w:rPr>
@@ -16567,7 +16485,7 @@
                           <pic:cNvPicPr/>
                         </pic:nvPicPr>
                         <pic:blipFill>
-                          <a:blip r:embed="rId19">
+                          <a:blip r:embed="rId21">
                             <a:extLst>
                               <a:ext uri="{28A0092B-C50C-407E-A947-70E740481C1C}">
                                 <a14:useLocalDpi xmlns:a14="http://schemas.microsoft.com/office/drawing/2010/main" val="0"/>
@@ -16991,7 +16909,7 @@
                     <pic:cNvPicPr/>
                   </pic:nvPicPr>
                   <pic:blipFill>
-                    <a:blip r:embed="rId20">
+                    <a:blip r:embed="rId22">
                       <a:extLst>
                         <a:ext uri="{28A0092B-C50C-407E-A947-70E740481C1C}">
                           <a14:useLocalDpi xmlns:a14="http://schemas.microsoft.com/office/drawing/2010/main" val="0"/>
@@ -17066,7 +16984,7 @@
                     <pic:cNvPicPr/>
                   </pic:nvPicPr>
                   <pic:blipFill rotWithShape="1">
-                    <a:blip r:embed="rId21">
+                    <a:blip r:embed="rId23">
                       <a:extLst>
                         <a:ext uri="{28A0092B-C50C-407E-A947-70E740481C1C}">
                           <a14:useLocalDpi xmlns:a14="http://schemas.microsoft.com/office/drawing/2010/main" val="0"/>
@@ -17927,27 +17845,7 @@
                 <w:sz w:val="20"/>
                 <w:szCs w:val="20"/>
               </w:rPr>
-              <w:t xml:space="preserve">; </w:t>
-            </w:r>
-            <w:proofErr w:type="spellStart"/>
-            <w:r>
-              <w:rPr>
-                <w:rFonts w:ascii="Courier New" w:hAnsi="Courier New" w:cs="Courier New"/>
-                <w:color w:val="BCBEC4"/>
-                <w:sz w:val="20"/>
-                <w:szCs w:val="20"/>
-              </w:rPr>
-              <w:t>i</w:t>
-            </w:r>
-            <w:proofErr w:type="spellEnd"/>
-            <w:r>
-              <w:rPr>
-                <w:rFonts w:ascii="Courier New" w:hAnsi="Courier New" w:cs="Courier New"/>
-                <w:color w:val="BCBEC4"/>
-                <w:sz w:val="20"/>
-                <w:szCs w:val="20"/>
-              </w:rPr>
-              <w:t>++) {</w:t>
+              <w:t>; i++) {</w:t>
             </w:r>
             <w:r>
               <w:rPr>
@@ -18725,27 +18623,7 @@
                 <w:sz w:val="20"/>
                 <w:szCs w:val="20"/>
               </w:rPr>
-              <w:t xml:space="preserve">; </w:t>
-            </w:r>
-            <w:proofErr w:type="spellStart"/>
-            <w:r>
-              <w:rPr>
-                <w:rFonts w:ascii="Courier New" w:hAnsi="Courier New" w:cs="Courier New"/>
-                <w:color w:val="BCBEC4"/>
-                <w:sz w:val="20"/>
-                <w:szCs w:val="20"/>
-              </w:rPr>
-              <w:t>i</w:t>
-            </w:r>
-            <w:proofErr w:type="spellEnd"/>
-            <w:r>
-              <w:rPr>
-                <w:rFonts w:ascii="Courier New" w:hAnsi="Courier New" w:cs="Courier New"/>
-                <w:color w:val="BCBEC4"/>
-                <w:sz w:val="20"/>
-                <w:szCs w:val="20"/>
-              </w:rPr>
-              <w:t>++) {</w:t>
+              <w:t>; i++) {</w:t>
             </w:r>
             <w:r>
               <w:rPr>
@@ -19462,12 +19340,11 @@
             <w:r>
               <w:rPr>
                 <w:rFonts w:asciiTheme="minorEastAsia" w:eastAsiaTheme="minorEastAsia" w:hAnsiTheme="minorEastAsia"/>
-                <w:b w:val="0"/>
                 <w:noProof/>
                 <w:shd w:val="clear" w:color="auto" w:fill="FFFFFF"/>
               </w:rPr>
               <w:drawing>
-                <wp:inline distT="0" distB="0" distL="0" distR="0" wp14:anchorId="7261DA0E" wp14:editId="6179599E">
+                <wp:inline distT="0" distB="0" distL="0" distR="0" wp14:anchorId="7261DA0E" wp14:editId="25F1E16B">
                   <wp:extent cx="2164395" cy="3575957"/>
                   <wp:effectExtent l="0" t="0" r="0" b="5715"/>
                   <wp:docPr id="184746687" name="그림 4" descr="텍스트, 스크린샷, 소프트웨어, 폰트이(가) 표시된 사진&#10;&#10;AI가 생성한 콘텐츠는 부정확할 수 있습니다."/>
@@ -19482,7 +19359,7 @@
                           <pic:cNvPicPr/>
                         </pic:nvPicPr>
                         <pic:blipFill>
-                          <a:blip r:embed="rId22" cstate="print">
+                          <a:blip r:embed="rId24" cstate="print">
                             <a:extLst>
                               <a:ext uri="{28A0092B-C50C-407E-A947-70E740481C1C}">
                                 <a14:useLocalDpi xmlns:a14="http://schemas.microsoft.com/office/drawing/2010/main" val="0"/>
@@ -19657,6 +19534,533 @@
           </w:p>
           <w:p>
             <w:pPr>
+              <w:pStyle w:val="HTML0"/>
+              <w:shd w:val="clear" w:color="auto" w:fill="1E1F22"/>
+              <w:rPr>
+                <w:rFonts w:ascii="Courier New" w:hAnsi="Courier New" w:cs="Courier New"/>
+                <w:color w:val="BCBEC4"/>
+                <w:sz w:val="20"/>
+                <w:szCs w:val="20"/>
+              </w:rPr>
+            </w:pPr>
+            <w:r>
+              <w:rPr>
+                <w:rFonts w:ascii="Courier New" w:hAnsi="Courier New" w:cs="Courier New"/>
+                <w:color w:val="CF8E6D"/>
+                <w:sz w:val="20"/>
+                <w:szCs w:val="20"/>
+              </w:rPr>
+              <w:t xml:space="preserve">package </w:t>
+            </w:r>
+            <w:r>
+              <w:rPr>
+                <w:rFonts w:ascii="Courier New" w:hAnsi="Courier New" w:cs="Courier New"/>
+                <w:color w:val="BCBEC4"/>
+                <w:sz w:val="20"/>
+                <w:szCs w:val="20"/>
+              </w:rPr>
+              <w:t>practice6;</w:t>
+            </w:r>
+            <w:r>
+              <w:rPr>
+                <w:rFonts w:ascii="Courier New" w:hAnsi="Courier New" w:cs="Courier New"/>
+                <w:color w:val="BCBEC4"/>
+                <w:sz w:val="20"/>
+                <w:szCs w:val="20"/>
+              </w:rPr>
+              <w:br/>
+            </w:r>
+            <w:r>
+              <w:rPr>
+                <w:rFonts w:ascii="Courier New" w:hAnsi="Courier New" w:cs="Courier New"/>
+                <w:color w:val="BCBEC4"/>
+                <w:sz w:val="20"/>
+                <w:szCs w:val="20"/>
+              </w:rPr>
+              <w:br/>
+            </w:r>
+            <w:r>
+              <w:rPr>
+                <w:rFonts w:ascii="Courier New" w:hAnsi="Courier New" w:cs="Courier New"/>
+                <w:color w:val="CF8E6D"/>
+                <w:sz w:val="20"/>
+                <w:szCs w:val="20"/>
+              </w:rPr>
+              <w:t xml:space="preserve">import </w:t>
+            </w:r>
+            <w:proofErr w:type="spellStart"/>
+            <w:r>
+              <w:rPr>
+                <w:rFonts w:ascii="Courier New" w:hAnsi="Courier New" w:cs="Courier New"/>
+                <w:color w:val="BCBEC4"/>
+                <w:sz w:val="20"/>
+                <w:szCs w:val="20"/>
+              </w:rPr>
+              <w:t>java.time.LocalDate</w:t>
+            </w:r>
+            <w:proofErr w:type="spellEnd"/>
+            <w:r>
+              <w:rPr>
+                <w:rFonts w:ascii="Courier New" w:hAnsi="Courier New" w:cs="Courier New"/>
+                <w:color w:val="BCBEC4"/>
+                <w:sz w:val="20"/>
+                <w:szCs w:val="20"/>
+              </w:rPr>
+              <w:t>;</w:t>
+            </w:r>
+            <w:r>
+              <w:rPr>
+                <w:rFonts w:ascii="Courier New" w:hAnsi="Courier New" w:cs="Courier New"/>
+                <w:color w:val="BCBEC4"/>
+                <w:sz w:val="20"/>
+                <w:szCs w:val="20"/>
+              </w:rPr>
+              <w:br/>
+            </w:r>
+            <w:r>
+              <w:rPr>
+                <w:rFonts w:ascii="Courier New" w:hAnsi="Courier New" w:cs="Courier New"/>
+                <w:color w:val="BCBEC4"/>
+                <w:sz w:val="20"/>
+                <w:szCs w:val="20"/>
+              </w:rPr>
+              <w:br/>
+            </w:r>
+            <w:r>
+              <w:rPr>
+                <w:rFonts w:ascii="Courier New" w:hAnsi="Courier New" w:cs="Courier New"/>
+                <w:color w:val="CF8E6D"/>
+                <w:sz w:val="20"/>
+                <w:szCs w:val="20"/>
+              </w:rPr>
+              <w:t xml:space="preserve">public class </w:t>
+            </w:r>
+            <w:r>
+              <w:rPr>
+                <w:rFonts w:ascii="Courier New" w:hAnsi="Courier New" w:cs="Courier New"/>
+                <w:color w:val="BCBEC4"/>
+                <w:sz w:val="20"/>
+                <w:szCs w:val="20"/>
+              </w:rPr>
+              <w:t>Main {</w:t>
+            </w:r>
+            <w:r>
+              <w:rPr>
+                <w:rFonts w:ascii="Courier New" w:hAnsi="Courier New" w:cs="Courier New"/>
+                <w:color w:val="BCBEC4"/>
+                <w:sz w:val="20"/>
+                <w:szCs w:val="20"/>
+              </w:rPr>
+              <w:br/>
+              <w:t xml:space="preserve">    </w:t>
+            </w:r>
+            <w:r>
+              <w:rPr>
+                <w:rFonts w:ascii="Courier New" w:hAnsi="Courier New" w:cs="Courier New"/>
+                <w:color w:val="CF8E6D"/>
+                <w:sz w:val="20"/>
+                <w:szCs w:val="20"/>
+              </w:rPr>
+              <w:t xml:space="preserve">public static void </w:t>
+            </w:r>
+            <w:r>
+              <w:rPr>
+                <w:rFonts w:ascii="Courier New" w:hAnsi="Courier New" w:cs="Courier New"/>
+                <w:color w:val="56A8F5"/>
+                <w:sz w:val="20"/>
+                <w:szCs w:val="20"/>
+              </w:rPr>
+              <w:t>main</w:t>
+            </w:r>
+            <w:r>
+              <w:rPr>
+                <w:rFonts w:ascii="Courier New" w:hAnsi="Courier New" w:cs="Courier New"/>
+                <w:color w:val="BCBEC4"/>
+                <w:sz w:val="20"/>
+                <w:szCs w:val="20"/>
+              </w:rPr>
+              <w:t xml:space="preserve">(String[] </w:t>
+            </w:r>
+            <w:proofErr w:type="spellStart"/>
+            <w:r>
+              <w:rPr>
+                <w:rFonts w:ascii="Courier New" w:hAnsi="Courier New" w:cs="Courier New"/>
+                <w:color w:val="BCBEC4"/>
+                <w:sz w:val="20"/>
+                <w:szCs w:val="20"/>
+              </w:rPr>
+              <w:t>args</w:t>
+            </w:r>
+            <w:proofErr w:type="spellEnd"/>
+            <w:r>
+              <w:rPr>
+                <w:rFonts w:ascii="Courier New" w:hAnsi="Courier New" w:cs="Courier New"/>
+                <w:color w:val="BCBEC4"/>
+                <w:sz w:val="20"/>
+                <w:szCs w:val="20"/>
+              </w:rPr>
+              <w:t>) {</w:t>
+            </w:r>
+            <w:r>
+              <w:rPr>
+                <w:rFonts w:ascii="Courier New" w:hAnsi="Courier New" w:cs="Courier New"/>
+                <w:color w:val="BCBEC4"/>
+                <w:sz w:val="20"/>
+                <w:szCs w:val="20"/>
+              </w:rPr>
+              <w:br/>
+              <w:t xml:space="preserve">        </w:t>
+            </w:r>
+            <w:proofErr w:type="spellStart"/>
+            <w:r>
+              <w:rPr>
+                <w:rFonts w:ascii="Courier New" w:hAnsi="Courier New" w:cs="Courier New"/>
+                <w:color w:val="BCBEC4"/>
+                <w:sz w:val="20"/>
+                <w:szCs w:val="20"/>
+              </w:rPr>
+              <w:t>LocalDate</w:t>
+            </w:r>
+            <w:proofErr w:type="spellEnd"/>
+            <w:r>
+              <w:rPr>
+                <w:rFonts w:ascii="Courier New" w:hAnsi="Courier New" w:cs="Courier New"/>
+                <w:color w:val="BCBEC4"/>
+                <w:sz w:val="20"/>
+                <w:szCs w:val="20"/>
+              </w:rPr>
+              <w:t xml:space="preserve"> today = </w:t>
+            </w:r>
+            <w:proofErr w:type="spellStart"/>
+            <w:r>
+              <w:rPr>
+                <w:rFonts w:ascii="Courier New" w:hAnsi="Courier New" w:cs="Courier New"/>
+                <w:color w:val="BCBEC4"/>
+                <w:sz w:val="20"/>
+                <w:szCs w:val="20"/>
+              </w:rPr>
+              <w:t>LocalDate.</w:t>
+            </w:r>
+            <w:r>
+              <w:rPr>
+                <w:rFonts w:ascii="Courier New" w:hAnsi="Courier New" w:cs="Courier New"/>
+                <w:i/>
+                <w:iCs/>
+                <w:color w:val="BCBEC4"/>
+                <w:sz w:val="20"/>
+                <w:szCs w:val="20"/>
+              </w:rPr>
+              <w:t>now</w:t>
+            </w:r>
+            <w:proofErr w:type="spellEnd"/>
+            <w:r>
+              <w:rPr>
+                <w:rFonts w:ascii="Courier New" w:hAnsi="Courier New" w:cs="Courier New"/>
+                <w:color w:val="BCBEC4"/>
+                <w:sz w:val="20"/>
+                <w:szCs w:val="20"/>
+              </w:rPr>
+              <w:t>();</w:t>
+            </w:r>
+            <w:r>
+              <w:rPr>
+                <w:rFonts w:ascii="Courier New" w:hAnsi="Courier New" w:cs="Courier New"/>
+                <w:color w:val="BCBEC4"/>
+                <w:sz w:val="20"/>
+                <w:szCs w:val="20"/>
+              </w:rPr>
+              <w:br/>
+              <w:t xml:space="preserve">        </w:t>
+            </w:r>
+            <w:proofErr w:type="spellStart"/>
+            <w:r>
+              <w:rPr>
+                <w:rFonts w:ascii="Courier New" w:hAnsi="Courier New" w:cs="Courier New"/>
+                <w:color w:val="BCBEC4"/>
+                <w:sz w:val="20"/>
+                <w:szCs w:val="20"/>
+              </w:rPr>
+              <w:t>LocalDate</w:t>
+            </w:r>
+            <w:proofErr w:type="spellEnd"/>
+            <w:r>
+              <w:rPr>
+                <w:rFonts w:ascii="Courier New" w:hAnsi="Courier New" w:cs="Courier New"/>
+                <w:color w:val="BCBEC4"/>
+                <w:sz w:val="20"/>
+                <w:szCs w:val="20"/>
+              </w:rPr>
+              <w:t xml:space="preserve"> after5days = </w:t>
+            </w:r>
+            <w:proofErr w:type="spellStart"/>
+            <w:r>
+              <w:rPr>
+                <w:rFonts w:ascii="Courier New" w:hAnsi="Courier New" w:cs="Courier New"/>
+                <w:color w:val="BCBEC4"/>
+                <w:sz w:val="20"/>
+                <w:szCs w:val="20"/>
+              </w:rPr>
+              <w:t>today.plusDays</w:t>
+            </w:r>
+            <w:proofErr w:type="spellEnd"/>
+            <w:r>
+              <w:rPr>
+                <w:rFonts w:ascii="Courier New" w:hAnsi="Courier New" w:cs="Courier New"/>
+                <w:color w:val="BCBEC4"/>
+                <w:sz w:val="20"/>
+                <w:szCs w:val="20"/>
+              </w:rPr>
+              <w:t>(</w:t>
+            </w:r>
+            <w:r>
+              <w:rPr>
+                <w:rFonts w:ascii="Courier New" w:hAnsi="Courier New" w:cs="Courier New"/>
+                <w:color w:val="2AACB8"/>
+                <w:sz w:val="20"/>
+                <w:szCs w:val="20"/>
+              </w:rPr>
+              <w:t>5</w:t>
+            </w:r>
+            <w:r>
+              <w:rPr>
+                <w:rFonts w:ascii="Courier New" w:hAnsi="Courier New" w:cs="Courier New"/>
+                <w:color w:val="BCBEC4"/>
+                <w:sz w:val="20"/>
+                <w:szCs w:val="20"/>
+              </w:rPr>
+              <w:t>);</w:t>
+            </w:r>
+            <w:r>
+              <w:rPr>
+                <w:rFonts w:ascii="Courier New" w:hAnsi="Courier New" w:cs="Courier New"/>
+                <w:color w:val="BCBEC4"/>
+                <w:sz w:val="20"/>
+                <w:szCs w:val="20"/>
+              </w:rPr>
+              <w:br/>
+              <w:t xml:space="preserve">        </w:t>
+            </w:r>
+            <w:proofErr w:type="spellStart"/>
+            <w:r>
+              <w:rPr>
+                <w:rFonts w:ascii="Courier New" w:hAnsi="Courier New" w:cs="Courier New"/>
+                <w:color w:val="BCBEC4"/>
+                <w:sz w:val="20"/>
+                <w:szCs w:val="20"/>
+              </w:rPr>
+              <w:t>System.</w:t>
+            </w:r>
+            <w:r>
+              <w:rPr>
+                <w:rFonts w:ascii="Courier New" w:hAnsi="Courier New" w:cs="Courier New"/>
+                <w:i/>
+                <w:iCs/>
+                <w:color w:val="C77DBB"/>
+                <w:sz w:val="20"/>
+                <w:szCs w:val="20"/>
+              </w:rPr>
+              <w:t>out</w:t>
+            </w:r>
+            <w:r>
+              <w:rPr>
+                <w:rFonts w:ascii="Courier New" w:hAnsi="Courier New" w:cs="Courier New"/>
+                <w:color w:val="BCBEC4"/>
+                <w:sz w:val="20"/>
+                <w:szCs w:val="20"/>
+              </w:rPr>
+              <w:t>.println</w:t>
+            </w:r>
+            <w:proofErr w:type="spellEnd"/>
+            <w:r>
+              <w:rPr>
+                <w:rFonts w:ascii="Courier New" w:hAnsi="Courier New" w:cs="Courier New"/>
+                <w:color w:val="BCBEC4"/>
+                <w:sz w:val="20"/>
+                <w:szCs w:val="20"/>
+              </w:rPr>
+              <w:t>(</w:t>
+            </w:r>
+            <w:r>
+              <w:rPr>
+                <w:rFonts w:ascii="Courier New" w:hAnsi="Courier New" w:cs="Courier New"/>
+                <w:color w:val="6AAB73"/>
+                <w:sz w:val="20"/>
+                <w:szCs w:val="20"/>
+              </w:rPr>
+              <w:t>"</w:t>
+            </w:r>
+            <w:r>
+              <w:rPr>
+                <w:rFonts w:ascii="Menlo-Regular" w:hAnsi="Menlo-Regular" w:cs="Menlo-Regular"/>
+                <w:color w:val="6AAB73"/>
+                <w:sz w:val="20"/>
+                <w:szCs w:val="20"/>
+              </w:rPr>
+              <w:t>현재</w:t>
+            </w:r>
+            <w:r>
+              <w:rPr>
+                <w:rFonts w:ascii="Menlo-Regular" w:hAnsi="Menlo-Regular" w:cs="Menlo-Regular"/>
+                <w:color w:val="6AAB73"/>
+                <w:sz w:val="20"/>
+                <w:szCs w:val="20"/>
+              </w:rPr>
+              <w:t xml:space="preserve"> </w:t>
+            </w:r>
+            <w:r>
+              <w:rPr>
+                <w:rFonts w:ascii="Menlo-Regular" w:hAnsi="Menlo-Regular" w:cs="Menlo-Regular"/>
+                <w:color w:val="6AAB73"/>
+                <w:sz w:val="20"/>
+                <w:szCs w:val="20"/>
+              </w:rPr>
+              <w:t>날짜</w:t>
+            </w:r>
+            <w:r>
+              <w:rPr>
+                <w:rFonts w:ascii="Courier New" w:hAnsi="Courier New" w:cs="Courier New"/>
+                <w:color w:val="6AAB73"/>
+                <w:sz w:val="20"/>
+                <w:szCs w:val="20"/>
+              </w:rPr>
+              <w:t xml:space="preserve"> : " </w:t>
+            </w:r>
+            <w:r>
+              <w:rPr>
+                <w:rFonts w:ascii="Courier New" w:hAnsi="Courier New" w:cs="Courier New"/>
+                <w:color w:val="BCBEC4"/>
+                <w:sz w:val="20"/>
+                <w:szCs w:val="20"/>
+              </w:rPr>
+              <w:t>+ today);</w:t>
+            </w:r>
+            <w:r>
+              <w:rPr>
+                <w:rFonts w:ascii="Courier New" w:hAnsi="Courier New" w:cs="Courier New"/>
+                <w:color w:val="BCBEC4"/>
+                <w:sz w:val="20"/>
+                <w:szCs w:val="20"/>
+              </w:rPr>
+              <w:br/>
+              <w:t xml:space="preserve">        </w:t>
+            </w:r>
+            <w:proofErr w:type="spellStart"/>
+            <w:r>
+              <w:rPr>
+                <w:rFonts w:ascii="Courier New" w:hAnsi="Courier New" w:cs="Courier New"/>
+                <w:color w:val="BCBEC4"/>
+                <w:sz w:val="20"/>
+                <w:szCs w:val="20"/>
+              </w:rPr>
+              <w:t>System.</w:t>
+            </w:r>
+            <w:r>
+              <w:rPr>
+                <w:rFonts w:ascii="Courier New" w:hAnsi="Courier New" w:cs="Courier New"/>
+                <w:i/>
+                <w:iCs/>
+                <w:color w:val="C77DBB"/>
+                <w:sz w:val="20"/>
+                <w:szCs w:val="20"/>
+              </w:rPr>
+              <w:t>out</w:t>
+            </w:r>
+            <w:r>
+              <w:rPr>
+                <w:rFonts w:ascii="Courier New" w:hAnsi="Courier New" w:cs="Courier New"/>
+                <w:color w:val="BCBEC4"/>
+                <w:sz w:val="20"/>
+                <w:szCs w:val="20"/>
+              </w:rPr>
+              <w:t>.println</w:t>
+            </w:r>
+            <w:proofErr w:type="spellEnd"/>
+            <w:r>
+              <w:rPr>
+                <w:rFonts w:ascii="Courier New" w:hAnsi="Courier New" w:cs="Courier New"/>
+                <w:color w:val="BCBEC4"/>
+                <w:sz w:val="20"/>
+                <w:szCs w:val="20"/>
+              </w:rPr>
+              <w:t>(</w:t>
+            </w:r>
+            <w:r>
+              <w:rPr>
+                <w:rFonts w:ascii="Courier New" w:hAnsi="Courier New" w:cs="Courier New"/>
+                <w:color w:val="6AAB73"/>
+                <w:sz w:val="20"/>
+                <w:szCs w:val="20"/>
+              </w:rPr>
+              <w:t>"5</w:t>
+            </w:r>
+            <w:r>
+              <w:rPr>
+                <w:rFonts w:ascii="Menlo-Regular" w:hAnsi="Menlo-Regular" w:cs="Menlo-Regular"/>
+                <w:color w:val="6AAB73"/>
+                <w:sz w:val="20"/>
+                <w:szCs w:val="20"/>
+              </w:rPr>
+              <w:t>일</w:t>
+            </w:r>
+            <w:r>
+              <w:rPr>
+                <w:rFonts w:ascii="Menlo-Regular" w:hAnsi="Menlo-Regular" w:cs="Menlo-Regular"/>
+                <w:color w:val="6AAB73"/>
+                <w:sz w:val="20"/>
+                <w:szCs w:val="20"/>
+              </w:rPr>
+              <w:t xml:space="preserve"> </w:t>
+            </w:r>
+            <w:r>
+              <w:rPr>
+                <w:rFonts w:ascii="Menlo-Regular" w:hAnsi="Menlo-Regular" w:cs="Menlo-Regular"/>
+                <w:color w:val="6AAB73"/>
+                <w:sz w:val="20"/>
+                <w:szCs w:val="20"/>
+              </w:rPr>
+              <w:t>후</w:t>
+            </w:r>
+            <w:r>
+              <w:rPr>
+                <w:rFonts w:ascii="Courier New" w:hAnsi="Courier New" w:cs="Courier New"/>
+                <w:color w:val="6AAB73"/>
+                <w:sz w:val="20"/>
+                <w:szCs w:val="20"/>
+              </w:rPr>
+              <w:t xml:space="preserve"> : " </w:t>
+            </w:r>
+            <w:r>
+              <w:rPr>
+                <w:rFonts w:ascii="Courier New" w:hAnsi="Courier New" w:cs="Courier New"/>
+                <w:color w:val="BCBEC4"/>
+                <w:sz w:val="20"/>
+                <w:szCs w:val="20"/>
+              </w:rPr>
+              <w:t>+ after5days);</w:t>
+            </w:r>
+            <w:r>
+              <w:rPr>
+                <w:rFonts w:ascii="Courier New" w:hAnsi="Courier New" w:cs="Courier New"/>
+                <w:color w:val="BCBEC4"/>
+                <w:sz w:val="20"/>
+                <w:szCs w:val="20"/>
+              </w:rPr>
+              <w:br/>
+              <w:t xml:space="preserve">    }</w:t>
+            </w:r>
+            <w:r>
+              <w:rPr>
+                <w:rFonts w:ascii="Courier New" w:hAnsi="Courier New" w:cs="Courier New"/>
+                <w:color w:val="BCBEC4"/>
+                <w:sz w:val="20"/>
+                <w:szCs w:val="20"/>
+              </w:rPr>
+              <w:br/>
+              <w:t>}</w:t>
+            </w:r>
+          </w:p>
+          <w:p>
+            <w:pPr>
               <w:adjustRightInd w:val="0"/>
               <w:rPr>
                 <w:rFonts w:asciiTheme="minorEastAsia" w:hAnsiTheme="minorEastAsia"/>
@@ -19711,6 +20115,56 @@
                 <w:shd w:val="clear" w:color="auto" w:fill="FFFFFF"/>
               </w:rPr>
             </w:pPr>
+            <w:r>
+              <w:rPr>
+                <w:rFonts w:asciiTheme="minorEastAsia" w:eastAsiaTheme="minorEastAsia" w:hAnsiTheme="minorEastAsia"/>
+                <w:b w:val="0"/>
+                <w:noProof/>
+                <w:color w:val="4472C4" w:themeColor="accent5"/>
+                <w:shd w:val="clear" w:color="auto" w:fill="FFFFFF"/>
+              </w:rPr>
+              <w:drawing>
+                <wp:inline distT="0" distB="0" distL="0" distR="0" wp14:anchorId="1DC37E4D" wp14:editId="39885989">
+                  <wp:extent cx="2539093" cy="1817760"/>
+                  <wp:effectExtent l="0" t="0" r="1270" b="0"/>
+                  <wp:docPr id="1996399477" name="그림 1" descr="텍스트, 스크린샷, 폰트, 번호이(가) 표시된 사진&#10;&#10;AI가 생성한 콘텐츠는 부정확할 수 있습니다."/>
+                  <wp:cNvGraphicFramePr>
+                    <a:graphicFrameLocks xmlns:a="http://schemas.openxmlformats.org/drawingml/2006/main" noChangeAspect="1"/>
+                  </wp:cNvGraphicFramePr>
+                  <a:graphic xmlns:a="http://schemas.openxmlformats.org/drawingml/2006/main">
+                    <a:graphicData uri="http://schemas.openxmlformats.org/drawingml/2006/picture">
+                      <pic:pic xmlns:pic="http://schemas.openxmlformats.org/drawingml/2006/picture">
+                        <pic:nvPicPr>
+                          <pic:cNvPr id="1996399477" name="그림 1" descr="텍스트, 스크린샷, 폰트, 번호이(가) 표시된 사진&#10;&#10;AI가 생성한 콘텐츠는 부정확할 수 있습니다."/>
+                          <pic:cNvPicPr/>
+                        </pic:nvPicPr>
+                        <pic:blipFill>
+                          <a:blip r:embed="rId25">
+                            <a:extLst>
+                              <a:ext uri="{28A0092B-C50C-407E-A947-70E740481C1C}">
+                                <a14:useLocalDpi xmlns:a14="http://schemas.microsoft.com/office/drawing/2010/main" val="0"/>
+                              </a:ext>
+                            </a:extLst>
+                          </a:blip>
+                          <a:stretch>
+                            <a:fillRect/>
+                          </a:stretch>
+                        </pic:blipFill>
+                        <pic:spPr>
+                          <a:xfrm>
+                            <a:off x="0" y="0"/>
+                            <a:ext cx="2544084" cy="1821333"/>
+                          </a:xfrm>
+                          <a:prstGeom prst="rect">
+                            <a:avLst/>
+                          </a:prstGeom>
+                        </pic:spPr>
+                      </pic:pic>
+                    </a:graphicData>
+                  </a:graphic>
+                </wp:inline>
+              </w:drawing>
+            </w:r>
           </w:p>
         </w:tc>
       </w:tr>
@@ -20758,7 +21212,7 @@
           <w:noProof/>
         </w:rPr>
         <w:drawing>
-          <wp:anchor distT="0" distB="0" distL="114300" distR="114300" simplePos="0" relativeHeight="251668480" behindDoc="0" locked="0" layoutInCell="1" allowOverlap="1" wp14:anchorId="34D6E2AF" wp14:editId="2FA63B75">
+          <wp:anchor distT="0" distB="0" distL="114300" distR="114300" simplePos="0" relativeHeight="251668480" behindDoc="0" locked="0" layoutInCell="1" allowOverlap="1" wp14:anchorId="34D6E2AF" wp14:editId="3EDFACB8">
             <wp:simplePos x="0" y="0"/>
             <wp:positionH relativeFrom="column">
               <wp:posOffset>3530388</wp:posOffset>
@@ -20789,7 +21243,7 @@
                     <pic:cNvPicPr/>
                   </pic:nvPicPr>
                   <pic:blipFill>
-                    <a:blip r:embed="rId23" cstate="print">
+                    <a:blip r:embed="rId26" cstate="print">
                       <a:extLst>
                         <a:ext uri="{28A0092B-C50C-407E-A947-70E740481C1C}">
                           <a14:useLocalDpi xmlns:a14="http://schemas.microsoft.com/office/drawing/2010/main" val="0"/>
@@ -21117,15 +21571,13 @@
         </w:rPr>
         <w:t>(</w:t>
       </w:r>
-      <w:proofErr w:type="gramStart"/>
       <w:r>
         <w:rPr>
           <w:rFonts w:ascii="맑은 고딕" w:eastAsia="맑은 고딕" w:cs="맑은 고딕"/>
           <w:szCs w:val="20"/>
         </w:rPr>
-        <w:t>);</w:t>
-      </w:r>
-      <w:proofErr w:type="gramEnd"/>
+        <w:t>).</w:t>
+      </w:r>
     </w:p>
     <w:p>
       <w:pPr>
@@ -21265,6 +21717,1356 @@
           </w:p>
           <w:p>
             <w:pPr>
+              <w:pStyle w:val="HTML0"/>
+              <w:shd w:val="clear" w:color="auto" w:fill="1E1F22"/>
+              <w:rPr>
+                <w:rFonts w:ascii="Courier New" w:hAnsi="Courier New" w:cs="Courier New"/>
+                <w:color w:val="BCBEC4"/>
+                <w:sz w:val="20"/>
+                <w:szCs w:val="20"/>
+              </w:rPr>
+            </w:pPr>
+            <w:r>
+              <w:rPr>
+                <w:rFonts w:ascii="Courier New" w:hAnsi="Courier New" w:cs="Courier New"/>
+                <w:color w:val="CF8E6D"/>
+                <w:sz w:val="20"/>
+                <w:szCs w:val="20"/>
+              </w:rPr>
+              <w:t xml:space="preserve">package </w:t>
+            </w:r>
+            <w:r>
+              <w:rPr>
+                <w:rFonts w:ascii="Courier New" w:hAnsi="Courier New" w:cs="Courier New"/>
+                <w:color w:val="BCBEC4"/>
+                <w:sz w:val="20"/>
+                <w:szCs w:val="20"/>
+              </w:rPr>
+              <w:t>practice7;</w:t>
+            </w:r>
+            <w:r>
+              <w:rPr>
+                <w:rFonts w:ascii="Courier New" w:hAnsi="Courier New" w:cs="Courier New"/>
+                <w:color w:val="BCBEC4"/>
+                <w:sz w:val="20"/>
+                <w:szCs w:val="20"/>
+              </w:rPr>
+              <w:br/>
+            </w:r>
+            <w:r>
+              <w:rPr>
+                <w:rFonts w:ascii="Courier New" w:hAnsi="Courier New" w:cs="Courier New"/>
+                <w:color w:val="BCBEC4"/>
+                <w:sz w:val="20"/>
+                <w:szCs w:val="20"/>
+              </w:rPr>
+              <w:br/>
+            </w:r>
+            <w:r>
+              <w:rPr>
+                <w:rFonts w:ascii="Courier New" w:hAnsi="Courier New" w:cs="Courier New"/>
+                <w:color w:val="CF8E6D"/>
+                <w:sz w:val="20"/>
+                <w:szCs w:val="20"/>
+              </w:rPr>
+              <w:t xml:space="preserve">public class </w:t>
+            </w:r>
+            <w:r>
+              <w:rPr>
+                <w:rFonts w:ascii="Courier New" w:hAnsi="Courier New" w:cs="Courier New"/>
+                <w:color w:val="BCBEC4"/>
+                <w:sz w:val="20"/>
+                <w:szCs w:val="20"/>
+              </w:rPr>
+              <w:t xml:space="preserve">Job </w:t>
+            </w:r>
+            <w:r>
+              <w:rPr>
+                <w:rFonts w:ascii="Courier New" w:hAnsi="Courier New" w:cs="Courier New"/>
+                <w:color w:val="CF8E6D"/>
+                <w:sz w:val="20"/>
+                <w:szCs w:val="20"/>
+              </w:rPr>
+              <w:t xml:space="preserve">extends </w:t>
+            </w:r>
+            <w:r>
+              <w:rPr>
+                <w:rFonts w:ascii="Courier New" w:hAnsi="Courier New" w:cs="Courier New"/>
+                <w:color w:val="BCBEC4"/>
+                <w:sz w:val="20"/>
+                <w:szCs w:val="20"/>
+              </w:rPr>
+              <w:t>Thread {</w:t>
+            </w:r>
+            <w:r>
+              <w:rPr>
+                <w:rFonts w:ascii="Courier New" w:hAnsi="Courier New" w:cs="Courier New"/>
+                <w:color w:val="BCBEC4"/>
+                <w:sz w:val="20"/>
+                <w:szCs w:val="20"/>
+              </w:rPr>
+              <w:br/>
+              <w:t xml:space="preserve">    </w:t>
+            </w:r>
+            <w:r>
+              <w:rPr>
+                <w:rFonts w:ascii="Courier New" w:hAnsi="Courier New" w:cs="Courier New"/>
+                <w:color w:val="7A7E85"/>
+                <w:sz w:val="20"/>
+                <w:szCs w:val="20"/>
+              </w:rPr>
+              <w:t xml:space="preserve">// </w:t>
+            </w:r>
+            <w:r>
+              <w:rPr>
+                <w:rFonts w:ascii="Menlo-Regular" w:hAnsi="Menlo-Regular" w:cs="Menlo-Regular"/>
+                <w:color w:val="7A7E85"/>
+                <w:sz w:val="20"/>
+                <w:szCs w:val="20"/>
+              </w:rPr>
+              <w:t>필드</w:t>
+            </w:r>
+            <w:r>
+              <w:rPr>
+                <w:rFonts w:ascii="Menlo-Regular" w:hAnsi="Menlo-Regular" w:cs="Menlo-Regular"/>
+                <w:color w:val="7A7E85"/>
+                <w:sz w:val="20"/>
+                <w:szCs w:val="20"/>
+              </w:rPr>
+              <w:br/>
+              <w:t xml:space="preserve">    </w:t>
+            </w:r>
+            <w:r>
+              <w:rPr>
+                <w:rFonts w:ascii="Courier New" w:hAnsi="Courier New" w:cs="Courier New"/>
+                <w:color w:val="CF8E6D"/>
+                <w:sz w:val="20"/>
+                <w:szCs w:val="20"/>
+              </w:rPr>
+              <w:t xml:space="preserve">private </w:t>
+            </w:r>
+            <w:r>
+              <w:rPr>
+                <w:rFonts w:ascii="Courier New" w:hAnsi="Courier New" w:cs="Courier New"/>
+                <w:color w:val="BCBEC4"/>
+                <w:sz w:val="20"/>
+                <w:szCs w:val="20"/>
+              </w:rPr>
+              <w:t xml:space="preserve">String </w:t>
+            </w:r>
+            <w:r>
+              <w:rPr>
+                <w:rFonts w:ascii="Courier New" w:hAnsi="Courier New" w:cs="Courier New"/>
+                <w:color w:val="C77DBB"/>
+                <w:sz w:val="20"/>
+                <w:szCs w:val="20"/>
+              </w:rPr>
+              <w:t>name</w:t>
+            </w:r>
+            <w:r>
+              <w:rPr>
+                <w:rFonts w:ascii="Courier New" w:hAnsi="Courier New" w:cs="Courier New"/>
+                <w:color w:val="BCBEC4"/>
+                <w:sz w:val="20"/>
+                <w:szCs w:val="20"/>
+              </w:rPr>
+              <w:t>;</w:t>
+            </w:r>
+            <w:r>
+              <w:rPr>
+                <w:rFonts w:ascii="Courier New" w:hAnsi="Courier New" w:cs="Courier New"/>
+                <w:color w:val="BCBEC4"/>
+                <w:sz w:val="20"/>
+                <w:szCs w:val="20"/>
+              </w:rPr>
+              <w:br/>
+              <w:t xml:space="preserve">    </w:t>
+            </w:r>
+            <w:r>
+              <w:rPr>
+                <w:rFonts w:ascii="Courier New" w:hAnsi="Courier New" w:cs="Courier New"/>
+                <w:color w:val="CF8E6D"/>
+                <w:sz w:val="20"/>
+                <w:szCs w:val="20"/>
+              </w:rPr>
+              <w:t xml:space="preserve">private int </w:t>
+            </w:r>
+            <w:r>
+              <w:rPr>
+                <w:rFonts w:ascii="Courier New" w:hAnsi="Courier New" w:cs="Courier New"/>
+                <w:color w:val="C77DBB"/>
+                <w:sz w:val="20"/>
+                <w:szCs w:val="20"/>
+              </w:rPr>
+              <w:t xml:space="preserve">num </w:t>
+            </w:r>
+            <w:r>
+              <w:rPr>
+                <w:rFonts w:ascii="Courier New" w:hAnsi="Courier New" w:cs="Courier New"/>
+                <w:color w:val="BCBEC4"/>
+                <w:sz w:val="20"/>
+                <w:szCs w:val="20"/>
+              </w:rPr>
+              <w:t xml:space="preserve">= </w:t>
+            </w:r>
+            <w:r>
+              <w:rPr>
+                <w:rFonts w:ascii="Courier New" w:hAnsi="Courier New" w:cs="Courier New"/>
+                <w:color w:val="2AACB8"/>
+                <w:sz w:val="20"/>
+                <w:szCs w:val="20"/>
+              </w:rPr>
+              <w:t>0</w:t>
+            </w:r>
+            <w:r>
+              <w:rPr>
+                <w:rFonts w:ascii="Courier New" w:hAnsi="Courier New" w:cs="Courier New"/>
+                <w:color w:val="BCBEC4"/>
+                <w:sz w:val="20"/>
+                <w:szCs w:val="20"/>
+              </w:rPr>
+              <w:t>;</w:t>
+            </w:r>
+            <w:r>
+              <w:rPr>
+                <w:rFonts w:ascii="Courier New" w:hAnsi="Courier New" w:cs="Courier New"/>
+                <w:color w:val="BCBEC4"/>
+                <w:sz w:val="20"/>
+                <w:szCs w:val="20"/>
+              </w:rPr>
+              <w:br/>
+            </w:r>
+            <w:r>
+              <w:rPr>
+                <w:rFonts w:ascii="Courier New" w:hAnsi="Courier New" w:cs="Courier New"/>
+                <w:color w:val="BCBEC4"/>
+                <w:sz w:val="20"/>
+                <w:szCs w:val="20"/>
+              </w:rPr>
+              <w:br/>
+              <w:t xml:space="preserve">    </w:t>
+            </w:r>
+            <w:r>
+              <w:rPr>
+                <w:rFonts w:ascii="Courier New" w:hAnsi="Courier New" w:cs="Courier New"/>
+                <w:color w:val="7A7E85"/>
+                <w:sz w:val="20"/>
+                <w:szCs w:val="20"/>
+              </w:rPr>
+              <w:t xml:space="preserve">// </w:t>
+            </w:r>
+            <w:r>
+              <w:rPr>
+                <w:rFonts w:ascii="Menlo-Regular" w:hAnsi="Menlo-Regular" w:cs="Menlo-Regular"/>
+                <w:color w:val="7A7E85"/>
+                <w:sz w:val="20"/>
+                <w:szCs w:val="20"/>
+              </w:rPr>
+              <w:t>생성자</w:t>
+            </w:r>
+            <w:r>
+              <w:rPr>
+                <w:rFonts w:ascii="Menlo-Regular" w:hAnsi="Menlo-Regular" w:cs="Menlo-Regular"/>
+                <w:color w:val="7A7E85"/>
+                <w:sz w:val="20"/>
+                <w:szCs w:val="20"/>
+              </w:rPr>
+              <w:br/>
+              <w:t xml:space="preserve">    </w:t>
+            </w:r>
+            <w:r>
+              <w:rPr>
+                <w:rFonts w:ascii="Courier New" w:hAnsi="Courier New" w:cs="Courier New"/>
+                <w:color w:val="CF8E6D"/>
+                <w:sz w:val="20"/>
+                <w:szCs w:val="20"/>
+              </w:rPr>
+              <w:t xml:space="preserve">public </w:t>
+            </w:r>
+            <w:r>
+              <w:rPr>
+                <w:rFonts w:ascii="Courier New" w:hAnsi="Courier New" w:cs="Courier New"/>
+                <w:color w:val="56A8F5"/>
+                <w:sz w:val="20"/>
+                <w:szCs w:val="20"/>
+              </w:rPr>
+              <w:t>Job</w:t>
+            </w:r>
+            <w:r>
+              <w:rPr>
+                <w:rFonts w:ascii="Courier New" w:hAnsi="Courier New" w:cs="Courier New"/>
+                <w:color w:val="BCBEC4"/>
+                <w:sz w:val="20"/>
+                <w:szCs w:val="20"/>
+              </w:rPr>
+              <w:t>(String name) {</w:t>
+            </w:r>
+            <w:r>
+              <w:rPr>
+                <w:rFonts w:ascii="Courier New" w:hAnsi="Courier New" w:cs="Courier New"/>
+                <w:color w:val="BCBEC4"/>
+                <w:sz w:val="20"/>
+                <w:szCs w:val="20"/>
+              </w:rPr>
+              <w:br/>
+              <w:t xml:space="preserve">        </w:t>
+            </w:r>
+            <w:r>
+              <w:rPr>
+                <w:rFonts w:ascii="Courier New" w:hAnsi="Courier New" w:cs="Courier New"/>
+                <w:color w:val="CF8E6D"/>
+                <w:sz w:val="20"/>
+                <w:szCs w:val="20"/>
+              </w:rPr>
+              <w:t>this</w:t>
+            </w:r>
+            <w:r>
+              <w:rPr>
+                <w:rFonts w:ascii="Courier New" w:hAnsi="Courier New" w:cs="Courier New"/>
+                <w:color w:val="BCBEC4"/>
+                <w:sz w:val="20"/>
+                <w:szCs w:val="20"/>
+              </w:rPr>
+              <w:t>.</w:t>
+            </w:r>
+            <w:r>
+              <w:rPr>
+                <w:rFonts w:ascii="Courier New" w:hAnsi="Courier New" w:cs="Courier New"/>
+                <w:color w:val="C77DBB"/>
+                <w:sz w:val="20"/>
+                <w:szCs w:val="20"/>
+              </w:rPr>
+              <w:t xml:space="preserve">name </w:t>
+            </w:r>
+            <w:r>
+              <w:rPr>
+                <w:rFonts w:ascii="Courier New" w:hAnsi="Courier New" w:cs="Courier New"/>
+                <w:color w:val="BCBEC4"/>
+                <w:sz w:val="20"/>
+                <w:szCs w:val="20"/>
+              </w:rPr>
+              <w:t>= name;</w:t>
+            </w:r>
+            <w:r>
+              <w:rPr>
+                <w:rFonts w:ascii="Courier New" w:hAnsi="Courier New" w:cs="Courier New"/>
+                <w:color w:val="BCBEC4"/>
+                <w:sz w:val="20"/>
+                <w:szCs w:val="20"/>
+              </w:rPr>
+              <w:br/>
+              <w:t xml:space="preserve">    }</w:t>
+            </w:r>
+            <w:r>
+              <w:rPr>
+                <w:rFonts w:ascii="Courier New" w:hAnsi="Courier New" w:cs="Courier New"/>
+                <w:color w:val="BCBEC4"/>
+                <w:sz w:val="20"/>
+                <w:szCs w:val="20"/>
+              </w:rPr>
+              <w:br/>
+            </w:r>
+            <w:r>
+              <w:rPr>
+                <w:rFonts w:ascii="Courier New" w:hAnsi="Courier New" w:cs="Courier New"/>
+                <w:color w:val="BCBEC4"/>
+                <w:sz w:val="20"/>
+                <w:szCs w:val="20"/>
+              </w:rPr>
+              <w:br/>
+              <w:t xml:space="preserve">    </w:t>
+            </w:r>
+            <w:r>
+              <w:rPr>
+                <w:rFonts w:ascii="Courier New" w:hAnsi="Courier New" w:cs="Courier New"/>
+                <w:color w:val="B3AE60"/>
+                <w:sz w:val="20"/>
+                <w:szCs w:val="20"/>
+              </w:rPr>
+              <w:t>@Override</w:t>
+            </w:r>
+            <w:r>
+              <w:rPr>
+                <w:rFonts w:ascii="Courier New" w:hAnsi="Courier New" w:cs="Courier New"/>
+                <w:color w:val="B3AE60"/>
+                <w:sz w:val="20"/>
+                <w:szCs w:val="20"/>
+              </w:rPr>
+              <w:br/>
+              <w:t xml:space="preserve">    </w:t>
+            </w:r>
+            <w:r>
+              <w:rPr>
+                <w:rFonts w:ascii="Courier New" w:hAnsi="Courier New" w:cs="Courier New"/>
+                <w:color w:val="CF8E6D"/>
+                <w:sz w:val="20"/>
+                <w:szCs w:val="20"/>
+              </w:rPr>
+              <w:t xml:space="preserve">public void </w:t>
+            </w:r>
+            <w:r>
+              <w:rPr>
+                <w:rFonts w:ascii="Courier New" w:hAnsi="Courier New" w:cs="Courier New"/>
+                <w:color w:val="56A8F5"/>
+                <w:sz w:val="20"/>
+                <w:szCs w:val="20"/>
+              </w:rPr>
+              <w:t>run</w:t>
+            </w:r>
+            <w:r>
+              <w:rPr>
+                <w:rFonts w:ascii="Courier New" w:hAnsi="Courier New" w:cs="Courier New"/>
+                <w:color w:val="BCBEC4"/>
+                <w:sz w:val="20"/>
+                <w:szCs w:val="20"/>
+              </w:rPr>
+              <w:t>() {</w:t>
+            </w:r>
+            <w:r>
+              <w:rPr>
+                <w:rFonts w:ascii="Courier New" w:hAnsi="Courier New" w:cs="Courier New"/>
+                <w:color w:val="BCBEC4"/>
+                <w:sz w:val="20"/>
+                <w:szCs w:val="20"/>
+              </w:rPr>
+              <w:br/>
+              <w:t xml:space="preserve">        </w:t>
+            </w:r>
+            <w:r>
+              <w:rPr>
+                <w:rFonts w:ascii="Courier New" w:hAnsi="Courier New" w:cs="Courier New"/>
+                <w:color w:val="CF8E6D"/>
+                <w:sz w:val="20"/>
+                <w:szCs w:val="20"/>
+              </w:rPr>
+              <w:t xml:space="preserve">while </w:t>
+            </w:r>
+            <w:r>
+              <w:rPr>
+                <w:rFonts w:ascii="Courier New" w:hAnsi="Courier New" w:cs="Courier New"/>
+                <w:color w:val="BCBEC4"/>
+                <w:sz w:val="20"/>
+                <w:szCs w:val="20"/>
+              </w:rPr>
+              <w:t>(</w:t>
+            </w:r>
+            <w:r>
+              <w:rPr>
+                <w:rFonts w:ascii="Courier New" w:hAnsi="Courier New" w:cs="Courier New"/>
+                <w:color w:val="CF8E6D"/>
+                <w:sz w:val="20"/>
+                <w:szCs w:val="20"/>
+              </w:rPr>
+              <w:t>true</w:t>
+            </w:r>
+            <w:r>
+              <w:rPr>
+                <w:rFonts w:ascii="Courier New" w:hAnsi="Courier New" w:cs="Courier New"/>
+                <w:color w:val="BCBEC4"/>
+                <w:sz w:val="20"/>
+                <w:szCs w:val="20"/>
+              </w:rPr>
+              <w:t>) {</w:t>
+            </w:r>
+            <w:r>
+              <w:rPr>
+                <w:rFonts w:ascii="Courier New" w:hAnsi="Courier New" w:cs="Courier New"/>
+                <w:color w:val="BCBEC4"/>
+                <w:sz w:val="20"/>
+                <w:szCs w:val="20"/>
+              </w:rPr>
+              <w:br/>
+              <w:t xml:space="preserve">            </w:t>
+            </w:r>
+            <w:r>
+              <w:rPr>
+                <w:rFonts w:ascii="Courier New" w:hAnsi="Courier New" w:cs="Courier New"/>
+                <w:color w:val="CF8E6D"/>
+                <w:sz w:val="20"/>
+                <w:szCs w:val="20"/>
+              </w:rPr>
+              <w:t xml:space="preserve">try </w:t>
+            </w:r>
+            <w:r>
+              <w:rPr>
+                <w:rFonts w:ascii="Courier New" w:hAnsi="Courier New" w:cs="Courier New"/>
+                <w:color w:val="BCBEC4"/>
+                <w:sz w:val="20"/>
+                <w:szCs w:val="20"/>
+              </w:rPr>
+              <w:t>{</w:t>
+            </w:r>
+            <w:r>
+              <w:rPr>
+                <w:rFonts w:ascii="Courier New" w:hAnsi="Courier New" w:cs="Courier New"/>
+                <w:color w:val="BCBEC4"/>
+                <w:sz w:val="20"/>
+                <w:szCs w:val="20"/>
+              </w:rPr>
+              <w:br/>
+              <w:t xml:space="preserve">                </w:t>
+            </w:r>
+            <w:proofErr w:type="spellStart"/>
+            <w:r>
+              <w:rPr>
+                <w:rFonts w:ascii="Courier New" w:hAnsi="Courier New" w:cs="Courier New"/>
+                <w:color w:val="BCBEC4"/>
+                <w:sz w:val="20"/>
+                <w:szCs w:val="20"/>
+              </w:rPr>
+              <w:t>Thread.</w:t>
+            </w:r>
+            <w:r>
+              <w:rPr>
+                <w:rFonts w:ascii="Courier New" w:hAnsi="Courier New" w:cs="Courier New"/>
+                <w:i/>
+                <w:iCs/>
+                <w:color w:val="BCBEC4"/>
+                <w:sz w:val="20"/>
+                <w:szCs w:val="20"/>
+              </w:rPr>
+              <w:t>sleep</w:t>
+            </w:r>
+            <w:proofErr w:type="spellEnd"/>
+            <w:r>
+              <w:rPr>
+                <w:rFonts w:ascii="Courier New" w:hAnsi="Courier New" w:cs="Courier New"/>
+                <w:color w:val="BCBEC4"/>
+                <w:sz w:val="20"/>
+                <w:szCs w:val="20"/>
+              </w:rPr>
+              <w:t>(</w:t>
+            </w:r>
+            <w:r>
+              <w:rPr>
+                <w:rFonts w:ascii="Courier New" w:hAnsi="Courier New" w:cs="Courier New"/>
+                <w:color w:val="2AACB8"/>
+                <w:sz w:val="20"/>
+                <w:szCs w:val="20"/>
+              </w:rPr>
+              <w:t>500</w:t>
+            </w:r>
+            <w:r>
+              <w:rPr>
+                <w:rFonts w:ascii="Courier New" w:hAnsi="Courier New" w:cs="Courier New"/>
+                <w:color w:val="BCBEC4"/>
+                <w:sz w:val="20"/>
+                <w:szCs w:val="20"/>
+              </w:rPr>
+              <w:t>);</w:t>
+            </w:r>
+            <w:r>
+              <w:rPr>
+                <w:rFonts w:ascii="Courier New" w:hAnsi="Courier New" w:cs="Courier New"/>
+                <w:color w:val="BCBEC4"/>
+                <w:sz w:val="20"/>
+                <w:szCs w:val="20"/>
+              </w:rPr>
+              <w:br/>
+              <w:t xml:space="preserve">            } </w:t>
+            </w:r>
+            <w:r>
+              <w:rPr>
+                <w:rFonts w:ascii="Courier New" w:hAnsi="Courier New" w:cs="Courier New"/>
+                <w:color w:val="CF8E6D"/>
+                <w:sz w:val="20"/>
+                <w:szCs w:val="20"/>
+              </w:rPr>
+              <w:t xml:space="preserve">catch </w:t>
+            </w:r>
+            <w:r>
+              <w:rPr>
+                <w:rFonts w:ascii="Courier New" w:hAnsi="Courier New" w:cs="Courier New"/>
+                <w:color w:val="BCBEC4"/>
+                <w:sz w:val="20"/>
+                <w:szCs w:val="20"/>
+              </w:rPr>
+              <w:t>(</w:t>
+            </w:r>
+            <w:proofErr w:type="spellStart"/>
+            <w:r>
+              <w:rPr>
+                <w:rFonts w:ascii="Courier New" w:hAnsi="Courier New" w:cs="Courier New"/>
+                <w:color w:val="BCBEC4"/>
+                <w:sz w:val="20"/>
+                <w:szCs w:val="20"/>
+              </w:rPr>
+              <w:t>InterruptedException</w:t>
+            </w:r>
+            <w:proofErr w:type="spellEnd"/>
+            <w:r>
+              <w:rPr>
+                <w:rFonts w:ascii="Courier New" w:hAnsi="Courier New" w:cs="Courier New"/>
+                <w:color w:val="BCBEC4"/>
+                <w:sz w:val="20"/>
+                <w:szCs w:val="20"/>
+              </w:rPr>
+              <w:t xml:space="preserve"> e) {</w:t>
+            </w:r>
+            <w:r>
+              <w:rPr>
+                <w:rFonts w:ascii="Courier New" w:hAnsi="Courier New" w:cs="Courier New"/>
+                <w:color w:val="BCBEC4"/>
+                <w:sz w:val="20"/>
+                <w:szCs w:val="20"/>
+              </w:rPr>
+              <w:br/>
+              <w:t xml:space="preserve">                </w:t>
+            </w:r>
+            <w:proofErr w:type="spellStart"/>
+            <w:r>
+              <w:rPr>
+                <w:rFonts w:ascii="Courier New" w:hAnsi="Courier New" w:cs="Courier New"/>
+                <w:color w:val="BCBEC4"/>
+                <w:sz w:val="20"/>
+                <w:szCs w:val="20"/>
+              </w:rPr>
+              <w:t>e.printStackTrace</w:t>
+            </w:r>
+            <w:proofErr w:type="spellEnd"/>
+            <w:r>
+              <w:rPr>
+                <w:rFonts w:ascii="Courier New" w:hAnsi="Courier New" w:cs="Courier New"/>
+                <w:color w:val="BCBEC4"/>
+                <w:sz w:val="20"/>
+                <w:szCs w:val="20"/>
+              </w:rPr>
+              <w:t>();</w:t>
+            </w:r>
+            <w:r>
+              <w:rPr>
+                <w:rFonts w:ascii="Courier New" w:hAnsi="Courier New" w:cs="Courier New"/>
+                <w:color w:val="BCBEC4"/>
+                <w:sz w:val="20"/>
+                <w:szCs w:val="20"/>
+              </w:rPr>
+              <w:br/>
+              <w:t xml:space="preserve">            }</w:t>
+            </w:r>
+            <w:r>
+              <w:rPr>
+                <w:rFonts w:ascii="Courier New" w:hAnsi="Courier New" w:cs="Courier New"/>
+                <w:color w:val="BCBEC4"/>
+                <w:sz w:val="20"/>
+                <w:szCs w:val="20"/>
+              </w:rPr>
+              <w:br/>
+              <w:t xml:space="preserve">            </w:t>
+            </w:r>
+            <w:r>
+              <w:rPr>
+                <w:rFonts w:ascii="Courier New" w:hAnsi="Courier New" w:cs="Courier New"/>
+                <w:color w:val="CF8E6D"/>
+                <w:sz w:val="20"/>
+                <w:szCs w:val="20"/>
+              </w:rPr>
+              <w:t xml:space="preserve">int </w:t>
+            </w:r>
+            <w:r>
+              <w:rPr>
+                <w:rFonts w:ascii="Courier New" w:hAnsi="Courier New" w:cs="Courier New"/>
+                <w:color w:val="BCBEC4"/>
+                <w:sz w:val="20"/>
+                <w:szCs w:val="20"/>
+              </w:rPr>
+              <w:t xml:space="preserve">value = </w:t>
+            </w:r>
+            <w:proofErr w:type="spellStart"/>
+            <w:r>
+              <w:rPr>
+                <w:rFonts w:ascii="Courier New" w:hAnsi="Courier New" w:cs="Courier New"/>
+                <w:color w:val="BCBEC4"/>
+                <w:sz w:val="20"/>
+                <w:szCs w:val="20"/>
+              </w:rPr>
+              <w:t>getNum</w:t>
+            </w:r>
+            <w:proofErr w:type="spellEnd"/>
+            <w:r>
+              <w:rPr>
+                <w:rFonts w:ascii="Courier New" w:hAnsi="Courier New" w:cs="Courier New"/>
+                <w:color w:val="BCBEC4"/>
+                <w:sz w:val="20"/>
+                <w:szCs w:val="20"/>
+              </w:rPr>
+              <w:t>();</w:t>
+            </w:r>
+            <w:r>
+              <w:rPr>
+                <w:rFonts w:ascii="Courier New" w:hAnsi="Courier New" w:cs="Courier New"/>
+                <w:color w:val="BCBEC4"/>
+                <w:sz w:val="20"/>
+                <w:szCs w:val="20"/>
+              </w:rPr>
+              <w:br/>
+              <w:t xml:space="preserve">            </w:t>
+            </w:r>
+            <w:proofErr w:type="spellStart"/>
+            <w:r>
+              <w:rPr>
+                <w:rFonts w:ascii="Courier New" w:hAnsi="Courier New" w:cs="Courier New"/>
+                <w:color w:val="BCBEC4"/>
+                <w:sz w:val="20"/>
+                <w:szCs w:val="20"/>
+              </w:rPr>
+              <w:t>System.</w:t>
+            </w:r>
+            <w:r>
+              <w:rPr>
+                <w:rFonts w:ascii="Courier New" w:hAnsi="Courier New" w:cs="Courier New"/>
+                <w:i/>
+                <w:iCs/>
+                <w:color w:val="C77DBB"/>
+                <w:sz w:val="20"/>
+                <w:szCs w:val="20"/>
+              </w:rPr>
+              <w:t>out</w:t>
+            </w:r>
+            <w:r>
+              <w:rPr>
+                <w:rFonts w:ascii="Courier New" w:hAnsi="Courier New" w:cs="Courier New"/>
+                <w:color w:val="BCBEC4"/>
+                <w:sz w:val="20"/>
+                <w:szCs w:val="20"/>
+              </w:rPr>
+              <w:t>.println</w:t>
+            </w:r>
+            <w:proofErr w:type="spellEnd"/>
+            <w:r>
+              <w:rPr>
+                <w:rFonts w:ascii="Courier New" w:hAnsi="Courier New" w:cs="Courier New"/>
+                <w:color w:val="BCBEC4"/>
+                <w:sz w:val="20"/>
+                <w:szCs w:val="20"/>
+              </w:rPr>
+              <w:t>(</w:t>
+            </w:r>
+            <w:r>
+              <w:rPr>
+                <w:rFonts w:ascii="Courier New" w:hAnsi="Courier New" w:cs="Courier New"/>
+                <w:color w:val="C77DBB"/>
+                <w:sz w:val="20"/>
+                <w:szCs w:val="20"/>
+              </w:rPr>
+              <w:t xml:space="preserve">name </w:t>
+            </w:r>
+            <w:r>
+              <w:rPr>
+                <w:rFonts w:ascii="Courier New" w:hAnsi="Courier New" w:cs="Courier New"/>
+                <w:color w:val="BCBEC4"/>
+                <w:sz w:val="20"/>
+                <w:szCs w:val="20"/>
+              </w:rPr>
+              <w:t xml:space="preserve">+ </w:t>
+            </w:r>
+            <w:r>
+              <w:rPr>
+                <w:rFonts w:ascii="Courier New" w:hAnsi="Courier New" w:cs="Courier New"/>
+                <w:color w:val="6AAB73"/>
+                <w:sz w:val="20"/>
+                <w:szCs w:val="20"/>
+              </w:rPr>
+              <w:t xml:space="preserve">": " </w:t>
+            </w:r>
+            <w:r>
+              <w:rPr>
+                <w:rFonts w:ascii="Courier New" w:hAnsi="Courier New" w:cs="Courier New"/>
+                <w:color w:val="BCBEC4"/>
+                <w:sz w:val="20"/>
+                <w:szCs w:val="20"/>
+              </w:rPr>
+              <w:t>+ value);</w:t>
+            </w:r>
+            <w:r>
+              <w:rPr>
+                <w:rFonts w:ascii="Courier New" w:hAnsi="Courier New" w:cs="Courier New"/>
+                <w:color w:val="BCBEC4"/>
+                <w:sz w:val="20"/>
+                <w:szCs w:val="20"/>
+              </w:rPr>
+              <w:br/>
+              <w:t xml:space="preserve">            </w:t>
+            </w:r>
+            <w:r>
+              <w:rPr>
+                <w:rFonts w:ascii="Courier New" w:hAnsi="Courier New" w:cs="Courier New"/>
+                <w:color w:val="CF8E6D"/>
+                <w:sz w:val="20"/>
+                <w:szCs w:val="20"/>
+              </w:rPr>
+              <w:t xml:space="preserve">if </w:t>
+            </w:r>
+            <w:r>
+              <w:rPr>
+                <w:rFonts w:ascii="Courier New" w:hAnsi="Courier New" w:cs="Courier New"/>
+                <w:color w:val="BCBEC4"/>
+                <w:sz w:val="20"/>
+                <w:szCs w:val="20"/>
+              </w:rPr>
+              <w:t xml:space="preserve">(value &gt;= </w:t>
+            </w:r>
+            <w:r>
+              <w:rPr>
+                <w:rFonts w:ascii="Courier New" w:hAnsi="Courier New" w:cs="Courier New"/>
+                <w:color w:val="2AACB8"/>
+                <w:sz w:val="20"/>
+                <w:szCs w:val="20"/>
+              </w:rPr>
+              <w:t>9</w:t>
+            </w:r>
+            <w:r>
+              <w:rPr>
+                <w:rFonts w:ascii="Courier New" w:hAnsi="Courier New" w:cs="Courier New"/>
+                <w:color w:val="BCBEC4"/>
+                <w:sz w:val="20"/>
+                <w:szCs w:val="20"/>
+              </w:rPr>
+              <w:t xml:space="preserve">) </w:t>
+            </w:r>
+            <w:r>
+              <w:rPr>
+                <w:rFonts w:ascii="Courier New" w:hAnsi="Courier New" w:cs="Courier New"/>
+                <w:color w:val="CF8E6D"/>
+                <w:sz w:val="20"/>
+                <w:szCs w:val="20"/>
+              </w:rPr>
+              <w:t>break</w:t>
+            </w:r>
+            <w:r>
+              <w:rPr>
+                <w:rFonts w:ascii="Courier New" w:hAnsi="Courier New" w:cs="Courier New"/>
+                <w:color w:val="BCBEC4"/>
+                <w:sz w:val="20"/>
+                <w:szCs w:val="20"/>
+              </w:rPr>
+              <w:t>;</w:t>
+            </w:r>
+            <w:r>
+              <w:rPr>
+                <w:rFonts w:ascii="Courier New" w:hAnsi="Courier New" w:cs="Courier New"/>
+                <w:color w:val="BCBEC4"/>
+                <w:sz w:val="20"/>
+                <w:szCs w:val="20"/>
+              </w:rPr>
+              <w:br/>
+              <w:t xml:space="preserve">        }</w:t>
+            </w:r>
+            <w:r>
+              <w:rPr>
+                <w:rFonts w:ascii="Courier New" w:hAnsi="Courier New" w:cs="Courier New"/>
+                <w:color w:val="BCBEC4"/>
+                <w:sz w:val="20"/>
+                <w:szCs w:val="20"/>
+              </w:rPr>
+              <w:br/>
+              <w:t xml:space="preserve">    }</w:t>
+            </w:r>
+            <w:r>
+              <w:rPr>
+                <w:rFonts w:ascii="Courier New" w:hAnsi="Courier New" w:cs="Courier New"/>
+                <w:color w:val="BCBEC4"/>
+                <w:sz w:val="20"/>
+                <w:szCs w:val="20"/>
+              </w:rPr>
+              <w:br/>
+            </w:r>
+            <w:r>
+              <w:rPr>
+                <w:rFonts w:ascii="Courier New" w:hAnsi="Courier New" w:cs="Courier New"/>
+                <w:color w:val="BCBEC4"/>
+                <w:sz w:val="20"/>
+                <w:szCs w:val="20"/>
+              </w:rPr>
+              <w:br/>
+              <w:t xml:space="preserve">    </w:t>
+            </w:r>
+            <w:r>
+              <w:rPr>
+                <w:rFonts w:ascii="Courier New" w:hAnsi="Courier New" w:cs="Courier New"/>
+                <w:color w:val="CF8E6D"/>
+                <w:sz w:val="20"/>
+                <w:szCs w:val="20"/>
+              </w:rPr>
+              <w:t xml:space="preserve">public synchronized int </w:t>
+            </w:r>
+            <w:proofErr w:type="spellStart"/>
+            <w:r>
+              <w:rPr>
+                <w:rFonts w:ascii="Courier New" w:hAnsi="Courier New" w:cs="Courier New"/>
+                <w:color w:val="56A8F5"/>
+                <w:sz w:val="20"/>
+                <w:szCs w:val="20"/>
+              </w:rPr>
+              <w:t>getNum</w:t>
+            </w:r>
+            <w:proofErr w:type="spellEnd"/>
+            <w:r>
+              <w:rPr>
+                <w:rFonts w:ascii="Courier New" w:hAnsi="Courier New" w:cs="Courier New"/>
+                <w:color w:val="BCBEC4"/>
+                <w:sz w:val="20"/>
+                <w:szCs w:val="20"/>
+              </w:rPr>
+              <w:t>() {</w:t>
+            </w:r>
+            <w:r>
+              <w:rPr>
+                <w:rFonts w:ascii="Courier New" w:hAnsi="Courier New" w:cs="Courier New"/>
+                <w:color w:val="BCBEC4"/>
+                <w:sz w:val="20"/>
+                <w:szCs w:val="20"/>
+              </w:rPr>
+              <w:br/>
+              <w:t xml:space="preserve">        </w:t>
+            </w:r>
+            <w:r>
+              <w:rPr>
+                <w:rFonts w:ascii="Courier New" w:hAnsi="Courier New" w:cs="Courier New"/>
+                <w:color w:val="C77DBB"/>
+                <w:sz w:val="20"/>
+                <w:szCs w:val="20"/>
+              </w:rPr>
+              <w:t>num</w:t>
+            </w:r>
+            <w:r>
+              <w:rPr>
+                <w:rFonts w:ascii="Courier New" w:hAnsi="Courier New" w:cs="Courier New"/>
+                <w:color w:val="BCBEC4"/>
+                <w:sz w:val="20"/>
+                <w:szCs w:val="20"/>
+              </w:rPr>
+              <w:t>++;</w:t>
+            </w:r>
+            <w:r>
+              <w:rPr>
+                <w:rFonts w:ascii="Courier New" w:hAnsi="Courier New" w:cs="Courier New"/>
+                <w:color w:val="BCBEC4"/>
+                <w:sz w:val="20"/>
+                <w:szCs w:val="20"/>
+              </w:rPr>
+              <w:br/>
+              <w:t xml:space="preserve">        </w:t>
+            </w:r>
+            <w:r>
+              <w:rPr>
+                <w:rFonts w:ascii="Courier New" w:hAnsi="Courier New" w:cs="Courier New"/>
+                <w:color w:val="CF8E6D"/>
+                <w:sz w:val="20"/>
+                <w:szCs w:val="20"/>
+              </w:rPr>
+              <w:t xml:space="preserve">return </w:t>
+            </w:r>
+            <w:r>
+              <w:rPr>
+                <w:rFonts w:ascii="Courier New" w:hAnsi="Courier New" w:cs="Courier New"/>
+                <w:color w:val="C77DBB"/>
+                <w:sz w:val="20"/>
+                <w:szCs w:val="20"/>
+              </w:rPr>
+              <w:t>num</w:t>
+            </w:r>
+            <w:r>
+              <w:rPr>
+                <w:rFonts w:ascii="Courier New" w:hAnsi="Courier New" w:cs="Courier New"/>
+                <w:color w:val="BCBEC4"/>
+                <w:sz w:val="20"/>
+                <w:szCs w:val="20"/>
+              </w:rPr>
+              <w:t>;</w:t>
+            </w:r>
+            <w:r>
+              <w:rPr>
+                <w:rFonts w:ascii="Courier New" w:hAnsi="Courier New" w:cs="Courier New"/>
+                <w:color w:val="BCBEC4"/>
+                <w:sz w:val="20"/>
+                <w:szCs w:val="20"/>
+              </w:rPr>
+              <w:br/>
+              <w:t xml:space="preserve">    }</w:t>
+            </w:r>
+            <w:r>
+              <w:rPr>
+                <w:rFonts w:ascii="Courier New" w:hAnsi="Courier New" w:cs="Courier New"/>
+                <w:color w:val="BCBEC4"/>
+                <w:sz w:val="20"/>
+                <w:szCs w:val="20"/>
+              </w:rPr>
+              <w:br/>
+              <w:t>}</w:t>
+            </w:r>
+          </w:p>
+          <w:p>
+            <w:pPr>
+              <w:pStyle w:val="MS"/>
+              <w:shd w:val="clear" w:color="auto" w:fill="auto"/>
+              <w:rPr>
+                <w:rFonts w:asciiTheme="minorEastAsia" w:eastAsiaTheme="minorEastAsia" w:hAnsiTheme="minorEastAsia"/>
+                <w:bCs w:val="0"/>
+                <w:shd w:val="clear" w:color="auto" w:fill="FFFFFF"/>
+              </w:rPr>
+            </w:pPr>
+          </w:p>
+          <w:p>
+            <w:pPr>
+              <w:pStyle w:val="HTML0"/>
+              <w:shd w:val="clear" w:color="auto" w:fill="1E1F22"/>
+              <w:rPr>
+                <w:rFonts w:ascii="Courier New" w:hAnsi="Courier New" w:cs="Courier New"/>
+                <w:color w:val="BCBEC4"/>
+                <w:sz w:val="20"/>
+                <w:szCs w:val="20"/>
+              </w:rPr>
+            </w:pPr>
+            <w:r>
+              <w:rPr>
+                <w:rFonts w:ascii="Courier New" w:hAnsi="Courier New" w:cs="Courier New"/>
+                <w:color w:val="CF8E6D"/>
+                <w:sz w:val="20"/>
+                <w:szCs w:val="20"/>
+              </w:rPr>
+              <w:t xml:space="preserve">package </w:t>
+            </w:r>
+            <w:r>
+              <w:rPr>
+                <w:rFonts w:ascii="Courier New" w:hAnsi="Courier New" w:cs="Courier New"/>
+                <w:color w:val="BCBEC4"/>
+                <w:sz w:val="20"/>
+                <w:szCs w:val="20"/>
+              </w:rPr>
+              <w:t>practice7;</w:t>
+            </w:r>
+            <w:r>
+              <w:rPr>
+                <w:rFonts w:ascii="Courier New" w:hAnsi="Courier New" w:cs="Courier New"/>
+                <w:color w:val="BCBEC4"/>
+                <w:sz w:val="20"/>
+                <w:szCs w:val="20"/>
+              </w:rPr>
+              <w:br/>
+            </w:r>
+            <w:r>
+              <w:rPr>
+                <w:rFonts w:ascii="Courier New" w:hAnsi="Courier New" w:cs="Courier New"/>
+                <w:color w:val="BCBEC4"/>
+                <w:sz w:val="20"/>
+                <w:szCs w:val="20"/>
+              </w:rPr>
+              <w:br/>
+            </w:r>
+            <w:r>
+              <w:rPr>
+                <w:rFonts w:ascii="Courier New" w:hAnsi="Courier New" w:cs="Courier New"/>
+                <w:color w:val="CF8E6D"/>
+                <w:sz w:val="20"/>
+                <w:szCs w:val="20"/>
+              </w:rPr>
+              <w:t xml:space="preserve">public class </w:t>
+            </w:r>
+            <w:proofErr w:type="gramStart"/>
+            <w:r>
+              <w:rPr>
+                <w:rFonts w:ascii="Courier New" w:hAnsi="Courier New" w:cs="Courier New"/>
+                <w:color w:val="BCBEC4"/>
+                <w:sz w:val="20"/>
+                <w:szCs w:val="20"/>
+              </w:rPr>
+              <w:t>Test{</w:t>
+            </w:r>
+            <w:proofErr w:type="gramEnd"/>
+            <w:r>
+              <w:rPr>
+                <w:rFonts w:ascii="Courier New" w:hAnsi="Courier New" w:cs="Courier New"/>
+                <w:color w:val="BCBEC4"/>
+                <w:sz w:val="20"/>
+                <w:szCs w:val="20"/>
+              </w:rPr>
+              <w:br/>
+              <w:t xml:space="preserve">    </w:t>
+            </w:r>
+            <w:r>
+              <w:rPr>
+                <w:rFonts w:ascii="Courier New" w:hAnsi="Courier New" w:cs="Courier New"/>
+                <w:color w:val="CF8E6D"/>
+                <w:sz w:val="20"/>
+                <w:szCs w:val="20"/>
+              </w:rPr>
+              <w:t xml:space="preserve">public static void </w:t>
+            </w:r>
+            <w:proofErr w:type="gramStart"/>
+            <w:r>
+              <w:rPr>
+                <w:rFonts w:ascii="Courier New" w:hAnsi="Courier New" w:cs="Courier New"/>
+                <w:color w:val="56A8F5"/>
+                <w:sz w:val="20"/>
+                <w:szCs w:val="20"/>
+              </w:rPr>
+              <w:t>main</w:t>
+            </w:r>
+            <w:r>
+              <w:rPr>
+                <w:rFonts w:ascii="Courier New" w:hAnsi="Courier New" w:cs="Courier New"/>
+                <w:color w:val="BCBEC4"/>
+                <w:sz w:val="20"/>
+                <w:szCs w:val="20"/>
+              </w:rPr>
+              <w:t>(String[</w:t>
+            </w:r>
+            <w:proofErr w:type="gramEnd"/>
+            <w:r>
+              <w:rPr>
+                <w:rFonts w:ascii="Courier New" w:hAnsi="Courier New" w:cs="Courier New"/>
+                <w:color w:val="BCBEC4"/>
+                <w:sz w:val="20"/>
+                <w:szCs w:val="20"/>
+              </w:rPr>
+              <w:t xml:space="preserve">] </w:t>
+            </w:r>
+            <w:proofErr w:type="spellStart"/>
+            <w:r>
+              <w:rPr>
+                <w:rFonts w:ascii="Courier New" w:hAnsi="Courier New" w:cs="Courier New"/>
+                <w:color w:val="BCBEC4"/>
+                <w:sz w:val="20"/>
+                <w:szCs w:val="20"/>
+              </w:rPr>
+              <w:t>args</w:t>
+            </w:r>
+            <w:proofErr w:type="spellEnd"/>
+            <w:r>
+              <w:rPr>
+                <w:rFonts w:ascii="Courier New" w:hAnsi="Courier New" w:cs="Courier New"/>
+                <w:color w:val="BCBEC4"/>
+                <w:sz w:val="20"/>
+                <w:szCs w:val="20"/>
+              </w:rPr>
+              <w:t>) {</w:t>
+            </w:r>
+            <w:r>
+              <w:rPr>
+                <w:rFonts w:ascii="Courier New" w:hAnsi="Courier New" w:cs="Courier New"/>
+                <w:color w:val="BCBEC4"/>
+                <w:sz w:val="20"/>
+                <w:szCs w:val="20"/>
+              </w:rPr>
+              <w:br/>
+              <w:t xml:space="preserve">        Thread t1 = </w:t>
+            </w:r>
+            <w:r>
+              <w:rPr>
+                <w:rFonts w:ascii="Courier New" w:hAnsi="Courier New" w:cs="Courier New"/>
+                <w:color w:val="CF8E6D"/>
+                <w:sz w:val="20"/>
+                <w:szCs w:val="20"/>
+              </w:rPr>
+              <w:t xml:space="preserve">new </w:t>
+            </w:r>
+            <w:r>
+              <w:rPr>
+                <w:rFonts w:ascii="Courier New" w:hAnsi="Courier New" w:cs="Courier New"/>
+                <w:color w:val="BCBEC4"/>
+                <w:sz w:val="20"/>
+                <w:szCs w:val="20"/>
+              </w:rPr>
+              <w:t>Job(</w:t>
+            </w:r>
+            <w:r>
+              <w:rPr>
+                <w:rFonts w:ascii="Courier New" w:hAnsi="Courier New" w:cs="Courier New"/>
+                <w:color w:val="6AAB73"/>
+                <w:sz w:val="20"/>
+                <w:szCs w:val="20"/>
+              </w:rPr>
+              <w:t>"</w:t>
+            </w:r>
+            <w:proofErr w:type="spellStart"/>
+            <w:r>
+              <w:rPr>
+                <w:rFonts w:ascii="Courier New" w:hAnsi="Courier New" w:cs="Courier New"/>
+                <w:color w:val="6AAB73"/>
+                <w:sz w:val="20"/>
+                <w:szCs w:val="20"/>
+              </w:rPr>
+              <w:t>ThreadA</w:t>
+            </w:r>
+            <w:proofErr w:type="spellEnd"/>
+            <w:r>
+              <w:rPr>
+                <w:rFonts w:ascii="Courier New" w:hAnsi="Courier New" w:cs="Courier New"/>
+                <w:color w:val="6AAB73"/>
+                <w:sz w:val="20"/>
+                <w:szCs w:val="20"/>
+              </w:rPr>
+              <w:t>"</w:t>
+            </w:r>
+            <w:r>
+              <w:rPr>
+                <w:rFonts w:ascii="Courier New" w:hAnsi="Courier New" w:cs="Courier New"/>
+                <w:color w:val="BCBEC4"/>
+                <w:sz w:val="20"/>
+                <w:szCs w:val="20"/>
+              </w:rPr>
+              <w:t>);</w:t>
+            </w:r>
+            <w:r>
+              <w:rPr>
+                <w:rFonts w:ascii="Courier New" w:hAnsi="Courier New" w:cs="Courier New"/>
+                <w:color w:val="BCBEC4"/>
+                <w:sz w:val="20"/>
+                <w:szCs w:val="20"/>
+              </w:rPr>
+              <w:br/>
+              <w:t xml:space="preserve">        Thread t2 = </w:t>
+            </w:r>
+            <w:r>
+              <w:rPr>
+                <w:rFonts w:ascii="Courier New" w:hAnsi="Courier New" w:cs="Courier New"/>
+                <w:color w:val="CF8E6D"/>
+                <w:sz w:val="20"/>
+                <w:szCs w:val="20"/>
+              </w:rPr>
+              <w:t xml:space="preserve">new </w:t>
+            </w:r>
+            <w:r>
+              <w:rPr>
+                <w:rFonts w:ascii="Courier New" w:hAnsi="Courier New" w:cs="Courier New"/>
+                <w:color w:val="BCBEC4"/>
+                <w:sz w:val="20"/>
+                <w:szCs w:val="20"/>
+              </w:rPr>
+              <w:t>Job(</w:t>
+            </w:r>
+            <w:r>
+              <w:rPr>
+                <w:rFonts w:ascii="Courier New" w:hAnsi="Courier New" w:cs="Courier New"/>
+                <w:color w:val="6AAB73"/>
+                <w:sz w:val="20"/>
+                <w:szCs w:val="20"/>
+              </w:rPr>
+              <w:t>"</w:t>
+            </w:r>
+            <w:proofErr w:type="spellStart"/>
+            <w:r>
+              <w:rPr>
+                <w:rFonts w:ascii="Courier New" w:hAnsi="Courier New" w:cs="Courier New"/>
+                <w:color w:val="6AAB73"/>
+                <w:sz w:val="20"/>
+                <w:szCs w:val="20"/>
+              </w:rPr>
+              <w:t>ThreadB</w:t>
+            </w:r>
+            <w:proofErr w:type="spellEnd"/>
+            <w:r>
+              <w:rPr>
+                <w:rFonts w:ascii="Courier New" w:hAnsi="Courier New" w:cs="Courier New"/>
+                <w:color w:val="6AAB73"/>
+                <w:sz w:val="20"/>
+                <w:szCs w:val="20"/>
+              </w:rPr>
+              <w:t>"</w:t>
+            </w:r>
+            <w:r>
+              <w:rPr>
+                <w:rFonts w:ascii="Courier New" w:hAnsi="Courier New" w:cs="Courier New"/>
+                <w:color w:val="BCBEC4"/>
+                <w:sz w:val="20"/>
+                <w:szCs w:val="20"/>
+              </w:rPr>
+              <w:t>);</w:t>
+            </w:r>
+            <w:r>
+              <w:rPr>
+                <w:rFonts w:ascii="Courier New" w:hAnsi="Courier New" w:cs="Courier New"/>
+                <w:color w:val="BCBEC4"/>
+                <w:sz w:val="20"/>
+                <w:szCs w:val="20"/>
+              </w:rPr>
+              <w:br/>
+              <w:t xml:space="preserve">        t</w:t>
+            </w:r>
+            <w:proofErr w:type="gramStart"/>
+            <w:r>
+              <w:rPr>
+                <w:rFonts w:ascii="Courier New" w:hAnsi="Courier New" w:cs="Courier New"/>
+                <w:color w:val="BCBEC4"/>
+                <w:sz w:val="20"/>
+                <w:szCs w:val="20"/>
+              </w:rPr>
+              <w:t>1.start</w:t>
+            </w:r>
+            <w:proofErr w:type="gramEnd"/>
+            <w:r>
+              <w:rPr>
+                <w:rFonts w:ascii="Courier New" w:hAnsi="Courier New" w:cs="Courier New"/>
+                <w:color w:val="BCBEC4"/>
+                <w:sz w:val="20"/>
+                <w:szCs w:val="20"/>
+              </w:rPr>
+              <w:t>();</w:t>
+            </w:r>
+            <w:r>
+              <w:rPr>
+                <w:rFonts w:ascii="Courier New" w:hAnsi="Courier New" w:cs="Courier New"/>
+                <w:color w:val="BCBEC4"/>
+                <w:sz w:val="20"/>
+                <w:szCs w:val="20"/>
+              </w:rPr>
+              <w:br/>
+              <w:t xml:space="preserve">        t</w:t>
+            </w:r>
+            <w:proofErr w:type="gramStart"/>
+            <w:r>
+              <w:rPr>
+                <w:rFonts w:ascii="Courier New" w:hAnsi="Courier New" w:cs="Courier New"/>
+                <w:color w:val="BCBEC4"/>
+                <w:sz w:val="20"/>
+                <w:szCs w:val="20"/>
+              </w:rPr>
+              <w:t>2.start</w:t>
+            </w:r>
+            <w:proofErr w:type="gramEnd"/>
+            <w:r>
+              <w:rPr>
+                <w:rFonts w:ascii="Courier New" w:hAnsi="Courier New" w:cs="Courier New"/>
+                <w:color w:val="BCBEC4"/>
+                <w:sz w:val="20"/>
+                <w:szCs w:val="20"/>
+              </w:rPr>
+              <w:t>();</w:t>
+            </w:r>
+            <w:r>
+              <w:rPr>
+                <w:rFonts w:ascii="Courier New" w:hAnsi="Courier New" w:cs="Courier New"/>
+                <w:color w:val="BCBEC4"/>
+                <w:sz w:val="20"/>
+                <w:szCs w:val="20"/>
+              </w:rPr>
+              <w:br/>
+              <w:t xml:space="preserve">  </w:t>
+            </w:r>
+            <w:proofErr w:type="gramStart"/>
+            <w:r>
+              <w:rPr>
+                <w:rFonts w:ascii="Courier New" w:hAnsi="Courier New" w:cs="Courier New"/>
+                <w:color w:val="BCBEC4"/>
+                <w:sz w:val="20"/>
+                <w:szCs w:val="20"/>
+              </w:rPr>
+              <w:t xml:space="preserve">  }</w:t>
+            </w:r>
+            <w:proofErr w:type="gramEnd"/>
+            <w:r>
+              <w:rPr>
+                <w:rFonts w:ascii="Courier New" w:hAnsi="Courier New" w:cs="Courier New"/>
+                <w:color w:val="BCBEC4"/>
+                <w:sz w:val="20"/>
+                <w:szCs w:val="20"/>
+              </w:rPr>
+              <w:br/>
+              <w:t>}</w:t>
+            </w:r>
+          </w:p>
+          <w:p>
+            <w:pPr>
               <w:pStyle w:val="MS"/>
               <w:shd w:val="clear" w:color="auto" w:fill="auto"/>
               <w:rPr>
@@ -21319,6 +23121,57 @@
                 <w:shd w:val="clear" w:color="auto" w:fill="FFFFFF"/>
               </w:rPr>
             </w:pPr>
+            <w:r>
+              <w:rPr>
+                <w:rFonts w:asciiTheme="minorEastAsia" w:eastAsiaTheme="minorEastAsia" w:hAnsiTheme="minorEastAsia"/>
+                <w:b w:val="0"/>
+                <w:noProof/>
+                <w:color w:val="4472C4" w:themeColor="accent5"/>
+                <w:shd w:val="clear" w:color="auto" w:fill="FFFFFF"/>
+              </w:rPr>
+              <w:lastRenderedPageBreak/>
+              <w:drawing>
+                <wp:inline distT="0" distB="0" distL="0" distR="0" wp14:anchorId="7884BDF7" wp14:editId="48541156">
+                  <wp:extent cx="2146127" cy="4490357"/>
+                  <wp:effectExtent l="0" t="0" r="635" b="0"/>
+                  <wp:docPr id="447142240" name="그림 3" descr="텍스트, 스크린샷, 소프트웨어, 멀티미디어 소프트웨어이(가) 표시된 사진&#10;&#10;AI가 생성한 콘텐츠는 부정확할 수 있습니다."/>
+                  <wp:cNvGraphicFramePr>
+                    <a:graphicFrameLocks xmlns:a="http://schemas.openxmlformats.org/drawingml/2006/main" noChangeAspect="1"/>
+                  </wp:cNvGraphicFramePr>
+                  <a:graphic xmlns:a="http://schemas.openxmlformats.org/drawingml/2006/main">
+                    <a:graphicData uri="http://schemas.openxmlformats.org/drawingml/2006/picture">
+                      <pic:pic xmlns:pic="http://schemas.openxmlformats.org/drawingml/2006/picture">
+                        <pic:nvPicPr>
+                          <pic:cNvPr id="447142240" name="그림 3" descr="텍스트, 스크린샷, 소프트웨어, 멀티미디어 소프트웨어이(가) 표시된 사진&#10;&#10;AI가 생성한 콘텐츠는 부정확할 수 있습니다."/>
+                          <pic:cNvPicPr/>
+                        </pic:nvPicPr>
+                        <pic:blipFill>
+                          <a:blip r:embed="rId27" cstate="print">
+                            <a:extLst>
+                              <a:ext uri="{28A0092B-C50C-407E-A947-70E740481C1C}">
+                                <a14:useLocalDpi xmlns:a14="http://schemas.microsoft.com/office/drawing/2010/main" val="0"/>
+                              </a:ext>
+                            </a:extLst>
+                          </a:blip>
+                          <a:stretch>
+                            <a:fillRect/>
+                          </a:stretch>
+                        </pic:blipFill>
+                        <pic:spPr>
+                          <a:xfrm>
+                            <a:off x="0" y="0"/>
+                            <a:ext cx="2151269" cy="4501116"/>
+                          </a:xfrm>
+                          <a:prstGeom prst="rect">
+                            <a:avLst/>
+                          </a:prstGeom>
+                        </pic:spPr>
+                      </pic:pic>
+                    </a:graphicData>
+                  </a:graphic>
+                </wp:inline>
+              </w:drawing>
+            </w:r>
           </w:p>
         </w:tc>
       </w:tr>
@@ -22281,7 +24134,6 @@
           <w:sz w:val="20"/>
           <w:szCs w:val="20"/>
         </w:rPr>
-        <w:lastRenderedPageBreak/>
         <w:tab/>
       </w:r>
       <w:r>
@@ -22498,7 +24350,7 @@
                     <pic:cNvPicPr/>
                   </pic:nvPicPr>
                   <pic:blipFill>
-                    <a:blip r:embed="rId24">
+                    <a:blip r:embed="rId28">
                       <a:extLst>
                         <a:ext uri="{28A0092B-C50C-407E-A947-70E740481C1C}">
                           <a14:useLocalDpi xmlns:a14="http://schemas.microsoft.com/office/drawing/2010/main" val="0"/>
@@ -22815,9 +24667,3214 @@
           </w:p>
           <w:p>
             <w:pPr>
+              <w:pStyle w:val="HTML0"/>
+              <w:shd w:val="clear" w:color="auto" w:fill="1E1F22"/>
+              <w:rPr>
+                <w:rFonts w:ascii="Courier New" w:hAnsi="Courier New" w:cs="Courier New"/>
+                <w:color w:val="BCBEC4"/>
+                <w:sz w:val="20"/>
+                <w:szCs w:val="20"/>
+              </w:rPr>
+            </w:pPr>
+            <w:r>
+              <w:rPr>
+                <w:rFonts w:ascii="Courier New" w:hAnsi="Courier New" w:cs="Courier New"/>
+                <w:color w:val="CF8E6D"/>
+                <w:sz w:val="20"/>
+                <w:szCs w:val="20"/>
+              </w:rPr>
+              <w:t xml:space="preserve">package </w:t>
+            </w:r>
+            <w:r>
+              <w:rPr>
+                <w:rFonts w:ascii="Courier New" w:hAnsi="Courier New" w:cs="Courier New"/>
+                <w:color w:val="BCBEC4"/>
+                <w:sz w:val="20"/>
+                <w:szCs w:val="20"/>
+              </w:rPr>
+              <w:t>practice8;</w:t>
+            </w:r>
+            <w:r>
+              <w:rPr>
+                <w:rFonts w:ascii="Courier New" w:hAnsi="Courier New" w:cs="Courier New"/>
+                <w:color w:val="BCBEC4"/>
+                <w:sz w:val="20"/>
+                <w:szCs w:val="20"/>
+              </w:rPr>
+              <w:br/>
+            </w:r>
+            <w:r>
+              <w:rPr>
+                <w:rFonts w:ascii="Courier New" w:hAnsi="Courier New" w:cs="Courier New"/>
+                <w:color w:val="BCBEC4"/>
+                <w:sz w:val="20"/>
+                <w:szCs w:val="20"/>
+              </w:rPr>
+              <w:br/>
+            </w:r>
+            <w:r>
+              <w:rPr>
+                <w:rFonts w:ascii="Courier New" w:hAnsi="Courier New" w:cs="Courier New"/>
+                <w:color w:val="CF8E6D"/>
+                <w:sz w:val="20"/>
+                <w:szCs w:val="20"/>
+              </w:rPr>
+              <w:t xml:space="preserve">public class </w:t>
+            </w:r>
+            <w:proofErr w:type="spellStart"/>
+            <w:r>
+              <w:rPr>
+                <w:rFonts w:ascii="Courier New" w:hAnsi="Courier New" w:cs="Courier New"/>
+                <w:color w:val="BCBEC4"/>
+                <w:sz w:val="20"/>
+                <w:szCs w:val="20"/>
+              </w:rPr>
+              <w:t>MessageBox</w:t>
+            </w:r>
+            <w:proofErr w:type="spellEnd"/>
+            <w:r>
+              <w:rPr>
+                <w:rFonts w:ascii="Courier New" w:hAnsi="Courier New" w:cs="Courier New"/>
+                <w:color w:val="BCBEC4"/>
+                <w:sz w:val="20"/>
+                <w:szCs w:val="20"/>
+              </w:rPr>
+              <w:t xml:space="preserve"> { </w:t>
+            </w:r>
+            <w:r>
+              <w:rPr>
+                <w:rFonts w:ascii="Courier New" w:hAnsi="Courier New" w:cs="Courier New"/>
+                <w:color w:val="7A7E85"/>
+                <w:sz w:val="20"/>
+                <w:szCs w:val="20"/>
+              </w:rPr>
+              <w:t xml:space="preserve">// </w:t>
+            </w:r>
+            <w:r>
+              <w:rPr>
+                <w:rFonts w:ascii="Menlo-Regular" w:hAnsi="Menlo-Regular" w:cs="Menlo-Regular"/>
+                <w:color w:val="7A7E85"/>
+                <w:sz w:val="20"/>
+                <w:szCs w:val="20"/>
+              </w:rPr>
+              <w:t>데이터를</w:t>
+            </w:r>
+            <w:r>
+              <w:rPr>
+                <w:rFonts w:ascii="Menlo-Regular" w:hAnsi="Menlo-Regular" w:cs="Menlo-Regular"/>
+                <w:color w:val="7A7E85"/>
+                <w:sz w:val="20"/>
+                <w:szCs w:val="20"/>
+              </w:rPr>
+              <w:t xml:space="preserve"> </w:t>
+            </w:r>
+            <w:r>
+              <w:rPr>
+                <w:rFonts w:ascii="Menlo-Regular" w:hAnsi="Menlo-Regular" w:cs="Menlo-Regular"/>
+                <w:color w:val="7A7E85"/>
+                <w:sz w:val="20"/>
+                <w:szCs w:val="20"/>
+              </w:rPr>
+              <w:t>임시로</w:t>
+            </w:r>
+            <w:r>
+              <w:rPr>
+                <w:rFonts w:ascii="Menlo-Regular" w:hAnsi="Menlo-Regular" w:cs="Menlo-Regular"/>
+                <w:color w:val="7A7E85"/>
+                <w:sz w:val="20"/>
+                <w:szCs w:val="20"/>
+              </w:rPr>
+              <w:t xml:space="preserve"> </w:t>
+            </w:r>
+            <w:r>
+              <w:rPr>
+                <w:rFonts w:ascii="Menlo-Regular" w:hAnsi="Menlo-Regular" w:cs="Menlo-Regular"/>
+                <w:color w:val="7A7E85"/>
+                <w:sz w:val="20"/>
+                <w:szCs w:val="20"/>
+              </w:rPr>
+              <w:t>저장하는</w:t>
+            </w:r>
+            <w:r>
+              <w:rPr>
+                <w:rFonts w:ascii="Menlo-Regular" w:hAnsi="Menlo-Regular" w:cs="Menlo-Regular"/>
+                <w:color w:val="7A7E85"/>
+                <w:sz w:val="20"/>
+                <w:szCs w:val="20"/>
+              </w:rPr>
+              <w:t xml:space="preserve"> </w:t>
+            </w:r>
+            <w:r>
+              <w:rPr>
+                <w:rFonts w:ascii="Menlo-Regular" w:hAnsi="Menlo-Regular" w:cs="Menlo-Regular"/>
+                <w:color w:val="7A7E85"/>
+                <w:sz w:val="20"/>
+                <w:szCs w:val="20"/>
+              </w:rPr>
+              <w:t>공유</w:t>
+            </w:r>
+            <w:r>
+              <w:rPr>
+                <w:rFonts w:ascii="Menlo-Regular" w:hAnsi="Menlo-Regular" w:cs="Menlo-Regular"/>
+                <w:color w:val="7A7E85"/>
+                <w:sz w:val="20"/>
+                <w:szCs w:val="20"/>
+              </w:rPr>
+              <w:t xml:space="preserve"> </w:t>
+            </w:r>
+            <w:r>
+              <w:rPr>
+                <w:rFonts w:ascii="Menlo-Regular" w:hAnsi="Menlo-Regular" w:cs="Menlo-Regular"/>
+                <w:color w:val="7A7E85"/>
+                <w:sz w:val="20"/>
+                <w:szCs w:val="20"/>
+              </w:rPr>
+              <w:t>객체</w:t>
+            </w:r>
+            <w:r>
+              <w:rPr>
+                <w:rFonts w:ascii="Menlo-Regular" w:hAnsi="Menlo-Regular" w:cs="Menlo-Regular"/>
+                <w:color w:val="7A7E85"/>
+                <w:sz w:val="20"/>
+                <w:szCs w:val="20"/>
+              </w:rPr>
+              <w:br/>
+              <w:t xml:space="preserve">    </w:t>
+            </w:r>
+            <w:r>
+              <w:rPr>
+                <w:rFonts w:ascii="Courier New" w:hAnsi="Courier New" w:cs="Courier New"/>
+                <w:color w:val="CF8E6D"/>
+                <w:sz w:val="20"/>
+                <w:szCs w:val="20"/>
+              </w:rPr>
+              <w:t xml:space="preserve">private </w:t>
+            </w:r>
+            <w:r>
+              <w:rPr>
+                <w:rFonts w:ascii="Courier New" w:hAnsi="Courier New" w:cs="Courier New"/>
+                <w:color w:val="BCBEC4"/>
+                <w:sz w:val="20"/>
+                <w:szCs w:val="20"/>
+              </w:rPr>
+              <w:t xml:space="preserve">String </w:t>
+            </w:r>
+            <w:r>
+              <w:rPr>
+                <w:rFonts w:ascii="Courier New" w:hAnsi="Courier New" w:cs="Courier New"/>
+                <w:color w:val="C77DBB"/>
+                <w:sz w:val="20"/>
+                <w:szCs w:val="20"/>
+              </w:rPr>
+              <w:t>data</w:t>
+            </w:r>
+            <w:r>
+              <w:rPr>
+                <w:rFonts w:ascii="Courier New" w:hAnsi="Courier New" w:cs="Courier New"/>
+                <w:color w:val="BCBEC4"/>
+                <w:sz w:val="20"/>
+                <w:szCs w:val="20"/>
+              </w:rPr>
+              <w:t>;</w:t>
+            </w:r>
+            <w:r>
+              <w:rPr>
+                <w:rFonts w:ascii="Courier New" w:hAnsi="Courier New" w:cs="Courier New"/>
+                <w:color w:val="BCBEC4"/>
+                <w:sz w:val="20"/>
+                <w:szCs w:val="20"/>
+              </w:rPr>
+              <w:br/>
+            </w:r>
+            <w:r>
+              <w:rPr>
+                <w:rFonts w:ascii="Courier New" w:hAnsi="Courier New" w:cs="Courier New"/>
+                <w:color w:val="BCBEC4"/>
+                <w:sz w:val="20"/>
+                <w:szCs w:val="20"/>
+              </w:rPr>
+              <w:br/>
+            </w:r>
+            <w:r>
+              <w:rPr>
+                <w:rFonts w:ascii="Courier New" w:hAnsi="Courier New" w:cs="Courier New"/>
+                <w:color w:val="BCBEC4"/>
+                <w:sz w:val="20"/>
+                <w:szCs w:val="20"/>
+              </w:rPr>
+              <w:lastRenderedPageBreak/>
+              <w:t xml:space="preserve">    </w:t>
+            </w:r>
+            <w:r>
+              <w:rPr>
+                <w:rFonts w:ascii="Courier New" w:hAnsi="Courier New" w:cs="Courier New"/>
+                <w:color w:val="CF8E6D"/>
+                <w:sz w:val="20"/>
+                <w:szCs w:val="20"/>
+              </w:rPr>
+              <w:t xml:space="preserve">public synchronized </w:t>
+            </w:r>
+            <w:r>
+              <w:rPr>
+                <w:rFonts w:ascii="Courier New" w:hAnsi="Courier New" w:cs="Courier New"/>
+                <w:color w:val="BCBEC4"/>
+                <w:sz w:val="20"/>
+                <w:szCs w:val="20"/>
+              </w:rPr>
+              <w:t xml:space="preserve">String </w:t>
+            </w:r>
+            <w:proofErr w:type="spellStart"/>
+            <w:r>
+              <w:rPr>
+                <w:rFonts w:ascii="Courier New" w:hAnsi="Courier New" w:cs="Courier New"/>
+                <w:color w:val="56A8F5"/>
+                <w:sz w:val="20"/>
+                <w:szCs w:val="20"/>
+              </w:rPr>
+              <w:t>getData</w:t>
+            </w:r>
+            <w:proofErr w:type="spellEnd"/>
+            <w:r>
+              <w:rPr>
+                <w:rFonts w:ascii="Courier New" w:hAnsi="Courier New" w:cs="Courier New"/>
+                <w:color w:val="BCBEC4"/>
+                <w:sz w:val="20"/>
+                <w:szCs w:val="20"/>
+              </w:rPr>
+              <w:t>() {</w:t>
+            </w:r>
+            <w:r>
+              <w:rPr>
+                <w:rFonts w:ascii="Courier New" w:hAnsi="Courier New" w:cs="Courier New"/>
+                <w:color w:val="BCBEC4"/>
+                <w:sz w:val="20"/>
+                <w:szCs w:val="20"/>
+              </w:rPr>
+              <w:br/>
+              <w:t xml:space="preserve">        </w:t>
+            </w:r>
+            <w:r>
+              <w:rPr>
+                <w:rFonts w:ascii="Courier New" w:hAnsi="Courier New" w:cs="Courier New"/>
+                <w:color w:val="CF8E6D"/>
+                <w:sz w:val="20"/>
+                <w:szCs w:val="20"/>
+              </w:rPr>
+              <w:t xml:space="preserve">while </w:t>
+            </w:r>
+            <w:r>
+              <w:rPr>
+                <w:rFonts w:ascii="Courier New" w:hAnsi="Courier New" w:cs="Courier New"/>
+                <w:color w:val="BCBEC4"/>
+                <w:sz w:val="20"/>
+                <w:szCs w:val="20"/>
+              </w:rPr>
+              <w:t>(</w:t>
+            </w:r>
+            <w:proofErr w:type="spellStart"/>
+            <w:r>
+              <w:rPr>
+                <w:rFonts w:ascii="Courier New" w:hAnsi="Courier New" w:cs="Courier New"/>
+                <w:color w:val="CF8E6D"/>
+                <w:sz w:val="20"/>
+                <w:szCs w:val="20"/>
+              </w:rPr>
+              <w:t>this</w:t>
+            </w:r>
+            <w:r>
+              <w:rPr>
+                <w:rFonts w:ascii="Courier New" w:hAnsi="Courier New" w:cs="Courier New"/>
+                <w:color w:val="BCBEC4"/>
+                <w:sz w:val="20"/>
+                <w:szCs w:val="20"/>
+              </w:rPr>
+              <w:t>.</w:t>
+            </w:r>
+            <w:r>
+              <w:rPr>
+                <w:rFonts w:ascii="Courier New" w:hAnsi="Courier New" w:cs="Courier New"/>
+                <w:color w:val="C77DBB"/>
+                <w:sz w:val="20"/>
+                <w:szCs w:val="20"/>
+              </w:rPr>
+              <w:t>data</w:t>
+            </w:r>
+            <w:proofErr w:type="spellEnd"/>
+            <w:r>
+              <w:rPr>
+                <w:rFonts w:ascii="Courier New" w:hAnsi="Courier New" w:cs="Courier New"/>
+                <w:color w:val="C77DBB"/>
+                <w:sz w:val="20"/>
+                <w:szCs w:val="20"/>
+              </w:rPr>
+              <w:t xml:space="preserve"> </w:t>
+            </w:r>
+            <w:r>
+              <w:rPr>
+                <w:rFonts w:ascii="Courier New" w:hAnsi="Courier New" w:cs="Courier New"/>
+                <w:color w:val="BCBEC4"/>
+                <w:sz w:val="20"/>
+                <w:szCs w:val="20"/>
+              </w:rPr>
+              <w:t xml:space="preserve">== </w:t>
+            </w:r>
+            <w:r>
+              <w:rPr>
+                <w:rFonts w:ascii="Courier New" w:hAnsi="Courier New" w:cs="Courier New"/>
+                <w:color w:val="CF8E6D"/>
+                <w:sz w:val="20"/>
+                <w:szCs w:val="20"/>
+              </w:rPr>
+              <w:t>null</w:t>
+            </w:r>
+            <w:r>
+              <w:rPr>
+                <w:rFonts w:ascii="Courier New" w:hAnsi="Courier New" w:cs="Courier New"/>
+                <w:color w:val="BCBEC4"/>
+                <w:sz w:val="20"/>
+                <w:szCs w:val="20"/>
+              </w:rPr>
+              <w:t xml:space="preserve">) { </w:t>
+            </w:r>
+            <w:r>
+              <w:rPr>
+                <w:rFonts w:ascii="Courier New" w:hAnsi="Courier New" w:cs="Courier New"/>
+                <w:color w:val="7A7E85"/>
+                <w:sz w:val="20"/>
+                <w:szCs w:val="20"/>
+              </w:rPr>
+              <w:t xml:space="preserve">// </w:t>
+            </w:r>
+            <w:r>
+              <w:rPr>
+                <w:rFonts w:ascii="Menlo-Regular" w:hAnsi="Menlo-Regular" w:cs="Menlo-Regular"/>
+                <w:color w:val="7A7E85"/>
+                <w:sz w:val="20"/>
+                <w:szCs w:val="20"/>
+              </w:rPr>
+              <w:t>데이터가</w:t>
+            </w:r>
+            <w:r>
+              <w:rPr>
+                <w:rFonts w:ascii="Menlo-Regular" w:hAnsi="Menlo-Regular" w:cs="Menlo-Regular"/>
+                <w:color w:val="7A7E85"/>
+                <w:sz w:val="20"/>
+                <w:szCs w:val="20"/>
+              </w:rPr>
+              <w:t xml:space="preserve"> </w:t>
+            </w:r>
+            <w:r>
+              <w:rPr>
+                <w:rFonts w:ascii="Menlo-Regular" w:hAnsi="Menlo-Regular" w:cs="Menlo-Regular"/>
+                <w:color w:val="7A7E85"/>
+                <w:sz w:val="20"/>
+                <w:szCs w:val="20"/>
+              </w:rPr>
+              <w:t>없으면</w:t>
+            </w:r>
+            <w:r>
+              <w:rPr>
+                <w:rFonts w:ascii="Menlo-Regular" w:hAnsi="Menlo-Regular" w:cs="Menlo-Regular"/>
+                <w:color w:val="7A7E85"/>
+                <w:sz w:val="20"/>
+                <w:szCs w:val="20"/>
+              </w:rPr>
+              <w:t xml:space="preserve"> </w:t>
+            </w:r>
+            <w:r>
+              <w:rPr>
+                <w:rFonts w:ascii="Menlo-Regular" w:hAnsi="Menlo-Regular" w:cs="Menlo-Regular"/>
+                <w:color w:val="7A7E85"/>
+                <w:sz w:val="20"/>
+                <w:szCs w:val="20"/>
+              </w:rPr>
+              <w:t>대기</w:t>
+            </w:r>
+            <w:r>
+              <w:rPr>
+                <w:rFonts w:ascii="Menlo-Regular" w:hAnsi="Menlo-Regular" w:cs="Menlo-Regular"/>
+                <w:color w:val="7A7E85"/>
+                <w:sz w:val="20"/>
+                <w:szCs w:val="20"/>
+              </w:rPr>
+              <w:br/>
+              <w:t xml:space="preserve">            </w:t>
+            </w:r>
+            <w:r>
+              <w:rPr>
+                <w:rFonts w:ascii="Courier New" w:hAnsi="Courier New" w:cs="Courier New"/>
+                <w:color w:val="CF8E6D"/>
+                <w:sz w:val="20"/>
+                <w:szCs w:val="20"/>
+              </w:rPr>
+              <w:t xml:space="preserve">try </w:t>
+            </w:r>
+            <w:r>
+              <w:rPr>
+                <w:rFonts w:ascii="Courier New" w:hAnsi="Courier New" w:cs="Courier New"/>
+                <w:color w:val="BCBEC4"/>
+                <w:sz w:val="20"/>
+                <w:szCs w:val="20"/>
+              </w:rPr>
+              <w:t xml:space="preserve">{ wait(); } </w:t>
+            </w:r>
+            <w:r>
+              <w:rPr>
+                <w:rFonts w:ascii="Courier New" w:hAnsi="Courier New" w:cs="Courier New"/>
+                <w:color w:val="CF8E6D"/>
+                <w:sz w:val="20"/>
+                <w:szCs w:val="20"/>
+              </w:rPr>
+              <w:t xml:space="preserve">catch </w:t>
+            </w:r>
+            <w:r>
+              <w:rPr>
+                <w:rFonts w:ascii="Courier New" w:hAnsi="Courier New" w:cs="Courier New"/>
+                <w:color w:val="BCBEC4"/>
+                <w:sz w:val="20"/>
+                <w:szCs w:val="20"/>
+              </w:rPr>
+              <w:t>(</w:t>
+            </w:r>
+            <w:proofErr w:type="spellStart"/>
+            <w:r>
+              <w:rPr>
+                <w:rFonts w:ascii="Courier New" w:hAnsi="Courier New" w:cs="Courier New"/>
+                <w:color w:val="BCBEC4"/>
+                <w:sz w:val="20"/>
+                <w:szCs w:val="20"/>
+              </w:rPr>
+              <w:t>InterruptedException</w:t>
+            </w:r>
+            <w:proofErr w:type="spellEnd"/>
+            <w:r>
+              <w:rPr>
+                <w:rFonts w:ascii="Courier New" w:hAnsi="Courier New" w:cs="Courier New"/>
+                <w:color w:val="BCBEC4"/>
+                <w:sz w:val="20"/>
+                <w:szCs w:val="20"/>
+              </w:rPr>
+              <w:t xml:space="preserve"> e) {}</w:t>
+            </w:r>
+            <w:r>
+              <w:rPr>
+                <w:rFonts w:ascii="Courier New" w:hAnsi="Courier New" w:cs="Courier New"/>
+                <w:color w:val="BCBEC4"/>
+                <w:sz w:val="20"/>
+                <w:szCs w:val="20"/>
+              </w:rPr>
+              <w:br/>
+              <w:t xml:space="preserve">        }</w:t>
+            </w:r>
+            <w:r>
+              <w:rPr>
+                <w:rFonts w:ascii="Courier New" w:hAnsi="Courier New" w:cs="Courier New"/>
+                <w:color w:val="BCBEC4"/>
+                <w:sz w:val="20"/>
+                <w:szCs w:val="20"/>
+              </w:rPr>
+              <w:br/>
+              <w:t xml:space="preserve">        String </w:t>
+            </w:r>
+            <w:proofErr w:type="spellStart"/>
+            <w:r>
+              <w:rPr>
+                <w:rFonts w:ascii="Courier New" w:hAnsi="Courier New" w:cs="Courier New"/>
+                <w:color w:val="BCBEC4"/>
+                <w:sz w:val="20"/>
+                <w:szCs w:val="20"/>
+              </w:rPr>
+              <w:t>returnValue</w:t>
+            </w:r>
+            <w:proofErr w:type="spellEnd"/>
+            <w:r>
+              <w:rPr>
+                <w:rFonts w:ascii="Courier New" w:hAnsi="Courier New" w:cs="Courier New"/>
+                <w:color w:val="BCBEC4"/>
+                <w:sz w:val="20"/>
+                <w:szCs w:val="20"/>
+              </w:rPr>
+              <w:t xml:space="preserve"> = </w:t>
+            </w:r>
+            <w:r>
+              <w:rPr>
+                <w:rFonts w:ascii="Courier New" w:hAnsi="Courier New" w:cs="Courier New"/>
+                <w:color w:val="C77DBB"/>
+                <w:sz w:val="20"/>
+                <w:szCs w:val="20"/>
+              </w:rPr>
+              <w:t>data</w:t>
+            </w:r>
+            <w:r>
+              <w:rPr>
+                <w:rFonts w:ascii="Courier New" w:hAnsi="Courier New" w:cs="Courier New"/>
+                <w:color w:val="BCBEC4"/>
+                <w:sz w:val="20"/>
+                <w:szCs w:val="20"/>
+              </w:rPr>
+              <w:t xml:space="preserve">; </w:t>
+            </w:r>
+            <w:r>
+              <w:rPr>
+                <w:rFonts w:ascii="Courier New" w:hAnsi="Courier New" w:cs="Courier New"/>
+                <w:color w:val="7A7E85"/>
+                <w:sz w:val="20"/>
+                <w:szCs w:val="20"/>
+              </w:rPr>
+              <w:t xml:space="preserve">// </w:t>
+            </w:r>
+            <w:r>
+              <w:rPr>
+                <w:rFonts w:ascii="Menlo-Regular" w:hAnsi="Menlo-Regular" w:cs="Menlo-Regular"/>
+                <w:color w:val="7A7E85"/>
+                <w:sz w:val="20"/>
+                <w:szCs w:val="20"/>
+              </w:rPr>
+              <w:t>데이터</w:t>
+            </w:r>
+            <w:r>
+              <w:rPr>
+                <w:rFonts w:ascii="Menlo-Regular" w:hAnsi="Menlo-Regular" w:cs="Menlo-Regular"/>
+                <w:color w:val="7A7E85"/>
+                <w:sz w:val="20"/>
+                <w:szCs w:val="20"/>
+              </w:rPr>
+              <w:t xml:space="preserve"> </w:t>
+            </w:r>
+            <w:r>
+              <w:rPr>
+                <w:rFonts w:ascii="Menlo-Regular" w:hAnsi="Menlo-Regular" w:cs="Menlo-Regular"/>
+                <w:color w:val="7A7E85"/>
+                <w:sz w:val="20"/>
+                <w:szCs w:val="20"/>
+              </w:rPr>
+              <w:t>가져오기</w:t>
+            </w:r>
+            <w:r>
+              <w:rPr>
+                <w:rFonts w:ascii="Menlo-Regular" w:hAnsi="Menlo-Regular" w:cs="Menlo-Regular"/>
+                <w:color w:val="7A7E85"/>
+                <w:sz w:val="20"/>
+                <w:szCs w:val="20"/>
+              </w:rPr>
+              <w:br/>
+              <w:t xml:space="preserve">        </w:t>
+            </w:r>
+            <w:proofErr w:type="spellStart"/>
+            <w:r>
+              <w:rPr>
+                <w:rFonts w:ascii="Courier New" w:hAnsi="Courier New" w:cs="Courier New"/>
+                <w:color w:val="BCBEC4"/>
+                <w:sz w:val="20"/>
+                <w:szCs w:val="20"/>
+              </w:rPr>
+              <w:t>System.</w:t>
+            </w:r>
+            <w:r>
+              <w:rPr>
+                <w:rFonts w:ascii="Courier New" w:hAnsi="Courier New" w:cs="Courier New"/>
+                <w:i/>
+                <w:iCs/>
+                <w:color w:val="C77DBB"/>
+                <w:sz w:val="20"/>
+                <w:szCs w:val="20"/>
+              </w:rPr>
+              <w:t>out</w:t>
+            </w:r>
+            <w:r>
+              <w:rPr>
+                <w:rFonts w:ascii="Courier New" w:hAnsi="Courier New" w:cs="Courier New"/>
+                <w:color w:val="BCBEC4"/>
+                <w:sz w:val="20"/>
+                <w:szCs w:val="20"/>
+              </w:rPr>
+              <w:t>.println</w:t>
+            </w:r>
+            <w:proofErr w:type="spellEnd"/>
+            <w:r>
+              <w:rPr>
+                <w:rFonts w:ascii="Courier New" w:hAnsi="Courier New" w:cs="Courier New"/>
+                <w:color w:val="BCBEC4"/>
+                <w:sz w:val="20"/>
+                <w:szCs w:val="20"/>
+              </w:rPr>
+              <w:t>(</w:t>
+            </w:r>
+            <w:r>
+              <w:rPr>
+                <w:rFonts w:ascii="Courier New" w:hAnsi="Courier New" w:cs="Courier New"/>
+                <w:color w:val="6AAB73"/>
+                <w:sz w:val="20"/>
+                <w:szCs w:val="20"/>
+              </w:rPr>
+              <w:t>"</w:t>
+            </w:r>
+            <w:proofErr w:type="spellStart"/>
+            <w:r>
+              <w:rPr>
+                <w:rFonts w:ascii="Courier New" w:hAnsi="Courier New" w:cs="Courier New"/>
+                <w:color w:val="6AAB73"/>
+                <w:sz w:val="20"/>
+                <w:szCs w:val="20"/>
+              </w:rPr>
+              <w:t>ReceiveThread</w:t>
+            </w:r>
+            <w:proofErr w:type="spellEnd"/>
+            <w:r>
+              <w:rPr>
+                <w:rFonts w:ascii="Courier New" w:hAnsi="Courier New" w:cs="Courier New"/>
+                <w:color w:val="6AAB73"/>
+                <w:sz w:val="20"/>
+                <w:szCs w:val="20"/>
+              </w:rPr>
+              <w:t xml:space="preserve"> </w:t>
+            </w:r>
+            <w:r>
+              <w:rPr>
+                <w:rFonts w:ascii="Menlo-Regular" w:hAnsi="Menlo-Regular" w:cs="Menlo-Regular"/>
+                <w:color w:val="6AAB73"/>
+                <w:sz w:val="20"/>
+                <w:szCs w:val="20"/>
+              </w:rPr>
+              <w:t>스레드가</w:t>
+            </w:r>
+            <w:r>
+              <w:rPr>
+                <w:rFonts w:ascii="Menlo-Regular" w:hAnsi="Menlo-Regular" w:cs="Menlo-Regular"/>
+                <w:color w:val="6AAB73"/>
+                <w:sz w:val="20"/>
+                <w:szCs w:val="20"/>
+              </w:rPr>
+              <w:t xml:space="preserve"> </w:t>
+            </w:r>
+            <w:r>
+              <w:rPr>
+                <w:rFonts w:ascii="Menlo-Regular" w:hAnsi="Menlo-Regular" w:cs="Menlo-Regular"/>
+                <w:color w:val="6AAB73"/>
+                <w:sz w:val="20"/>
+                <w:szCs w:val="20"/>
+              </w:rPr>
+              <w:t>수신한</w:t>
+            </w:r>
+            <w:r>
+              <w:rPr>
+                <w:rFonts w:ascii="Menlo-Regular" w:hAnsi="Menlo-Regular" w:cs="Menlo-Regular"/>
+                <w:color w:val="6AAB73"/>
+                <w:sz w:val="20"/>
+                <w:szCs w:val="20"/>
+              </w:rPr>
+              <w:t xml:space="preserve"> </w:t>
+            </w:r>
+            <w:r>
+              <w:rPr>
+                <w:rFonts w:ascii="Menlo-Regular" w:hAnsi="Menlo-Regular" w:cs="Menlo-Regular"/>
+                <w:color w:val="6AAB73"/>
+                <w:sz w:val="20"/>
+                <w:szCs w:val="20"/>
+              </w:rPr>
+              <w:t>데이터</w:t>
+            </w:r>
+            <w:r>
+              <w:rPr>
+                <w:rFonts w:ascii="Courier New" w:hAnsi="Courier New" w:cs="Courier New"/>
+                <w:color w:val="6AAB73"/>
+                <w:sz w:val="20"/>
+                <w:szCs w:val="20"/>
+              </w:rPr>
+              <w:t xml:space="preserve">: " </w:t>
+            </w:r>
+            <w:r>
+              <w:rPr>
+                <w:rFonts w:ascii="Courier New" w:hAnsi="Courier New" w:cs="Courier New"/>
+                <w:color w:val="BCBEC4"/>
+                <w:sz w:val="20"/>
+                <w:szCs w:val="20"/>
+              </w:rPr>
+              <w:t xml:space="preserve">+ </w:t>
+            </w:r>
+            <w:proofErr w:type="spellStart"/>
+            <w:r>
+              <w:rPr>
+                <w:rFonts w:ascii="Courier New" w:hAnsi="Courier New" w:cs="Courier New"/>
+                <w:color w:val="BCBEC4"/>
+                <w:sz w:val="20"/>
+                <w:szCs w:val="20"/>
+              </w:rPr>
+              <w:t>returnValue</w:t>
+            </w:r>
+            <w:proofErr w:type="spellEnd"/>
+            <w:r>
+              <w:rPr>
+                <w:rFonts w:ascii="Courier New" w:hAnsi="Courier New" w:cs="Courier New"/>
+                <w:color w:val="BCBEC4"/>
+                <w:sz w:val="20"/>
+                <w:szCs w:val="20"/>
+              </w:rPr>
+              <w:t>);</w:t>
+            </w:r>
+            <w:r>
+              <w:rPr>
+                <w:rFonts w:ascii="Courier New" w:hAnsi="Courier New" w:cs="Courier New"/>
+                <w:color w:val="BCBEC4"/>
+                <w:sz w:val="20"/>
+                <w:szCs w:val="20"/>
+              </w:rPr>
+              <w:br/>
+              <w:t xml:space="preserve">        </w:t>
+            </w:r>
+            <w:r>
+              <w:rPr>
+                <w:rFonts w:ascii="Courier New" w:hAnsi="Courier New" w:cs="Courier New"/>
+                <w:color w:val="C77DBB"/>
+                <w:sz w:val="20"/>
+                <w:szCs w:val="20"/>
+              </w:rPr>
+              <w:t xml:space="preserve">data </w:t>
+            </w:r>
+            <w:r>
+              <w:rPr>
+                <w:rFonts w:ascii="Courier New" w:hAnsi="Courier New" w:cs="Courier New"/>
+                <w:color w:val="BCBEC4"/>
+                <w:sz w:val="20"/>
+                <w:szCs w:val="20"/>
+              </w:rPr>
+              <w:t xml:space="preserve">= </w:t>
+            </w:r>
+            <w:r>
+              <w:rPr>
+                <w:rFonts w:ascii="Courier New" w:hAnsi="Courier New" w:cs="Courier New"/>
+                <w:color w:val="CF8E6D"/>
+                <w:sz w:val="20"/>
+                <w:szCs w:val="20"/>
+              </w:rPr>
+              <w:t>null</w:t>
+            </w:r>
+            <w:r>
+              <w:rPr>
+                <w:rFonts w:ascii="Courier New" w:hAnsi="Courier New" w:cs="Courier New"/>
+                <w:color w:val="BCBEC4"/>
+                <w:sz w:val="20"/>
+                <w:szCs w:val="20"/>
+              </w:rPr>
+              <w:t xml:space="preserve">; </w:t>
+            </w:r>
+            <w:r>
+              <w:rPr>
+                <w:rFonts w:ascii="Courier New" w:hAnsi="Courier New" w:cs="Courier New"/>
+                <w:color w:val="7A7E85"/>
+                <w:sz w:val="20"/>
+                <w:szCs w:val="20"/>
+              </w:rPr>
+              <w:t xml:space="preserve">// </w:t>
+            </w:r>
+            <w:r>
+              <w:rPr>
+                <w:rFonts w:ascii="Menlo-Regular" w:hAnsi="Menlo-Regular" w:cs="Menlo-Regular"/>
+                <w:color w:val="7A7E85"/>
+                <w:sz w:val="20"/>
+                <w:szCs w:val="20"/>
+              </w:rPr>
+              <w:t>데이터</w:t>
+            </w:r>
+            <w:r>
+              <w:rPr>
+                <w:rFonts w:ascii="Menlo-Regular" w:hAnsi="Menlo-Regular" w:cs="Menlo-Regular"/>
+                <w:color w:val="7A7E85"/>
+                <w:sz w:val="20"/>
+                <w:szCs w:val="20"/>
+              </w:rPr>
+              <w:t xml:space="preserve"> </w:t>
+            </w:r>
+            <w:r>
+              <w:rPr>
+                <w:rFonts w:ascii="Menlo-Regular" w:hAnsi="Menlo-Regular" w:cs="Menlo-Regular"/>
+                <w:color w:val="7A7E85"/>
+                <w:sz w:val="20"/>
+                <w:szCs w:val="20"/>
+              </w:rPr>
+              <w:t>초기화</w:t>
+            </w:r>
+            <w:r>
+              <w:rPr>
+                <w:rFonts w:ascii="Menlo-Regular" w:hAnsi="Menlo-Regular" w:cs="Menlo-Regular"/>
+                <w:color w:val="7A7E85"/>
+                <w:sz w:val="20"/>
+                <w:szCs w:val="20"/>
+              </w:rPr>
+              <w:br/>
+              <w:t xml:space="preserve">        </w:t>
+            </w:r>
+            <w:r>
+              <w:rPr>
+                <w:rFonts w:ascii="Courier New" w:hAnsi="Courier New" w:cs="Courier New"/>
+                <w:color w:val="BCBEC4"/>
+                <w:sz w:val="20"/>
+                <w:szCs w:val="20"/>
+              </w:rPr>
+              <w:t xml:space="preserve">notify(); </w:t>
+            </w:r>
+            <w:r>
+              <w:rPr>
+                <w:rFonts w:ascii="Courier New" w:hAnsi="Courier New" w:cs="Courier New"/>
+                <w:color w:val="7A7E85"/>
+                <w:sz w:val="20"/>
+                <w:szCs w:val="20"/>
+              </w:rPr>
+              <w:t xml:space="preserve">// </w:t>
+            </w:r>
+            <w:r>
+              <w:rPr>
+                <w:rFonts w:ascii="Menlo-Regular" w:hAnsi="Menlo-Regular" w:cs="Menlo-Regular"/>
+                <w:color w:val="7A7E85"/>
+                <w:sz w:val="20"/>
+                <w:szCs w:val="20"/>
+              </w:rPr>
+              <w:t>대기중인</w:t>
+            </w:r>
+            <w:r>
+              <w:rPr>
+                <w:rFonts w:ascii="Menlo-Regular" w:hAnsi="Menlo-Regular" w:cs="Menlo-Regular"/>
+                <w:color w:val="7A7E85"/>
+                <w:sz w:val="20"/>
+                <w:szCs w:val="20"/>
+              </w:rPr>
+              <w:t xml:space="preserve"> </w:t>
+            </w:r>
+            <w:r>
+              <w:rPr>
+                <w:rFonts w:ascii="Menlo-Regular" w:hAnsi="Menlo-Regular" w:cs="Menlo-Regular"/>
+                <w:color w:val="7A7E85"/>
+                <w:sz w:val="20"/>
+                <w:szCs w:val="20"/>
+              </w:rPr>
+              <w:t>스레드</w:t>
+            </w:r>
+            <w:r>
+              <w:rPr>
+                <w:rFonts w:ascii="Menlo-Regular" w:hAnsi="Menlo-Regular" w:cs="Menlo-Regular"/>
+                <w:color w:val="7A7E85"/>
+                <w:sz w:val="20"/>
+                <w:szCs w:val="20"/>
+              </w:rPr>
+              <w:t xml:space="preserve"> </w:t>
+            </w:r>
+            <w:r>
+              <w:rPr>
+                <w:rFonts w:ascii="Menlo-Regular" w:hAnsi="Menlo-Regular" w:cs="Menlo-Regular"/>
+                <w:color w:val="7A7E85"/>
+                <w:sz w:val="20"/>
+                <w:szCs w:val="20"/>
+              </w:rPr>
+              <w:t>깨우기</w:t>
+            </w:r>
+            <w:r>
+              <w:rPr>
+                <w:rFonts w:ascii="Menlo-Regular" w:hAnsi="Menlo-Regular" w:cs="Menlo-Regular"/>
+                <w:color w:val="7A7E85"/>
+                <w:sz w:val="20"/>
+                <w:szCs w:val="20"/>
+              </w:rPr>
+              <w:br/>
+              <w:t xml:space="preserve">        </w:t>
+            </w:r>
+            <w:r>
+              <w:rPr>
+                <w:rFonts w:ascii="Courier New" w:hAnsi="Courier New" w:cs="Courier New"/>
+                <w:color w:val="CF8E6D"/>
+                <w:sz w:val="20"/>
+                <w:szCs w:val="20"/>
+              </w:rPr>
+              <w:t xml:space="preserve">return </w:t>
+            </w:r>
+            <w:proofErr w:type="spellStart"/>
+            <w:r>
+              <w:rPr>
+                <w:rFonts w:ascii="Courier New" w:hAnsi="Courier New" w:cs="Courier New"/>
+                <w:color w:val="BCBEC4"/>
+                <w:sz w:val="20"/>
+                <w:szCs w:val="20"/>
+              </w:rPr>
+              <w:t>returnValue</w:t>
+            </w:r>
+            <w:proofErr w:type="spellEnd"/>
+            <w:r>
+              <w:rPr>
+                <w:rFonts w:ascii="Courier New" w:hAnsi="Courier New" w:cs="Courier New"/>
+                <w:color w:val="BCBEC4"/>
+                <w:sz w:val="20"/>
+                <w:szCs w:val="20"/>
+              </w:rPr>
+              <w:t>;</w:t>
+            </w:r>
+            <w:r>
+              <w:rPr>
+                <w:rFonts w:ascii="Courier New" w:hAnsi="Courier New" w:cs="Courier New"/>
+                <w:color w:val="BCBEC4"/>
+                <w:sz w:val="20"/>
+                <w:szCs w:val="20"/>
+              </w:rPr>
+              <w:br/>
+              <w:t xml:space="preserve">    }</w:t>
+            </w:r>
+            <w:r>
+              <w:rPr>
+                <w:rFonts w:ascii="Courier New" w:hAnsi="Courier New" w:cs="Courier New"/>
+                <w:color w:val="BCBEC4"/>
+                <w:sz w:val="20"/>
+                <w:szCs w:val="20"/>
+              </w:rPr>
+              <w:br/>
+              <w:t xml:space="preserve">    </w:t>
+            </w:r>
+            <w:r>
+              <w:rPr>
+                <w:rFonts w:ascii="Courier New" w:hAnsi="Courier New" w:cs="Courier New"/>
+                <w:color w:val="CF8E6D"/>
+                <w:sz w:val="20"/>
+                <w:szCs w:val="20"/>
+              </w:rPr>
+              <w:t xml:space="preserve">public synchronized void </w:t>
+            </w:r>
+            <w:proofErr w:type="spellStart"/>
+            <w:r>
+              <w:rPr>
+                <w:rFonts w:ascii="Courier New" w:hAnsi="Courier New" w:cs="Courier New"/>
+                <w:color w:val="56A8F5"/>
+                <w:sz w:val="20"/>
+                <w:szCs w:val="20"/>
+              </w:rPr>
+              <w:t>setData</w:t>
+            </w:r>
+            <w:proofErr w:type="spellEnd"/>
+            <w:r>
+              <w:rPr>
+                <w:rFonts w:ascii="Courier New" w:hAnsi="Courier New" w:cs="Courier New"/>
+                <w:color w:val="BCBEC4"/>
+                <w:sz w:val="20"/>
+                <w:szCs w:val="20"/>
+              </w:rPr>
+              <w:t>(String data) {</w:t>
+            </w:r>
+            <w:r>
+              <w:rPr>
+                <w:rFonts w:ascii="Courier New" w:hAnsi="Courier New" w:cs="Courier New"/>
+                <w:color w:val="BCBEC4"/>
+                <w:sz w:val="20"/>
+                <w:szCs w:val="20"/>
+              </w:rPr>
+              <w:br/>
+              <w:t xml:space="preserve">        </w:t>
+            </w:r>
+            <w:r>
+              <w:rPr>
+                <w:rFonts w:ascii="Courier New" w:hAnsi="Courier New" w:cs="Courier New"/>
+                <w:color w:val="CF8E6D"/>
+                <w:sz w:val="20"/>
+                <w:szCs w:val="20"/>
+              </w:rPr>
+              <w:t xml:space="preserve">while </w:t>
+            </w:r>
+            <w:r>
+              <w:rPr>
+                <w:rFonts w:ascii="Courier New" w:hAnsi="Courier New" w:cs="Courier New"/>
+                <w:color w:val="BCBEC4"/>
+                <w:sz w:val="20"/>
+                <w:szCs w:val="20"/>
+              </w:rPr>
+              <w:t>(</w:t>
+            </w:r>
+            <w:proofErr w:type="spellStart"/>
+            <w:r>
+              <w:rPr>
+                <w:rFonts w:ascii="Courier New" w:hAnsi="Courier New" w:cs="Courier New"/>
+                <w:color w:val="CF8E6D"/>
+                <w:sz w:val="20"/>
+                <w:szCs w:val="20"/>
+              </w:rPr>
+              <w:t>this</w:t>
+            </w:r>
+            <w:r>
+              <w:rPr>
+                <w:rFonts w:ascii="Courier New" w:hAnsi="Courier New" w:cs="Courier New"/>
+                <w:color w:val="BCBEC4"/>
+                <w:sz w:val="20"/>
+                <w:szCs w:val="20"/>
+              </w:rPr>
+              <w:t>.</w:t>
+            </w:r>
+            <w:r>
+              <w:rPr>
+                <w:rFonts w:ascii="Courier New" w:hAnsi="Courier New" w:cs="Courier New"/>
+                <w:color w:val="C77DBB"/>
+                <w:sz w:val="20"/>
+                <w:szCs w:val="20"/>
+              </w:rPr>
+              <w:t>data</w:t>
+            </w:r>
+            <w:proofErr w:type="spellEnd"/>
+            <w:r>
+              <w:rPr>
+                <w:rFonts w:ascii="Courier New" w:hAnsi="Courier New" w:cs="Courier New"/>
+                <w:color w:val="C77DBB"/>
+                <w:sz w:val="20"/>
+                <w:szCs w:val="20"/>
+              </w:rPr>
+              <w:t xml:space="preserve"> </w:t>
+            </w:r>
+            <w:r>
+              <w:rPr>
+                <w:rFonts w:ascii="Courier New" w:hAnsi="Courier New" w:cs="Courier New"/>
+                <w:color w:val="BCBEC4"/>
+                <w:sz w:val="20"/>
+                <w:szCs w:val="20"/>
+              </w:rPr>
+              <w:t xml:space="preserve">!= </w:t>
+            </w:r>
+            <w:r>
+              <w:rPr>
+                <w:rFonts w:ascii="Courier New" w:hAnsi="Courier New" w:cs="Courier New"/>
+                <w:color w:val="CF8E6D"/>
+                <w:sz w:val="20"/>
+                <w:szCs w:val="20"/>
+              </w:rPr>
+              <w:t>null</w:t>
+            </w:r>
+            <w:r>
+              <w:rPr>
+                <w:rFonts w:ascii="Courier New" w:hAnsi="Courier New" w:cs="Courier New"/>
+                <w:color w:val="BCBEC4"/>
+                <w:sz w:val="20"/>
+                <w:szCs w:val="20"/>
+              </w:rPr>
+              <w:t xml:space="preserve">) { </w:t>
+            </w:r>
+            <w:r>
+              <w:rPr>
+                <w:rFonts w:ascii="Courier New" w:hAnsi="Courier New" w:cs="Courier New"/>
+                <w:color w:val="7A7E85"/>
+                <w:sz w:val="20"/>
+                <w:szCs w:val="20"/>
+              </w:rPr>
+              <w:t xml:space="preserve">// </w:t>
+            </w:r>
+            <w:r>
+              <w:rPr>
+                <w:rFonts w:ascii="Menlo-Regular" w:hAnsi="Menlo-Regular" w:cs="Menlo-Regular"/>
+                <w:color w:val="7A7E85"/>
+                <w:sz w:val="20"/>
+                <w:szCs w:val="20"/>
+              </w:rPr>
+              <w:t>데이터가</w:t>
+            </w:r>
+            <w:r>
+              <w:rPr>
+                <w:rFonts w:ascii="Menlo-Regular" w:hAnsi="Menlo-Regular" w:cs="Menlo-Regular"/>
+                <w:color w:val="7A7E85"/>
+                <w:sz w:val="20"/>
+                <w:szCs w:val="20"/>
+              </w:rPr>
+              <w:t xml:space="preserve"> </w:t>
+            </w:r>
+            <w:r>
+              <w:rPr>
+                <w:rFonts w:ascii="Menlo-Regular" w:hAnsi="Menlo-Regular" w:cs="Menlo-Regular"/>
+                <w:color w:val="7A7E85"/>
+                <w:sz w:val="20"/>
+                <w:szCs w:val="20"/>
+              </w:rPr>
+              <w:t>있으면</w:t>
+            </w:r>
+            <w:r>
+              <w:rPr>
+                <w:rFonts w:ascii="Menlo-Regular" w:hAnsi="Menlo-Regular" w:cs="Menlo-Regular"/>
+                <w:color w:val="7A7E85"/>
+                <w:sz w:val="20"/>
+                <w:szCs w:val="20"/>
+              </w:rPr>
+              <w:t xml:space="preserve"> </w:t>
+            </w:r>
+            <w:r>
+              <w:rPr>
+                <w:rFonts w:ascii="Menlo-Regular" w:hAnsi="Menlo-Regular" w:cs="Menlo-Regular"/>
+                <w:color w:val="7A7E85"/>
+                <w:sz w:val="20"/>
+                <w:szCs w:val="20"/>
+              </w:rPr>
+              <w:t>대기</w:t>
+            </w:r>
+            <w:r>
+              <w:rPr>
+                <w:rFonts w:ascii="Menlo-Regular" w:hAnsi="Menlo-Regular" w:cs="Menlo-Regular"/>
+                <w:color w:val="7A7E85"/>
+                <w:sz w:val="20"/>
+                <w:szCs w:val="20"/>
+              </w:rPr>
+              <w:br/>
+              <w:t xml:space="preserve">            </w:t>
+            </w:r>
+            <w:r>
+              <w:rPr>
+                <w:rFonts w:ascii="Courier New" w:hAnsi="Courier New" w:cs="Courier New"/>
+                <w:color w:val="CF8E6D"/>
+                <w:sz w:val="20"/>
+                <w:szCs w:val="20"/>
+              </w:rPr>
+              <w:t xml:space="preserve">try </w:t>
+            </w:r>
+            <w:r>
+              <w:rPr>
+                <w:rFonts w:ascii="Courier New" w:hAnsi="Courier New" w:cs="Courier New"/>
+                <w:color w:val="BCBEC4"/>
+                <w:sz w:val="20"/>
+                <w:szCs w:val="20"/>
+              </w:rPr>
+              <w:t xml:space="preserve">{ wait(); } </w:t>
+            </w:r>
+            <w:r>
+              <w:rPr>
+                <w:rFonts w:ascii="Courier New" w:hAnsi="Courier New" w:cs="Courier New"/>
+                <w:color w:val="CF8E6D"/>
+                <w:sz w:val="20"/>
+                <w:szCs w:val="20"/>
+              </w:rPr>
+              <w:t xml:space="preserve">catch </w:t>
+            </w:r>
+            <w:r>
+              <w:rPr>
+                <w:rFonts w:ascii="Courier New" w:hAnsi="Courier New" w:cs="Courier New"/>
+                <w:color w:val="BCBEC4"/>
+                <w:sz w:val="20"/>
+                <w:szCs w:val="20"/>
+              </w:rPr>
+              <w:t>(</w:t>
+            </w:r>
+            <w:proofErr w:type="spellStart"/>
+            <w:r>
+              <w:rPr>
+                <w:rFonts w:ascii="Courier New" w:hAnsi="Courier New" w:cs="Courier New"/>
+                <w:color w:val="BCBEC4"/>
+                <w:sz w:val="20"/>
+                <w:szCs w:val="20"/>
+              </w:rPr>
+              <w:t>InterruptedException</w:t>
+            </w:r>
+            <w:proofErr w:type="spellEnd"/>
+            <w:r>
+              <w:rPr>
+                <w:rFonts w:ascii="Courier New" w:hAnsi="Courier New" w:cs="Courier New"/>
+                <w:color w:val="BCBEC4"/>
+                <w:sz w:val="20"/>
+                <w:szCs w:val="20"/>
+              </w:rPr>
+              <w:t xml:space="preserve"> e) {}</w:t>
+            </w:r>
+            <w:r>
+              <w:rPr>
+                <w:rFonts w:ascii="Courier New" w:hAnsi="Courier New" w:cs="Courier New"/>
+                <w:color w:val="BCBEC4"/>
+                <w:sz w:val="20"/>
+                <w:szCs w:val="20"/>
+              </w:rPr>
+              <w:br/>
+              <w:t xml:space="preserve">        }</w:t>
+            </w:r>
+            <w:r>
+              <w:rPr>
+                <w:rFonts w:ascii="Courier New" w:hAnsi="Courier New" w:cs="Courier New"/>
+                <w:color w:val="BCBEC4"/>
+                <w:sz w:val="20"/>
+                <w:szCs w:val="20"/>
+              </w:rPr>
+              <w:br/>
+              <w:t xml:space="preserve">        </w:t>
+            </w:r>
+            <w:proofErr w:type="spellStart"/>
+            <w:r>
+              <w:rPr>
+                <w:rFonts w:ascii="Courier New" w:hAnsi="Courier New" w:cs="Courier New"/>
+                <w:color w:val="CF8E6D"/>
+                <w:sz w:val="20"/>
+                <w:szCs w:val="20"/>
+              </w:rPr>
+              <w:t>this</w:t>
+            </w:r>
+            <w:r>
+              <w:rPr>
+                <w:rFonts w:ascii="Courier New" w:hAnsi="Courier New" w:cs="Courier New"/>
+                <w:color w:val="BCBEC4"/>
+                <w:sz w:val="20"/>
+                <w:szCs w:val="20"/>
+              </w:rPr>
+              <w:t>.</w:t>
+            </w:r>
+            <w:r>
+              <w:rPr>
+                <w:rFonts w:ascii="Courier New" w:hAnsi="Courier New" w:cs="Courier New"/>
+                <w:color w:val="C77DBB"/>
+                <w:sz w:val="20"/>
+                <w:szCs w:val="20"/>
+              </w:rPr>
+              <w:t>data</w:t>
+            </w:r>
+            <w:proofErr w:type="spellEnd"/>
+            <w:r>
+              <w:rPr>
+                <w:rFonts w:ascii="Courier New" w:hAnsi="Courier New" w:cs="Courier New"/>
+                <w:color w:val="C77DBB"/>
+                <w:sz w:val="20"/>
+                <w:szCs w:val="20"/>
+              </w:rPr>
+              <w:t xml:space="preserve"> </w:t>
+            </w:r>
+            <w:r>
+              <w:rPr>
+                <w:rFonts w:ascii="Courier New" w:hAnsi="Courier New" w:cs="Courier New"/>
+                <w:color w:val="BCBEC4"/>
+                <w:sz w:val="20"/>
+                <w:szCs w:val="20"/>
+              </w:rPr>
+              <w:t xml:space="preserve">= data; </w:t>
+            </w:r>
+            <w:r>
+              <w:rPr>
+                <w:rFonts w:ascii="Courier New" w:hAnsi="Courier New" w:cs="Courier New"/>
+                <w:color w:val="7A7E85"/>
+                <w:sz w:val="20"/>
+                <w:szCs w:val="20"/>
+              </w:rPr>
+              <w:t xml:space="preserve">// </w:t>
+            </w:r>
+            <w:r>
+              <w:rPr>
+                <w:rFonts w:ascii="Menlo-Regular" w:hAnsi="Menlo-Regular" w:cs="Menlo-Regular"/>
+                <w:color w:val="7A7E85"/>
+                <w:sz w:val="20"/>
+                <w:szCs w:val="20"/>
+              </w:rPr>
+              <w:t>데이터</w:t>
+            </w:r>
+            <w:r>
+              <w:rPr>
+                <w:rFonts w:ascii="Menlo-Regular" w:hAnsi="Menlo-Regular" w:cs="Menlo-Regular"/>
+                <w:color w:val="7A7E85"/>
+                <w:sz w:val="20"/>
+                <w:szCs w:val="20"/>
+              </w:rPr>
+              <w:t xml:space="preserve"> </w:t>
+            </w:r>
+            <w:r>
+              <w:rPr>
+                <w:rFonts w:ascii="Menlo-Regular" w:hAnsi="Menlo-Regular" w:cs="Menlo-Regular"/>
+                <w:color w:val="7A7E85"/>
+                <w:sz w:val="20"/>
+                <w:szCs w:val="20"/>
+              </w:rPr>
+              <w:t>저장하기</w:t>
+            </w:r>
+            <w:r>
+              <w:rPr>
+                <w:rFonts w:ascii="Menlo-Regular" w:hAnsi="Menlo-Regular" w:cs="Menlo-Regular"/>
+                <w:color w:val="7A7E85"/>
+                <w:sz w:val="20"/>
+                <w:szCs w:val="20"/>
+              </w:rPr>
+              <w:br/>
+              <w:t xml:space="preserve">        </w:t>
+            </w:r>
+            <w:proofErr w:type="spellStart"/>
+            <w:r>
+              <w:rPr>
+                <w:rFonts w:ascii="Courier New" w:hAnsi="Courier New" w:cs="Courier New"/>
+                <w:color w:val="BCBEC4"/>
+                <w:sz w:val="20"/>
+                <w:szCs w:val="20"/>
+              </w:rPr>
+              <w:t>System.</w:t>
+            </w:r>
+            <w:r>
+              <w:rPr>
+                <w:rFonts w:ascii="Courier New" w:hAnsi="Courier New" w:cs="Courier New"/>
+                <w:i/>
+                <w:iCs/>
+                <w:color w:val="C77DBB"/>
+                <w:sz w:val="20"/>
+                <w:szCs w:val="20"/>
+              </w:rPr>
+              <w:t>out</w:t>
+            </w:r>
+            <w:r>
+              <w:rPr>
+                <w:rFonts w:ascii="Courier New" w:hAnsi="Courier New" w:cs="Courier New"/>
+                <w:color w:val="BCBEC4"/>
+                <w:sz w:val="20"/>
+                <w:szCs w:val="20"/>
+              </w:rPr>
+              <w:t>.println</w:t>
+            </w:r>
+            <w:proofErr w:type="spellEnd"/>
+            <w:r>
+              <w:rPr>
+                <w:rFonts w:ascii="Courier New" w:hAnsi="Courier New" w:cs="Courier New"/>
+                <w:color w:val="BCBEC4"/>
+                <w:sz w:val="20"/>
+                <w:szCs w:val="20"/>
+              </w:rPr>
+              <w:t>(</w:t>
+            </w:r>
+            <w:r>
+              <w:rPr>
+                <w:rFonts w:ascii="Courier New" w:hAnsi="Courier New" w:cs="Courier New"/>
+                <w:color w:val="6AAB73"/>
+                <w:sz w:val="20"/>
+                <w:szCs w:val="20"/>
+              </w:rPr>
+              <w:t>"</w:t>
+            </w:r>
+            <w:proofErr w:type="spellStart"/>
+            <w:r>
+              <w:rPr>
+                <w:rFonts w:ascii="Courier New" w:hAnsi="Courier New" w:cs="Courier New"/>
+                <w:color w:val="6AAB73"/>
+                <w:sz w:val="20"/>
+                <w:szCs w:val="20"/>
+              </w:rPr>
+              <w:t>SendThread</w:t>
+            </w:r>
+            <w:proofErr w:type="spellEnd"/>
+            <w:r>
+              <w:rPr>
+                <w:rFonts w:ascii="Courier New" w:hAnsi="Courier New" w:cs="Courier New"/>
+                <w:color w:val="6AAB73"/>
+                <w:sz w:val="20"/>
+                <w:szCs w:val="20"/>
+              </w:rPr>
+              <w:t xml:space="preserve"> </w:t>
+            </w:r>
+            <w:r>
+              <w:rPr>
+                <w:rFonts w:ascii="Menlo-Regular" w:hAnsi="Menlo-Regular" w:cs="Menlo-Regular"/>
+                <w:color w:val="6AAB73"/>
+                <w:sz w:val="20"/>
+                <w:szCs w:val="20"/>
+              </w:rPr>
+              <w:t>스레드가</w:t>
+            </w:r>
+            <w:r>
+              <w:rPr>
+                <w:rFonts w:ascii="Menlo-Regular" w:hAnsi="Menlo-Regular" w:cs="Menlo-Regular"/>
+                <w:color w:val="6AAB73"/>
+                <w:sz w:val="20"/>
+                <w:szCs w:val="20"/>
+              </w:rPr>
+              <w:t xml:space="preserve"> </w:t>
+            </w:r>
+            <w:r>
+              <w:rPr>
+                <w:rFonts w:ascii="Menlo-Regular" w:hAnsi="Menlo-Regular" w:cs="Menlo-Regular"/>
+                <w:color w:val="6AAB73"/>
+                <w:sz w:val="20"/>
+                <w:szCs w:val="20"/>
+              </w:rPr>
+              <w:t>전송한</w:t>
+            </w:r>
+            <w:r>
+              <w:rPr>
+                <w:rFonts w:ascii="Menlo-Regular" w:hAnsi="Menlo-Regular" w:cs="Menlo-Regular"/>
+                <w:color w:val="6AAB73"/>
+                <w:sz w:val="20"/>
+                <w:szCs w:val="20"/>
+              </w:rPr>
+              <w:t xml:space="preserve"> </w:t>
+            </w:r>
+            <w:r>
+              <w:rPr>
+                <w:rFonts w:ascii="Menlo-Regular" w:hAnsi="Menlo-Regular" w:cs="Menlo-Regular"/>
+                <w:color w:val="6AAB73"/>
+                <w:sz w:val="20"/>
+                <w:szCs w:val="20"/>
+              </w:rPr>
+              <w:t>데이터</w:t>
+            </w:r>
+            <w:r>
+              <w:rPr>
+                <w:rFonts w:ascii="Courier New" w:hAnsi="Courier New" w:cs="Courier New"/>
+                <w:color w:val="6AAB73"/>
+                <w:sz w:val="20"/>
+                <w:szCs w:val="20"/>
+              </w:rPr>
+              <w:t xml:space="preserve">: " </w:t>
+            </w:r>
+            <w:r>
+              <w:rPr>
+                <w:rFonts w:ascii="Courier New" w:hAnsi="Courier New" w:cs="Courier New"/>
+                <w:color w:val="BCBEC4"/>
+                <w:sz w:val="20"/>
+                <w:szCs w:val="20"/>
+              </w:rPr>
+              <w:t>+ data);</w:t>
+            </w:r>
+            <w:r>
+              <w:rPr>
+                <w:rFonts w:ascii="Courier New" w:hAnsi="Courier New" w:cs="Courier New"/>
+                <w:color w:val="BCBEC4"/>
+                <w:sz w:val="20"/>
+                <w:szCs w:val="20"/>
+              </w:rPr>
+              <w:br/>
+              <w:t xml:space="preserve">        notify();</w:t>
+            </w:r>
+            <w:r>
+              <w:rPr>
+                <w:rFonts w:ascii="Courier New" w:hAnsi="Courier New" w:cs="Courier New"/>
+                <w:color w:val="BCBEC4"/>
+                <w:sz w:val="20"/>
+                <w:szCs w:val="20"/>
+              </w:rPr>
+              <w:br/>
+              <w:t xml:space="preserve">    }</w:t>
+            </w:r>
+            <w:r>
+              <w:rPr>
+                <w:rFonts w:ascii="Courier New" w:hAnsi="Courier New" w:cs="Courier New"/>
+                <w:color w:val="BCBEC4"/>
+                <w:sz w:val="20"/>
+                <w:szCs w:val="20"/>
+              </w:rPr>
+              <w:br/>
+              <w:t>}</w:t>
+            </w:r>
+          </w:p>
+          <w:p>
+            <w:pPr>
               <w:shd w:val="clear" w:color="auto" w:fill="FFFFFF"/>
               <w:rPr>
                 <w:rFonts w:asciiTheme="minorEastAsia" w:hAnsiTheme="minorEastAsia"/>
+                <w:bCs w:val="0"/>
+                <w:color w:val="000000" w:themeColor="text1"/>
+                <w:szCs w:val="20"/>
+              </w:rPr>
+            </w:pPr>
+          </w:p>
+          <w:p>
+            <w:pPr>
+              <w:pStyle w:val="HTML0"/>
+              <w:shd w:val="clear" w:color="auto" w:fill="1E1F22"/>
+              <w:rPr>
+                <w:rFonts w:ascii="Courier New" w:hAnsi="Courier New" w:cs="Courier New"/>
+                <w:color w:val="BCBEC4"/>
+                <w:sz w:val="20"/>
+                <w:szCs w:val="20"/>
+              </w:rPr>
+            </w:pPr>
+            <w:r>
+              <w:rPr>
+                <w:rFonts w:ascii="Courier New" w:hAnsi="Courier New" w:cs="Courier New"/>
+                <w:color w:val="CF8E6D"/>
+                <w:sz w:val="20"/>
+                <w:szCs w:val="20"/>
+              </w:rPr>
+              <w:t xml:space="preserve">package </w:t>
+            </w:r>
+            <w:r>
+              <w:rPr>
+                <w:rFonts w:ascii="Courier New" w:hAnsi="Courier New" w:cs="Courier New"/>
+                <w:color w:val="BCBEC4"/>
+                <w:sz w:val="20"/>
+                <w:szCs w:val="20"/>
+              </w:rPr>
+              <w:t>practice8;</w:t>
+            </w:r>
+            <w:r>
+              <w:rPr>
+                <w:rFonts w:ascii="Courier New" w:hAnsi="Courier New" w:cs="Courier New"/>
+                <w:color w:val="BCBEC4"/>
+                <w:sz w:val="20"/>
+                <w:szCs w:val="20"/>
+              </w:rPr>
+              <w:br/>
+            </w:r>
+            <w:r>
+              <w:rPr>
+                <w:rFonts w:ascii="Courier New" w:hAnsi="Courier New" w:cs="Courier New"/>
+                <w:color w:val="BCBEC4"/>
+                <w:sz w:val="20"/>
+                <w:szCs w:val="20"/>
+              </w:rPr>
+              <w:br/>
+            </w:r>
+            <w:r>
+              <w:rPr>
+                <w:rFonts w:ascii="Courier New" w:hAnsi="Courier New" w:cs="Courier New"/>
+                <w:color w:val="CF8E6D"/>
+                <w:sz w:val="20"/>
+                <w:szCs w:val="20"/>
+              </w:rPr>
+              <w:t xml:space="preserve">public class </w:t>
+            </w:r>
+            <w:proofErr w:type="spellStart"/>
+            <w:r>
+              <w:rPr>
+                <w:rFonts w:ascii="Courier New" w:hAnsi="Courier New" w:cs="Courier New"/>
+                <w:color w:val="BCBEC4"/>
+                <w:sz w:val="20"/>
+                <w:szCs w:val="20"/>
+              </w:rPr>
+              <w:t>SendThread</w:t>
+            </w:r>
+            <w:proofErr w:type="spellEnd"/>
+            <w:r>
+              <w:rPr>
+                <w:rFonts w:ascii="Courier New" w:hAnsi="Courier New" w:cs="Courier New"/>
+                <w:color w:val="BCBEC4"/>
+                <w:sz w:val="20"/>
+                <w:szCs w:val="20"/>
+              </w:rPr>
+              <w:t xml:space="preserve"> </w:t>
+            </w:r>
+            <w:r>
+              <w:rPr>
+                <w:rFonts w:ascii="Courier New" w:hAnsi="Courier New" w:cs="Courier New"/>
+                <w:color w:val="CF8E6D"/>
+                <w:sz w:val="20"/>
+                <w:szCs w:val="20"/>
+              </w:rPr>
+              <w:t xml:space="preserve">extends </w:t>
+            </w:r>
+            <w:r>
+              <w:rPr>
+                <w:rFonts w:ascii="Courier New" w:hAnsi="Courier New" w:cs="Courier New"/>
+                <w:color w:val="BCBEC4"/>
+                <w:sz w:val="20"/>
+                <w:szCs w:val="20"/>
+              </w:rPr>
+              <w:t xml:space="preserve">Thread { </w:t>
+            </w:r>
+            <w:r>
+              <w:rPr>
+                <w:rFonts w:ascii="Courier New" w:hAnsi="Courier New" w:cs="Courier New"/>
+                <w:color w:val="7A7E85"/>
+                <w:sz w:val="20"/>
+                <w:szCs w:val="20"/>
+              </w:rPr>
+              <w:t xml:space="preserve">// </w:t>
+            </w:r>
+            <w:r>
+              <w:rPr>
+                <w:rFonts w:ascii="Menlo-Regular" w:hAnsi="Menlo-Regular" w:cs="Menlo-Regular"/>
+                <w:color w:val="7A7E85"/>
+                <w:sz w:val="20"/>
+                <w:szCs w:val="20"/>
+              </w:rPr>
+              <w:t>데이터를</w:t>
+            </w:r>
+            <w:r>
+              <w:rPr>
+                <w:rFonts w:ascii="Courier New" w:hAnsi="Courier New" w:cs="Courier New"/>
+                <w:color w:val="7A7E85"/>
+                <w:sz w:val="20"/>
+                <w:szCs w:val="20"/>
+              </w:rPr>
+              <w:t xml:space="preserve"> </w:t>
+            </w:r>
+            <w:proofErr w:type="spellStart"/>
+            <w:r>
+              <w:rPr>
+                <w:rFonts w:ascii="Courier New" w:hAnsi="Courier New" w:cs="Courier New"/>
+                <w:color w:val="7A7E85"/>
+                <w:sz w:val="20"/>
+                <w:szCs w:val="20"/>
+              </w:rPr>
+              <w:t>MessageBox</w:t>
+            </w:r>
+            <w:r>
+              <w:rPr>
+                <w:rFonts w:ascii="Menlo-Regular" w:hAnsi="Menlo-Regular" w:cs="Menlo-Regular"/>
+                <w:color w:val="7A7E85"/>
+                <w:sz w:val="20"/>
+                <w:szCs w:val="20"/>
+              </w:rPr>
+              <w:t>에</w:t>
+            </w:r>
+            <w:proofErr w:type="spellEnd"/>
+            <w:r>
+              <w:rPr>
+                <w:rFonts w:ascii="Menlo-Regular" w:hAnsi="Menlo-Regular" w:cs="Menlo-Regular"/>
+                <w:color w:val="7A7E85"/>
+                <w:sz w:val="20"/>
+                <w:szCs w:val="20"/>
+              </w:rPr>
+              <w:t xml:space="preserve"> </w:t>
+            </w:r>
+            <w:r>
+              <w:rPr>
+                <w:rFonts w:ascii="Menlo-Regular" w:hAnsi="Menlo-Regular" w:cs="Menlo-Regular"/>
+                <w:color w:val="7A7E85"/>
+                <w:sz w:val="20"/>
+                <w:szCs w:val="20"/>
+              </w:rPr>
+              <w:t>순차적으로</w:t>
+            </w:r>
+            <w:r>
+              <w:rPr>
+                <w:rFonts w:ascii="Menlo-Regular" w:hAnsi="Menlo-Regular" w:cs="Menlo-Regular"/>
+                <w:color w:val="7A7E85"/>
+                <w:sz w:val="20"/>
+                <w:szCs w:val="20"/>
+              </w:rPr>
+              <w:t xml:space="preserve"> </w:t>
+            </w:r>
+            <w:r>
+              <w:rPr>
+                <w:rFonts w:ascii="Menlo-Regular" w:hAnsi="Menlo-Regular" w:cs="Menlo-Regular"/>
+                <w:color w:val="7A7E85"/>
+                <w:sz w:val="20"/>
+                <w:szCs w:val="20"/>
+              </w:rPr>
+              <w:t>넣는</w:t>
+            </w:r>
+            <w:r>
+              <w:rPr>
+                <w:rFonts w:ascii="Menlo-Regular" w:hAnsi="Menlo-Regular" w:cs="Menlo-Regular"/>
+                <w:color w:val="7A7E85"/>
+                <w:sz w:val="20"/>
+                <w:szCs w:val="20"/>
+              </w:rPr>
+              <w:t xml:space="preserve"> </w:t>
+            </w:r>
+            <w:r>
+              <w:rPr>
+                <w:rFonts w:ascii="Menlo-Regular" w:hAnsi="Menlo-Regular" w:cs="Menlo-Regular"/>
+                <w:color w:val="7A7E85"/>
+                <w:sz w:val="20"/>
+                <w:szCs w:val="20"/>
+              </w:rPr>
+              <w:t>생산자</w:t>
+            </w:r>
+            <w:r>
+              <w:rPr>
+                <w:rFonts w:ascii="Menlo-Regular" w:hAnsi="Menlo-Regular" w:cs="Menlo-Regular"/>
+                <w:color w:val="7A7E85"/>
+                <w:sz w:val="20"/>
+                <w:szCs w:val="20"/>
+              </w:rPr>
+              <w:t xml:space="preserve"> </w:t>
+            </w:r>
+            <w:r>
+              <w:rPr>
+                <w:rFonts w:ascii="Menlo-Regular" w:hAnsi="Menlo-Regular" w:cs="Menlo-Regular"/>
+                <w:color w:val="7A7E85"/>
+                <w:sz w:val="20"/>
+                <w:szCs w:val="20"/>
+              </w:rPr>
+              <w:t>역할</w:t>
+            </w:r>
+            <w:r>
+              <w:rPr>
+                <w:rFonts w:ascii="Menlo-Regular" w:hAnsi="Menlo-Regular" w:cs="Menlo-Regular"/>
+                <w:color w:val="7A7E85"/>
+                <w:sz w:val="20"/>
+                <w:szCs w:val="20"/>
+              </w:rPr>
+              <w:br/>
+              <w:t xml:space="preserve">    </w:t>
+            </w:r>
+            <w:r>
+              <w:rPr>
+                <w:rFonts w:ascii="Courier New" w:hAnsi="Courier New" w:cs="Courier New"/>
+                <w:color w:val="CF8E6D"/>
+                <w:sz w:val="20"/>
+                <w:szCs w:val="20"/>
+              </w:rPr>
+              <w:t xml:space="preserve">private </w:t>
+            </w:r>
+            <w:proofErr w:type="spellStart"/>
+            <w:r>
+              <w:rPr>
+                <w:rFonts w:ascii="Courier New" w:hAnsi="Courier New" w:cs="Courier New"/>
+                <w:color w:val="BCBEC4"/>
+                <w:sz w:val="20"/>
+                <w:szCs w:val="20"/>
+              </w:rPr>
+              <w:t>MessageBox</w:t>
+            </w:r>
+            <w:proofErr w:type="spellEnd"/>
+            <w:r>
+              <w:rPr>
+                <w:rFonts w:ascii="Courier New" w:hAnsi="Courier New" w:cs="Courier New"/>
+                <w:color w:val="BCBEC4"/>
+                <w:sz w:val="20"/>
+                <w:szCs w:val="20"/>
+              </w:rPr>
+              <w:t xml:space="preserve"> </w:t>
+            </w:r>
+            <w:proofErr w:type="spellStart"/>
+            <w:r>
+              <w:rPr>
+                <w:rFonts w:ascii="Courier New" w:hAnsi="Courier New" w:cs="Courier New"/>
+                <w:color w:val="C77DBB"/>
+                <w:sz w:val="20"/>
+                <w:szCs w:val="20"/>
+              </w:rPr>
+              <w:t>dataBox</w:t>
+            </w:r>
+            <w:proofErr w:type="spellEnd"/>
+            <w:r>
+              <w:rPr>
+                <w:rFonts w:ascii="Courier New" w:hAnsi="Courier New" w:cs="Courier New"/>
+                <w:color w:val="C77DBB"/>
+                <w:sz w:val="20"/>
+                <w:szCs w:val="20"/>
+              </w:rPr>
+              <w:t xml:space="preserve"> </w:t>
+            </w:r>
+            <w:r>
+              <w:rPr>
+                <w:rFonts w:ascii="Courier New" w:hAnsi="Courier New" w:cs="Courier New"/>
+                <w:color w:val="BCBEC4"/>
+                <w:sz w:val="20"/>
+                <w:szCs w:val="20"/>
+              </w:rPr>
+              <w:t>;</w:t>
+            </w:r>
+            <w:r>
+              <w:rPr>
+                <w:rFonts w:ascii="Courier New" w:hAnsi="Courier New" w:cs="Courier New"/>
+                <w:color w:val="BCBEC4"/>
+                <w:sz w:val="20"/>
+                <w:szCs w:val="20"/>
+              </w:rPr>
+              <w:br/>
+              <w:t xml:space="preserve">    </w:t>
+            </w:r>
+            <w:r>
+              <w:rPr>
+                <w:rFonts w:ascii="Courier New" w:hAnsi="Courier New" w:cs="Courier New"/>
+                <w:color w:val="CF8E6D"/>
+                <w:sz w:val="20"/>
+                <w:szCs w:val="20"/>
+              </w:rPr>
+              <w:t xml:space="preserve">private </w:t>
+            </w:r>
+            <w:r>
+              <w:rPr>
+                <w:rFonts w:ascii="Courier New" w:hAnsi="Courier New" w:cs="Courier New"/>
+                <w:color w:val="BCBEC4"/>
+                <w:sz w:val="20"/>
+                <w:szCs w:val="20"/>
+              </w:rPr>
+              <w:t xml:space="preserve">String[] </w:t>
+            </w:r>
+            <w:r>
+              <w:rPr>
+                <w:rFonts w:ascii="Courier New" w:hAnsi="Courier New" w:cs="Courier New"/>
+                <w:color w:val="C77DBB"/>
+                <w:sz w:val="20"/>
+                <w:szCs w:val="20"/>
+              </w:rPr>
+              <w:t>messages</w:t>
+            </w:r>
+            <w:r>
+              <w:rPr>
+                <w:rFonts w:ascii="Courier New" w:hAnsi="Courier New" w:cs="Courier New"/>
+                <w:color w:val="BCBEC4"/>
+                <w:sz w:val="20"/>
+                <w:szCs w:val="20"/>
+              </w:rPr>
+              <w:t>;</w:t>
+            </w:r>
+            <w:r>
+              <w:rPr>
+                <w:rFonts w:ascii="Courier New" w:hAnsi="Courier New" w:cs="Courier New"/>
+                <w:color w:val="BCBEC4"/>
+                <w:sz w:val="20"/>
+                <w:szCs w:val="20"/>
+              </w:rPr>
+              <w:br/>
+            </w:r>
+            <w:r>
+              <w:rPr>
+                <w:rFonts w:ascii="Courier New" w:hAnsi="Courier New" w:cs="Courier New"/>
+                <w:color w:val="BCBEC4"/>
+                <w:sz w:val="20"/>
+                <w:szCs w:val="20"/>
+              </w:rPr>
+              <w:br/>
+              <w:t xml:space="preserve">    </w:t>
+            </w:r>
+            <w:r>
+              <w:rPr>
+                <w:rFonts w:ascii="Courier New" w:hAnsi="Courier New" w:cs="Courier New"/>
+                <w:color w:val="CF8E6D"/>
+                <w:sz w:val="20"/>
+                <w:szCs w:val="20"/>
+              </w:rPr>
+              <w:t xml:space="preserve">public </w:t>
+            </w:r>
+            <w:proofErr w:type="spellStart"/>
+            <w:r>
+              <w:rPr>
+                <w:rFonts w:ascii="Courier New" w:hAnsi="Courier New" w:cs="Courier New"/>
+                <w:color w:val="56A8F5"/>
+                <w:sz w:val="20"/>
+                <w:szCs w:val="20"/>
+              </w:rPr>
+              <w:t>SendThread</w:t>
+            </w:r>
+            <w:proofErr w:type="spellEnd"/>
+            <w:r>
+              <w:rPr>
+                <w:rFonts w:ascii="Courier New" w:hAnsi="Courier New" w:cs="Courier New"/>
+                <w:color w:val="BCBEC4"/>
+                <w:sz w:val="20"/>
+                <w:szCs w:val="20"/>
+              </w:rPr>
+              <w:t>(</w:t>
+            </w:r>
+            <w:proofErr w:type="spellStart"/>
+            <w:r>
+              <w:rPr>
+                <w:rFonts w:ascii="Courier New" w:hAnsi="Courier New" w:cs="Courier New"/>
+                <w:color w:val="BCBEC4"/>
+                <w:sz w:val="20"/>
+                <w:szCs w:val="20"/>
+              </w:rPr>
+              <w:t>MessageBox</w:t>
+            </w:r>
+            <w:proofErr w:type="spellEnd"/>
+            <w:r>
+              <w:rPr>
+                <w:rFonts w:ascii="Courier New" w:hAnsi="Courier New" w:cs="Courier New"/>
+                <w:color w:val="BCBEC4"/>
+                <w:sz w:val="20"/>
+                <w:szCs w:val="20"/>
+              </w:rPr>
+              <w:t xml:space="preserve"> </w:t>
+            </w:r>
+            <w:proofErr w:type="spellStart"/>
+            <w:r>
+              <w:rPr>
+                <w:rFonts w:ascii="Courier New" w:hAnsi="Courier New" w:cs="Courier New"/>
+                <w:color w:val="BCBEC4"/>
+                <w:sz w:val="20"/>
+                <w:szCs w:val="20"/>
+              </w:rPr>
+              <w:t>dataBox</w:t>
+            </w:r>
+            <w:proofErr w:type="spellEnd"/>
+            <w:r>
+              <w:rPr>
+                <w:rFonts w:ascii="Courier New" w:hAnsi="Courier New" w:cs="Courier New"/>
+                <w:color w:val="BCBEC4"/>
+                <w:sz w:val="20"/>
+                <w:szCs w:val="20"/>
+              </w:rPr>
+              <w:t>, String[] messages) {</w:t>
+            </w:r>
+            <w:r>
+              <w:rPr>
+                <w:rFonts w:ascii="Courier New" w:hAnsi="Courier New" w:cs="Courier New"/>
+                <w:color w:val="BCBEC4"/>
+                <w:sz w:val="20"/>
+                <w:szCs w:val="20"/>
+              </w:rPr>
+              <w:br/>
+              <w:t xml:space="preserve">        </w:t>
+            </w:r>
+            <w:proofErr w:type="spellStart"/>
+            <w:r>
+              <w:rPr>
+                <w:rFonts w:ascii="Courier New" w:hAnsi="Courier New" w:cs="Courier New"/>
+                <w:color w:val="CF8E6D"/>
+                <w:sz w:val="20"/>
+                <w:szCs w:val="20"/>
+              </w:rPr>
+              <w:t>this</w:t>
+            </w:r>
+            <w:r>
+              <w:rPr>
+                <w:rFonts w:ascii="Courier New" w:hAnsi="Courier New" w:cs="Courier New"/>
+                <w:color w:val="BCBEC4"/>
+                <w:sz w:val="20"/>
+                <w:szCs w:val="20"/>
+              </w:rPr>
+              <w:t>.</w:t>
+            </w:r>
+            <w:r>
+              <w:rPr>
+                <w:rFonts w:ascii="Courier New" w:hAnsi="Courier New" w:cs="Courier New"/>
+                <w:color w:val="C77DBB"/>
+                <w:sz w:val="20"/>
+                <w:szCs w:val="20"/>
+              </w:rPr>
+              <w:t>dataBox</w:t>
+            </w:r>
+            <w:proofErr w:type="spellEnd"/>
+            <w:r>
+              <w:rPr>
+                <w:rFonts w:ascii="Courier New" w:hAnsi="Courier New" w:cs="Courier New"/>
+                <w:color w:val="C77DBB"/>
+                <w:sz w:val="20"/>
+                <w:szCs w:val="20"/>
+              </w:rPr>
+              <w:t xml:space="preserve"> </w:t>
+            </w:r>
+            <w:r>
+              <w:rPr>
+                <w:rFonts w:ascii="Courier New" w:hAnsi="Courier New" w:cs="Courier New"/>
+                <w:color w:val="BCBEC4"/>
+                <w:sz w:val="20"/>
+                <w:szCs w:val="20"/>
+              </w:rPr>
+              <w:t xml:space="preserve">= </w:t>
+            </w:r>
+            <w:proofErr w:type="spellStart"/>
+            <w:r>
+              <w:rPr>
+                <w:rFonts w:ascii="Courier New" w:hAnsi="Courier New" w:cs="Courier New"/>
+                <w:color w:val="BCBEC4"/>
+                <w:sz w:val="20"/>
+                <w:szCs w:val="20"/>
+              </w:rPr>
+              <w:t>dataBox</w:t>
+            </w:r>
+            <w:proofErr w:type="spellEnd"/>
+            <w:r>
+              <w:rPr>
+                <w:rFonts w:ascii="Courier New" w:hAnsi="Courier New" w:cs="Courier New"/>
+                <w:color w:val="BCBEC4"/>
+                <w:sz w:val="20"/>
+                <w:szCs w:val="20"/>
+              </w:rPr>
+              <w:t>;</w:t>
+            </w:r>
+            <w:r>
+              <w:rPr>
+                <w:rFonts w:ascii="Courier New" w:hAnsi="Courier New" w:cs="Courier New"/>
+                <w:color w:val="BCBEC4"/>
+                <w:sz w:val="20"/>
+                <w:szCs w:val="20"/>
+              </w:rPr>
+              <w:br/>
+              <w:t xml:space="preserve">        </w:t>
+            </w:r>
+            <w:proofErr w:type="spellStart"/>
+            <w:r>
+              <w:rPr>
+                <w:rFonts w:ascii="Courier New" w:hAnsi="Courier New" w:cs="Courier New"/>
+                <w:color w:val="CF8E6D"/>
+                <w:sz w:val="20"/>
+                <w:szCs w:val="20"/>
+              </w:rPr>
+              <w:t>this</w:t>
+            </w:r>
+            <w:r>
+              <w:rPr>
+                <w:rFonts w:ascii="Courier New" w:hAnsi="Courier New" w:cs="Courier New"/>
+                <w:color w:val="BCBEC4"/>
+                <w:sz w:val="20"/>
+                <w:szCs w:val="20"/>
+              </w:rPr>
+              <w:t>.</w:t>
+            </w:r>
+            <w:r>
+              <w:rPr>
+                <w:rFonts w:ascii="Courier New" w:hAnsi="Courier New" w:cs="Courier New"/>
+                <w:color w:val="C77DBB"/>
+                <w:sz w:val="20"/>
+                <w:szCs w:val="20"/>
+              </w:rPr>
+              <w:t>messages</w:t>
+            </w:r>
+            <w:proofErr w:type="spellEnd"/>
+            <w:r>
+              <w:rPr>
+                <w:rFonts w:ascii="Courier New" w:hAnsi="Courier New" w:cs="Courier New"/>
+                <w:color w:val="C77DBB"/>
+                <w:sz w:val="20"/>
+                <w:szCs w:val="20"/>
+              </w:rPr>
+              <w:t xml:space="preserve"> </w:t>
+            </w:r>
+            <w:r>
+              <w:rPr>
+                <w:rFonts w:ascii="Courier New" w:hAnsi="Courier New" w:cs="Courier New"/>
+                <w:color w:val="BCBEC4"/>
+                <w:sz w:val="20"/>
+                <w:szCs w:val="20"/>
+              </w:rPr>
+              <w:t>= messages;</w:t>
+            </w:r>
+            <w:r>
+              <w:rPr>
+                <w:rFonts w:ascii="Courier New" w:hAnsi="Courier New" w:cs="Courier New"/>
+                <w:color w:val="BCBEC4"/>
+                <w:sz w:val="20"/>
+                <w:szCs w:val="20"/>
+              </w:rPr>
+              <w:br/>
+              <w:t xml:space="preserve">    }</w:t>
+            </w:r>
+            <w:r>
+              <w:rPr>
+                <w:rFonts w:ascii="Courier New" w:hAnsi="Courier New" w:cs="Courier New"/>
+                <w:color w:val="BCBEC4"/>
+                <w:sz w:val="20"/>
+                <w:szCs w:val="20"/>
+              </w:rPr>
+              <w:br/>
+            </w:r>
+            <w:r>
+              <w:rPr>
+                <w:rFonts w:ascii="Courier New" w:hAnsi="Courier New" w:cs="Courier New"/>
+                <w:color w:val="BCBEC4"/>
+                <w:sz w:val="20"/>
+                <w:szCs w:val="20"/>
+              </w:rPr>
+              <w:br/>
+              <w:t xml:space="preserve">    </w:t>
+            </w:r>
+            <w:r>
+              <w:rPr>
+                <w:rFonts w:ascii="Courier New" w:hAnsi="Courier New" w:cs="Courier New"/>
+                <w:color w:val="B3AE60"/>
+                <w:sz w:val="20"/>
+                <w:szCs w:val="20"/>
+              </w:rPr>
+              <w:t>@Override</w:t>
+            </w:r>
+            <w:r>
+              <w:rPr>
+                <w:rFonts w:ascii="Courier New" w:hAnsi="Courier New" w:cs="Courier New"/>
+                <w:color w:val="B3AE60"/>
+                <w:sz w:val="20"/>
+                <w:szCs w:val="20"/>
+              </w:rPr>
+              <w:br/>
+              <w:t xml:space="preserve">    </w:t>
+            </w:r>
+            <w:r>
+              <w:rPr>
+                <w:rFonts w:ascii="Courier New" w:hAnsi="Courier New" w:cs="Courier New"/>
+                <w:color w:val="CF8E6D"/>
+                <w:sz w:val="20"/>
+                <w:szCs w:val="20"/>
+              </w:rPr>
+              <w:t xml:space="preserve">public void </w:t>
+            </w:r>
+            <w:r>
+              <w:rPr>
+                <w:rFonts w:ascii="Courier New" w:hAnsi="Courier New" w:cs="Courier New"/>
+                <w:color w:val="56A8F5"/>
+                <w:sz w:val="20"/>
+                <w:szCs w:val="20"/>
+              </w:rPr>
+              <w:t>run</w:t>
+            </w:r>
+            <w:r>
+              <w:rPr>
+                <w:rFonts w:ascii="Courier New" w:hAnsi="Courier New" w:cs="Courier New"/>
+                <w:color w:val="BCBEC4"/>
+                <w:sz w:val="20"/>
+                <w:szCs w:val="20"/>
+              </w:rPr>
+              <w:t>() {</w:t>
+            </w:r>
+            <w:r>
+              <w:rPr>
+                <w:rFonts w:ascii="Courier New" w:hAnsi="Courier New" w:cs="Courier New"/>
+                <w:color w:val="BCBEC4"/>
+                <w:sz w:val="20"/>
+                <w:szCs w:val="20"/>
+              </w:rPr>
+              <w:br/>
+              <w:t xml:space="preserve">        </w:t>
+            </w:r>
+            <w:r>
+              <w:rPr>
+                <w:rFonts w:ascii="Courier New" w:hAnsi="Courier New" w:cs="Courier New"/>
+                <w:color w:val="CF8E6D"/>
+                <w:sz w:val="20"/>
+                <w:szCs w:val="20"/>
+              </w:rPr>
+              <w:t>for</w:t>
+            </w:r>
+            <w:r>
+              <w:rPr>
+                <w:rFonts w:ascii="Courier New" w:hAnsi="Courier New" w:cs="Courier New"/>
+                <w:color w:val="BCBEC4"/>
+                <w:sz w:val="20"/>
+                <w:szCs w:val="20"/>
+              </w:rPr>
+              <w:t xml:space="preserve">(String data : </w:t>
+            </w:r>
+            <w:r>
+              <w:rPr>
+                <w:rFonts w:ascii="Courier New" w:hAnsi="Courier New" w:cs="Courier New"/>
+                <w:color w:val="C77DBB"/>
+                <w:sz w:val="20"/>
+                <w:szCs w:val="20"/>
+              </w:rPr>
+              <w:t>messages</w:t>
+            </w:r>
+            <w:r>
+              <w:rPr>
+                <w:rFonts w:ascii="Courier New" w:hAnsi="Courier New" w:cs="Courier New"/>
+                <w:color w:val="BCBEC4"/>
+                <w:sz w:val="20"/>
+                <w:szCs w:val="20"/>
+              </w:rPr>
+              <w:t>) {</w:t>
+            </w:r>
+            <w:r>
+              <w:rPr>
+                <w:rFonts w:ascii="Courier New" w:hAnsi="Courier New" w:cs="Courier New"/>
+                <w:color w:val="BCBEC4"/>
+                <w:sz w:val="20"/>
+                <w:szCs w:val="20"/>
+              </w:rPr>
+              <w:br/>
+              <w:t xml:space="preserve">            </w:t>
+            </w:r>
+            <w:proofErr w:type="spellStart"/>
+            <w:r>
+              <w:rPr>
+                <w:rFonts w:ascii="Courier New" w:hAnsi="Courier New" w:cs="Courier New"/>
+                <w:color w:val="C77DBB"/>
+                <w:sz w:val="20"/>
+                <w:szCs w:val="20"/>
+              </w:rPr>
+              <w:t>dataBox</w:t>
+            </w:r>
+            <w:r>
+              <w:rPr>
+                <w:rFonts w:ascii="Courier New" w:hAnsi="Courier New" w:cs="Courier New"/>
+                <w:color w:val="BCBEC4"/>
+                <w:sz w:val="20"/>
+                <w:szCs w:val="20"/>
+              </w:rPr>
+              <w:t>.setData</w:t>
+            </w:r>
+            <w:proofErr w:type="spellEnd"/>
+            <w:r>
+              <w:rPr>
+                <w:rFonts w:ascii="Courier New" w:hAnsi="Courier New" w:cs="Courier New"/>
+                <w:color w:val="BCBEC4"/>
+                <w:sz w:val="20"/>
+                <w:szCs w:val="20"/>
+              </w:rPr>
+              <w:t>(data);</w:t>
+            </w:r>
+            <w:r>
+              <w:rPr>
+                <w:rFonts w:ascii="Courier New" w:hAnsi="Courier New" w:cs="Courier New"/>
+                <w:color w:val="BCBEC4"/>
+                <w:sz w:val="20"/>
+                <w:szCs w:val="20"/>
+              </w:rPr>
+              <w:br/>
+              <w:t xml:space="preserve">        }</w:t>
+            </w:r>
+            <w:r>
+              <w:rPr>
+                <w:rFonts w:ascii="Courier New" w:hAnsi="Courier New" w:cs="Courier New"/>
+                <w:color w:val="BCBEC4"/>
+                <w:sz w:val="20"/>
+                <w:szCs w:val="20"/>
+              </w:rPr>
+              <w:br/>
+              <w:t xml:space="preserve">    }</w:t>
+            </w:r>
+            <w:r>
+              <w:rPr>
+                <w:rFonts w:ascii="Courier New" w:hAnsi="Courier New" w:cs="Courier New"/>
+                <w:color w:val="BCBEC4"/>
+                <w:sz w:val="20"/>
+                <w:szCs w:val="20"/>
+              </w:rPr>
+              <w:br/>
+              <w:t>}</w:t>
+            </w:r>
+          </w:p>
+          <w:p>
+            <w:pPr>
+              <w:shd w:val="clear" w:color="auto" w:fill="FFFFFF"/>
+              <w:rPr>
+                <w:rFonts w:asciiTheme="minorEastAsia" w:hAnsiTheme="minorEastAsia"/>
+                <w:bCs w:val="0"/>
+                <w:color w:val="000000" w:themeColor="text1"/>
+                <w:szCs w:val="20"/>
+              </w:rPr>
+            </w:pPr>
+          </w:p>
+          <w:p>
+            <w:pPr>
+              <w:pStyle w:val="HTML0"/>
+              <w:shd w:val="clear" w:color="auto" w:fill="1E1F22"/>
+              <w:rPr>
+                <w:rFonts w:ascii="Courier New" w:hAnsi="Courier New" w:cs="Courier New"/>
+                <w:color w:val="BCBEC4"/>
+                <w:sz w:val="20"/>
+                <w:szCs w:val="20"/>
+              </w:rPr>
+            </w:pPr>
+            <w:r>
+              <w:rPr>
+                <w:rFonts w:ascii="Courier New" w:hAnsi="Courier New" w:cs="Courier New"/>
+                <w:color w:val="CF8E6D"/>
+                <w:sz w:val="20"/>
+                <w:szCs w:val="20"/>
+              </w:rPr>
+              <w:t xml:space="preserve">package </w:t>
+            </w:r>
+            <w:r>
+              <w:rPr>
+                <w:rFonts w:ascii="Courier New" w:hAnsi="Courier New" w:cs="Courier New"/>
+                <w:color w:val="BCBEC4"/>
+                <w:sz w:val="20"/>
+                <w:szCs w:val="20"/>
+              </w:rPr>
+              <w:t>practice8;</w:t>
+            </w:r>
+            <w:r>
+              <w:rPr>
+                <w:rFonts w:ascii="Courier New" w:hAnsi="Courier New" w:cs="Courier New"/>
+                <w:color w:val="BCBEC4"/>
+                <w:sz w:val="20"/>
+                <w:szCs w:val="20"/>
+              </w:rPr>
+              <w:br/>
+            </w:r>
+            <w:r>
+              <w:rPr>
+                <w:rFonts w:ascii="Courier New" w:hAnsi="Courier New" w:cs="Courier New"/>
+                <w:color w:val="BCBEC4"/>
+                <w:sz w:val="20"/>
+                <w:szCs w:val="20"/>
+              </w:rPr>
+              <w:br/>
+            </w:r>
+            <w:r>
+              <w:rPr>
+                <w:rFonts w:ascii="Courier New" w:hAnsi="Courier New" w:cs="Courier New"/>
+                <w:color w:val="CF8E6D"/>
+                <w:sz w:val="20"/>
+                <w:szCs w:val="20"/>
+              </w:rPr>
+              <w:t xml:space="preserve">public class </w:t>
+            </w:r>
+            <w:proofErr w:type="spellStart"/>
+            <w:r>
+              <w:rPr>
+                <w:rFonts w:ascii="Courier New" w:hAnsi="Courier New" w:cs="Courier New"/>
+                <w:color w:val="BCBEC4"/>
+                <w:sz w:val="20"/>
+                <w:szCs w:val="20"/>
+              </w:rPr>
+              <w:t>ReceiveThread</w:t>
+            </w:r>
+            <w:proofErr w:type="spellEnd"/>
+            <w:r>
+              <w:rPr>
+                <w:rFonts w:ascii="Courier New" w:hAnsi="Courier New" w:cs="Courier New"/>
+                <w:color w:val="BCBEC4"/>
+                <w:sz w:val="20"/>
+                <w:szCs w:val="20"/>
+              </w:rPr>
+              <w:t xml:space="preserve"> </w:t>
+            </w:r>
+            <w:r>
+              <w:rPr>
+                <w:rFonts w:ascii="Courier New" w:hAnsi="Courier New" w:cs="Courier New"/>
+                <w:color w:val="CF8E6D"/>
+                <w:sz w:val="20"/>
+                <w:szCs w:val="20"/>
+              </w:rPr>
+              <w:t xml:space="preserve">extends </w:t>
+            </w:r>
+            <w:r>
+              <w:rPr>
+                <w:rFonts w:ascii="Courier New" w:hAnsi="Courier New" w:cs="Courier New"/>
+                <w:color w:val="BCBEC4"/>
+                <w:sz w:val="20"/>
+                <w:szCs w:val="20"/>
+              </w:rPr>
+              <w:t xml:space="preserve">Thread { </w:t>
+            </w:r>
+            <w:r>
+              <w:rPr>
+                <w:rFonts w:ascii="Courier New" w:hAnsi="Courier New" w:cs="Courier New"/>
+                <w:color w:val="7A7E85"/>
+                <w:sz w:val="20"/>
+                <w:szCs w:val="20"/>
+              </w:rPr>
+              <w:t xml:space="preserve">// </w:t>
+            </w:r>
+            <w:proofErr w:type="spellStart"/>
+            <w:r>
+              <w:rPr>
+                <w:rFonts w:ascii="Courier New" w:hAnsi="Courier New" w:cs="Courier New"/>
+                <w:color w:val="7A7E85"/>
+                <w:sz w:val="20"/>
+                <w:szCs w:val="20"/>
+              </w:rPr>
+              <w:t>MessageBox</w:t>
+            </w:r>
+            <w:proofErr w:type="spellEnd"/>
+            <w:r>
+              <w:rPr>
+                <w:rFonts w:ascii="Menlo-Regular" w:hAnsi="Menlo-Regular" w:cs="Menlo-Regular"/>
+                <w:color w:val="7A7E85"/>
+                <w:sz w:val="20"/>
+                <w:szCs w:val="20"/>
+              </w:rPr>
+              <w:t>에서</w:t>
+            </w:r>
+            <w:r>
+              <w:rPr>
+                <w:rFonts w:ascii="Menlo-Regular" w:hAnsi="Menlo-Regular" w:cs="Menlo-Regular"/>
+                <w:color w:val="7A7E85"/>
+                <w:sz w:val="20"/>
+                <w:szCs w:val="20"/>
+              </w:rPr>
+              <w:t xml:space="preserve"> </w:t>
+            </w:r>
+            <w:r>
+              <w:rPr>
+                <w:rFonts w:ascii="Menlo-Regular" w:hAnsi="Menlo-Regular" w:cs="Menlo-Regular"/>
+                <w:color w:val="7A7E85"/>
+                <w:sz w:val="20"/>
+                <w:szCs w:val="20"/>
+              </w:rPr>
+              <w:t>데이터를</w:t>
+            </w:r>
+            <w:r>
+              <w:rPr>
+                <w:rFonts w:ascii="Menlo-Regular" w:hAnsi="Menlo-Regular" w:cs="Menlo-Regular"/>
+                <w:color w:val="7A7E85"/>
+                <w:sz w:val="20"/>
+                <w:szCs w:val="20"/>
+              </w:rPr>
+              <w:t xml:space="preserve"> </w:t>
+            </w:r>
+            <w:r>
+              <w:rPr>
+                <w:rFonts w:ascii="Menlo-Regular" w:hAnsi="Menlo-Regular" w:cs="Menlo-Regular"/>
+                <w:color w:val="7A7E85"/>
+                <w:sz w:val="20"/>
+                <w:szCs w:val="20"/>
+              </w:rPr>
+              <w:t>꺼내는</w:t>
+            </w:r>
+            <w:r>
+              <w:rPr>
+                <w:rFonts w:ascii="Menlo-Regular" w:hAnsi="Menlo-Regular" w:cs="Menlo-Regular"/>
+                <w:color w:val="7A7E85"/>
+                <w:sz w:val="20"/>
+                <w:szCs w:val="20"/>
+              </w:rPr>
+              <w:t xml:space="preserve"> </w:t>
+            </w:r>
+            <w:r>
+              <w:rPr>
+                <w:rFonts w:ascii="Menlo-Regular" w:hAnsi="Menlo-Regular" w:cs="Menlo-Regular"/>
+                <w:color w:val="7A7E85"/>
+                <w:sz w:val="20"/>
+                <w:szCs w:val="20"/>
+              </w:rPr>
+              <w:t>소비자</w:t>
+            </w:r>
+            <w:r>
+              <w:rPr>
+                <w:rFonts w:ascii="Menlo-Regular" w:hAnsi="Menlo-Regular" w:cs="Menlo-Regular"/>
+                <w:color w:val="7A7E85"/>
+                <w:sz w:val="20"/>
+                <w:szCs w:val="20"/>
+              </w:rPr>
+              <w:t xml:space="preserve"> </w:t>
+            </w:r>
+            <w:r>
+              <w:rPr>
+                <w:rFonts w:ascii="Menlo-Regular" w:hAnsi="Menlo-Regular" w:cs="Menlo-Regular"/>
+                <w:color w:val="7A7E85"/>
+                <w:sz w:val="20"/>
+                <w:szCs w:val="20"/>
+              </w:rPr>
+              <w:t>역할</w:t>
+            </w:r>
+            <w:r>
+              <w:rPr>
+                <w:rFonts w:ascii="Menlo-Regular" w:hAnsi="Menlo-Regular" w:cs="Menlo-Regular"/>
+                <w:color w:val="7A7E85"/>
+                <w:sz w:val="20"/>
+                <w:szCs w:val="20"/>
+              </w:rPr>
+              <w:br/>
+              <w:t xml:space="preserve">    </w:t>
+            </w:r>
+            <w:r>
+              <w:rPr>
+                <w:rFonts w:ascii="Courier New" w:hAnsi="Courier New" w:cs="Courier New"/>
+                <w:color w:val="CF8E6D"/>
+                <w:sz w:val="20"/>
+                <w:szCs w:val="20"/>
+              </w:rPr>
+              <w:t xml:space="preserve">private </w:t>
+            </w:r>
+            <w:proofErr w:type="spellStart"/>
+            <w:r>
+              <w:rPr>
+                <w:rFonts w:ascii="Courier New" w:hAnsi="Courier New" w:cs="Courier New"/>
+                <w:color w:val="BCBEC4"/>
+                <w:sz w:val="20"/>
+                <w:szCs w:val="20"/>
+              </w:rPr>
+              <w:t>MessageBox</w:t>
+            </w:r>
+            <w:proofErr w:type="spellEnd"/>
+            <w:r>
+              <w:rPr>
+                <w:rFonts w:ascii="Courier New" w:hAnsi="Courier New" w:cs="Courier New"/>
+                <w:color w:val="BCBEC4"/>
+                <w:sz w:val="20"/>
+                <w:szCs w:val="20"/>
+              </w:rPr>
+              <w:t xml:space="preserve"> </w:t>
+            </w:r>
+            <w:proofErr w:type="spellStart"/>
+            <w:r>
+              <w:rPr>
+                <w:rFonts w:ascii="Courier New" w:hAnsi="Courier New" w:cs="Courier New"/>
+                <w:color w:val="C77DBB"/>
+                <w:sz w:val="20"/>
+                <w:szCs w:val="20"/>
+              </w:rPr>
+              <w:t>dataBox</w:t>
+            </w:r>
+            <w:proofErr w:type="spellEnd"/>
+            <w:r>
+              <w:rPr>
+                <w:rFonts w:ascii="Courier New" w:hAnsi="Courier New" w:cs="Courier New"/>
+                <w:color w:val="BCBEC4"/>
+                <w:sz w:val="20"/>
+                <w:szCs w:val="20"/>
+              </w:rPr>
+              <w:t>;</w:t>
+            </w:r>
+            <w:r>
+              <w:rPr>
+                <w:rFonts w:ascii="Courier New" w:hAnsi="Courier New" w:cs="Courier New"/>
+                <w:color w:val="BCBEC4"/>
+                <w:sz w:val="20"/>
+                <w:szCs w:val="20"/>
+              </w:rPr>
+              <w:br/>
+              <w:t xml:space="preserve">    </w:t>
+            </w:r>
+            <w:r>
+              <w:rPr>
+                <w:rFonts w:ascii="Courier New" w:hAnsi="Courier New" w:cs="Courier New"/>
+                <w:color w:val="CF8E6D"/>
+                <w:sz w:val="20"/>
+                <w:szCs w:val="20"/>
+              </w:rPr>
+              <w:t xml:space="preserve">private int </w:t>
+            </w:r>
+            <w:r>
+              <w:rPr>
+                <w:rFonts w:ascii="Courier New" w:hAnsi="Courier New" w:cs="Courier New"/>
+                <w:color w:val="C77DBB"/>
+                <w:sz w:val="20"/>
+                <w:szCs w:val="20"/>
+              </w:rPr>
+              <w:t>count</w:t>
+            </w:r>
+            <w:r>
+              <w:rPr>
+                <w:rFonts w:ascii="Courier New" w:hAnsi="Courier New" w:cs="Courier New"/>
+                <w:color w:val="BCBEC4"/>
+                <w:sz w:val="20"/>
+                <w:szCs w:val="20"/>
+              </w:rPr>
+              <w:t xml:space="preserve">; </w:t>
+            </w:r>
+            <w:r>
+              <w:rPr>
+                <w:rFonts w:ascii="Courier New" w:hAnsi="Courier New" w:cs="Courier New"/>
+                <w:color w:val="7A7E85"/>
+                <w:sz w:val="20"/>
+                <w:szCs w:val="20"/>
+              </w:rPr>
+              <w:t xml:space="preserve">// </w:t>
+            </w:r>
+            <w:proofErr w:type="spellStart"/>
+            <w:r>
+              <w:rPr>
+                <w:rFonts w:ascii="Courier New" w:hAnsi="Courier New" w:cs="Courier New"/>
+                <w:color w:val="7A7E85"/>
+                <w:sz w:val="20"/>
+                <w:szCs w:val="20"/>
+              </w:rPr>
+              <w:t>ReceiveThread</w:t>
+            </w:r>
+            <w:proofErr w:type="spellEnd"/>
+            <w:r>
+              <w:rPr>
+                <w:rFonts w:ascii="Menlo-Regular" w:hAnsi="Menlo-Regular" w:cs="Menlo-Regular"/>
+                <w:color w:val="7A7E85"/>
+                <w:sz w:val="20"/>
+                <w:szCs w:val="20"/>
+              </w:rPr>
+              <w:t>가</w:t>
+            </w:r>
+            <w:r>
+              <w:rPr>
+                <w:rFonts w:ascii="Menlo-Regular" w:hAnsi="Menlo-Regular" w:cs="Menlo-Regular"/>
+                <w:color w:val="7A7E85"/>
+                <w:sz w:val="20"/>
+                <w:szCs w:val="20"/>
+              </w:rPr>
+              <w:t xml:space="preserve"> </w:t>
+            </w:r>
+            <w:r>
+              <w:rPr>
+                <w:rFonts w:ascii="Menlo-Regular" w:hAnsi="Menlo-Regular" w:cs="Menlo-Regular"/>
+                <w:color w:val="7A7E85"/>
+                <w:sz w:val="20"/>
+                <w:szCs w:val="20"/>
+              </w:rPr>
+              <w:t>몇</w:t>
+            </w:r>
+            <w:r>
+              <w:rPr>
+                <w:rFonts w:ascii="Menlo-Regular" w:hAnsi="Menlo-Regular" w:cs="Menlo-Regular"/>
+                <w:color w:val="7A7E85"/>
+                <w:sz w:val="20"/>
+                <w:szCs w:val="20"/>
+              </w:rPr>
+              <w:t xml:space="preserve"> </w:t>
+            </w:r>
+            <w:r>
+              <w:rPr>
+                <w:rFonts w:ascii="Menlo-Regular" w:hAnsi="Menlo-Regular" w:cs="Menlo-Regular"/>
+                <w:color w:val="7A7E85"/>
+                <w:sz w:val="20"/>
+                <w:szCs w:val="20"/>
+              </w:rPr>
+              <w:t>번</w:t>
+            </w:r>
+            <w:r>
+              <w:rPr>
+                <w:rFonts w:ascii="Menlo-Regular" w:hAnsi="Menlo-Regular" w:cs="Menlo-Regular"/>
+                <w:color w:val="7A7E85"/>
+                <w:sz w:val="20"/>
+                <w:szCs w:val="20"/>
+              </w:rPr>
+              <w:t xml:space="preserve"> </w:t>
+            </w:r>
+            <w:r>
+              <w:rPr>
+                <w:rFonts w:ascii="Menlo-Regular" w:hAnsi="Menlo-Regular" w:cs="Menlo-Regular"/>
+                <w:color w:val="7A7E85"/>
+                <w:sz w:val="20"/>
+                <w:szCs w:val="20"/>
+              </w:rPr>
+              <w:t>데이터를</w:t>
+            </w:r>
+            <w:r>
+              <w:rPr>
+                <w:rFonts w:ascii="Menlo-Regular" w:hAnsi="Menlo-Regular" w:cs="Menlo-Regular"/>
+                <w:color w:val="7A7E85"/>
+                <w:sz w:val="20"/>
+                <w:szCs w:val="20"/>
+              </w:rPr>
+              <w:t xml:space="preserve"> </w:t>
+            </w:r>
+            <w:r>
+              <w:rPr>
+                <w:rFonts w:ascii="Menlo-Regular" w:hAnsi="Menlo-Regular" w:cs="Menlo-Regular"/>
+                <w:color w:val="7A7E85"/>
+                <w:sz w:val="20"/>
+                <w:szCs w:val="20"/>
+              </w:rPr>
+              <w:t>받아야</w:t>
+            </w:r>
+            <w:r>
+              <w:rPr>
+                <w:rFonts w:ascii="Menlo-Regular" w:hAnsi="Menlo-Regular" w:cs="Menlo-Regular"/>
+                <w:color w:val="7A7E85"/>
+                <w:sz w:val="20"/>
+                <w:szCs w:val="20"/>
+              </w:rPr>
+              <w:t xml:space="preserve"> </w:t>
+            </w:r>
+            <w:r>
+              <w:rPr>
+                <w:rFonts w:ascii="Menlo-Regular" w:hAnsi="Menlo-Regular" w:cs="Menlo-Regular"/>
+                <w:color w:val="7A7E85"/>
+                <w:sz w:val="20"/>
+                <w:szCs w:val="20"/>
+              </w:rPr>
+              <w:t>하는지를</w:t>
+            </w:r>
+            <w:r>
+              <w:rPr>
+                <w:rFonts w:ascii="Menlo-Regular" w:hAnsi="Menlo-Regular" w:cs="Menlo-Regular"/>
+                <w:color w:val="7A7E85"/>
+                <w:sz w:val="20"/>
+                <w:szCs w:val="20"/>
+              </w:rPr>
+              <w:t xml:space="preserve"> </w:t>
+            </w:r>
+            <w:r>
+              <w:rPr>
+                <w:rFonts w:ascii="Menlo-Regular" w:hAnsi="Menlo-Regular" w:cs="Menlo-Regular"/>
+                <w:color w:val="7A7E85"/>
+                <w:sz w:val="20"/>
+                <w:szCs w:val="20"/>
+              </w:rPr>
+              <w:t>결정하는</w:t>
+            </w:r>
+            <w:r>
+              <w:rPr>
+                <w:rFonts w:ascii="Menlo-Regular" w:hAnsi="Menlo-Regular" w:cs="Menlo-Regular"/>
+                <w:color w:val="7A7E85"/>
+                <w:sz w:val="20"/>
+                <w:szCs w:val="20"/>
+              </w:rPr>
+              <w:t xml:space="preserve"> </w:t>
+            </w:r>
+            <w:r>
+              <w:rPr>
+                <w:rFonts w:ascii="Menlo-Regular" w:hAnsi="Menlo-Regular" w:cs="Menlo-Regular"/>
+                <w:color w:val="7A7E85"/>
+                <w:sz w:val="20"/>
+                <w:szCs w:val="20"/>
+              </w:rPr>
+              <w:t>역할</w:t>
+            </w:r>
+            <w:r>
+              <w:rPr>
+                <w:rFonts w:ascii="Menlo-Regular" w:hAnsi="Menlo-Regular" w:cs="Menlo-Regular"/>
+                <w:color w:val="7A7E85"/>
+                <w:sz w:val="20"/>
+                <w:szCs w:val="20"/>
+              </w:rPr>
+              <w:br/>
+            </w:r>
+            <w:r>
+              <w:rPr>
+                <w:rFonts w:ascii="Menlo-Regular" w:hAnsi="Menlo-Regular" w:cs="Menlo-Regular"/>
+                <w:color w:val="7A7E85"/>
+                <w:sz w:val="20"/>
+                <w:szCs w:val="20"/>
+              </w:rPr>
+              <w:br/>
+              <w:t xml:space="preserve">    </w:t>
+            </w:r>
+            <w:r>
+              <w:rPr>
+                <w:rFonts w:ascii="Courier New" w:hAnsi="Courier New" w:cs="Courier New"/>
+                <w:color w:val="CF8E6D"/>
+                <w:sz w:val="20"/>
+                <w:szCs w:val="20"/>
+              </w:rPr>
+              <w:t xml:space="preserve">public </w:t>
+            </w:r>
+            <w:proofErr w:type="spellStart"/>
+            <w:r>
+              <w:rPr>
+                <w:rFonts w:ascii="Courier New" w:hAnsi="Courier New" w:cs="Courier New"/>
+                <w:color w:val="56A8F5"/>
+                <w:sz w:val="20"/>
+                <w:szCs w:val="20"/>
+              </w:rPr>
+              <w:t>ReceiveThread</w:t>
+            </w:r>
+            <w:proofErr w:type="spellEnd"/>
+            <w:r>
+              <w:rPr>
+                <w:rFonts w:ascii="Courier New" w:hAnsi="Courier New" w:cs="Courier New"/>
+                <w:color w:val="BCBEC4"/>
+                <w:sz w:val="20"/>
+                <w:szCs w:val="20"/>
+              </w:rPr>
+              <w:t>(</w:t>
+            </w:r>
+            <w:proofErr w:type="spellStart"/>
+            <w:r>
+              <w:rPr>
+                <w:rFonts w:ascii="Courier New" w:hAnsi="Courier New" w:cs="Courier New"/>
+                <w:color w:val="BCBEC4"/>
+                <w:sz w:val="20"/>
+                <w:szCs w:val="20"/>
+              </w:rPr>
+              <w:t>MessageBox</w:t>
+            </w:r>
+            <w:proofErr w:type="spellEnd"/>
+            <w:r>
+              <w:rPr>
+                <w:rFonts w:ascii="Courier New" w:hAnsi="Courier New" w:cs="Courier New"/>
+                <w:color w:val="BCBEC4"/>
+                <w:sz w:val="20"/>
+                <w:szCs w:val="20"/>
+              </w:rPr>
+              <w:t xml:space="preserve"> </w:t>
+            </w:r>
+            <w:proofErr w:type="spellStart"/>
+            <w:r>
+              <w:rPr>
+                <w:rFonts w:ascii="Courier New" w:hAnsi="Courier New" w:cs="Courier New"/>
+                <w:color w:val="BCBEC4"/>
+                <w:sz w:val="20"/>
+                <w:szCs w:val="20"/>
+              </w:rPr>
+              <w:t>dataBox</w:t>
+            </w:r>
+            <w:proofErr w:type="spellEnd"/>
+            <w:r>
+              <w:rPr>
+                <w:rFonts w:ascii="Courier New" w:hAnsi="Courier New" w:cs="Courier New"/>
+                <w:color w:val="BCBEC4"/>
+                <w:sz w:val="20"/>
+                <w:szCs w:val="20"/>
+              </w:rPr>
+              <w:t xml:space="preserve">, </w:t>
+            </w:r>
+            <w:r>
+              <w:rPr>
+                <w:rFonts w:ascii="Courier New" w:hAnsi="Courier New" w:cs="Courier New"/>
+                <w:color w:val="CF8E6D"/>
+                <w:sz w:val="20"/>
+                <w:szCs w:val="20"/>
+              </w:rPr>
+              <w:t xml:space="preserve">int </w:t>
+            </w:r>
+            <w:r>
+              <w:rPr>
+                <w:rFonts w:ascii="Courier New" w:hAnsi="Courier New" w:cs="Courier New"/>
+                <w:color w:val="BCBEC4"/>
+                <w:sz w:val="20"/>
+                <w:szCs w:val="20"/>
+              </w:rPr>
+              <w:t>count) {</w:t>
+            </w:r>
+            <w:r>
+              <w:rPr>
+                <w:rFonts w:ascii="Courier New" w:hAnsi="Courier New" w:cs="Courier New"/>
+                <w:color w:val="BCBEC4"/>
+                <w:sz w:val="20"/>
+                <w:szCs w:val="20"/>
+              </w:rPr>
+              <w:br/>
+              <w:t xml:space="preserve">        </w:t>
+            </w:r>
+            <w:proofErr w:type="spellStart"/>
+            <w:r>
+              <w:rPr>
+                <w:rFonts w:ascii="Courier New" w:hAnsi="Courier New" w:cs="Courier New"/>
+                <w:color w:val="CF8E6D"/>
+                <w:sz w:val="20"/>
+                <w:szCs w:val="20"/>
+              </w:rPr>
+              <w:t>this</w:t>
+            </w:r>
+            <w:r>
+              <w:rPr>
+                <w:rFonts w:ascii="Courier New" w:hAnsi="Courier New" w:cs="Courier New"/>
+                <w:color w:val="BCBEC4"/>
+                <w:sz w:val="20"/>
+                <w:szCs w:val="20"/>
+              </w:rPr>
+              <w:t>.</w:t>
+            </w:r>
+            <w:r>
+              <w:rPr>
+                <w:rFonts w:ascii="Courier New" w:hAnsi="Courier New" w:cs="Courier New"/>
+                <w:color w:val="C77DBB"/>
+                <w:sz w:val="20"/>
+                <w:szCs w:val="20"/>
+              </w:rPr>
+              <w:t>dataBox</w:t>
+            </w:r>
+            <w:proofErr w:type="spellEnd"/>
+            <w:r>
+              <w:rPr>
+                <w:rFonts w:ascii="Courier New" w:hAnsi="Courier New" w:cs="Courier New"/>
+                <w:color w:val="C77DBB"/>
+                <w:sz w:val="20"/>
+                <w:szCs w:val="20"/>
+              </w:rPr>
+              <w:t xml:space="preserve"> </w:t>
+            </w:r>
+            <w:r>
+              <w:rPr>
+                <w:rFonts w:ascii="Courier New" w:hAnsi="Courier New" w:cs="Courier New"/>
+                <w:color w:val="BCBEC4"/>
+                <w:sz w:val="20"/>
+                <w:szCs w:val="20"/>
+              </w:rPr>
+              <w:t xml:space="preserve">= </w:t>
+            </w:r>
+            <w:proofErr w:type="spellStart"/>
+            <w:r>
+              <w:rPr>
+                <w:rFonts w:ascii="Courier New" w:hAnsi="Courier New" w:cs="Courier New"/>
+                <w:color w:val="BCBEC4"/>
+                <w:sz w:val="20"/>
+                <w:szCs w:val="20"/>
+              </w:rPr>
+              <w:t>dataBox</w:t>
+            </w:r>
+            <w:proofErr w:type="spellEnd"/>
+            <w:r>
+              <w:rPr>
+                <w:rFonts w:ascii="Courier New" w:hAnsi="Courier New" w:cs="Courier New"/>
+                <w:color w:val="BCBEC4"/>
+                <w:sz w:val="20"/>
+                <w:szCs w:val="20"/>
+              </w:rPr>
+              <w:t>;</w:t>
+            </w:r>
+            <w:r>
+              <w:rPr>
+                <w:rFonts w:ascii="Courier New" w:hAnsi="Courier New" w:cs="Courier New"/>
+                <w:color w:val="BCBEC4"/>
+                <w:sz w:val="20"/>
+                <w:szCs w:val="20"/>
+              </w:rPr>
+              <w:br/>
+              <w:t xml:space="preserve">        </w:t>
+            </w:r>
+            <w:proofErr w:type="spellStart"/>
+            <w:r>
+              <w:rPr>
+                <w:rFonts w:ascii="Courier New" w:hAnsi="Courier New" w:cs="Courier New"/>
+                <w:color w:val="CF8E6D"/>
+                <w:sz w:val="20"/>
+                <w:szCs w:val="20"/>
+              </w:rPr>
+              <w:t>this</w:t>
+            </w:r>
+            <w:r>
+              <w:rPr>
+                <w:rFonts w:ascii="Courier New" w:hAnsi="Courier New" w:cs="Courier New"/>
+                <w:color w:val="BCBEC4"/>
+                <w:sz w:val="20"/>
+                <w:szCs w:val="20"/>
+              </w:rPr>
+              <w:t>.</w:t>
+            </w:r>
+            <w:r>
+              <w:rPr>
+                <w:rFonts w:ascii="Courier New" w:hAnsi="Courier New" w:cs="Courier New"/>
+                <w:color w:val="C77DBB"/>
+                <w:sz w:val="20"/>
+                <w:szCs w:val="20"/>
+              </w:rPr>
+              <w:t>count</w:t>
+            </w:r>
+            <w:proofErr w:type="spellEnd"/>
+            <w:r>
+              <w:rPr>
+                <w:rFonts w:ascii="Courier New" w:hAnsi="Courier New" w:cs="Courier New"/>
+                <w:color w:val="C77DBB"/>
+                <w:sz w:val="20"/>
+                <w:szCs w:val="20"/>
+              </w:rPr>
+              <w:t xml:space="preserve"> </w:t>
+            </w:r>
+            <w:r>
+              <w:rPr>
+                <w:rFonts w:ascii="Courier New" w:hAnsi="Courier New" w:cs="Courier New"/>
+                <w:color w:val="BCBEC4"/>
+                <w:sz w:val="20"/>
+                <w:szCs w:val="20"/>
+              </w:rPr>
+              <w:t>= count;</w:t>
+            </w:r>
+            <w:r>
+              <w:rPr>
+                <w:rFonts w:ascii="Courier New" w:hAnsi="Courier New" w:cs="Courier New"/>
+                <w:color w:val="BCBEC4"/>
+                <w:sz w:val="20"/>
+                <w:szCs w:val="20"/>
+              </w:rPr>
+              <w:br/>
+              <w:t xml:space="preserve">    }</w:t>
+            </w:r>
+            <w:r>
+              <w:rPr>
+                <w:rFonts w:ascii="Courier New" w:hAnsi="Courier New" w:cs="Courier New"/>
+                <w:color w:val="BCBEC4"/>
+                <w:sz w:val="20"/>
+                <w:szCs w:val="20"/>
+              </w:rPr>
+              <w:br/>
+            </w:r>
+            <w:r>
+              <w:rPr>
+                <w:rFonts w:ascii="Courier New" w:hAnsi="Courier New" w:cs="Courier New"/>
+                <w:color w:val="BCBEC4"/>
+                <w:sz w:val="20"/>
+                <w:szCs w:val="20"/>
+              </w:rPr>
+              <w:br/>
+              <w:t xml:space="preserve">    </w:t>
+            </w:r>
+            <w:r>
+              <w:rPr>
+                <w:rFonts w:ascii="Courier New" w:hAnsi="Courier New" w:cs="Courier New"/>
+                <w:color w:val="B3AE60"/>
+                <w:sz w:val="20"/>
+                <w:szCs w:val="20"/>
+              </w:rPr>
+              <w:t>@Override</w:t>
+            </w:r>
+            <w:r>
+              <w:rPr>
+                <w:rFonts w:ascii="Courier New" w:hAnsi="Courier New" w:cs="Courier New"/>
+                <w:color w:val="B3AE60"/>
+                <w:sz w:val="20"/>
+                <w:szCs w:val="20"/>
+              </w:rPr>
+              <w:br/>
+              <w:t xml:space="preserve">    </w:t>
+            </w:r>
+            <w:r>
+              <w:rPr>
+                <w:rFonts w:ascii="Courier New" w:hAnsi="Courier New" w:cs="Courier New"/>
+                <w:color w:val="CF8E6D"/>
+                <w:sz w:val="20"/>
+                <w:szCs w:val="20"/>
+              </w:rPr>
+              <w:t xml:space="preserve">public void </w:t>
+            </w:r>
+            <w:r>
+              <w:rPr>
+                <w:rFonts w:ascii="Courier New" w:hAnsi="Courier New" w:cs="Courier New"/>
+                <w:color w:val="56A8F5"/>
+                <w:sz w:val="20"/>
+                <w:szCs w:val="20"/>
+              </w:rPr>
+              <w:t>run</w:t>
+            </w:r>
+            <w:r>
+              <w:rPr>
+                <w:rFonts w:ascii="Courier New" w:hAnsi="Courier New" w:cs="Courier New"/>
+                <w:color w:val="BCBEC4"/>
+                <w:sz w:val="20"/>
+                <w:szCs w:val="20"/>
+              </w:rPr>
+              <w:t>() {</w:t>
+            </w:r>
+            <w:r>
+              <w:rPr>
+                <w:rFonts w:ascii="Courier New" w:hAnsi="Courier New" w:cs="Courier New"/>
+                <w:color w:val="BCBEC4"/>
+                <w:sz w:val="20"/>
+                <w:szCs w:val="20"/>
+              </w:rPr>
+              <w:br/>
+              <w:t xml:space="preserve">        </w:t>
+            </w:r>
+            <w:r>
+              <w:rPr>
+                <w:rFonts w:ascii="Courier New" w:hAnsi="Courier New" w:cs="Courier New"/>
+                <w:color w:val="CF8E6D"/>
+                <w:sz w:val="20"/>
+                <w:szCs w:val="20"/>
+              </w:rPr>
+              <w:t>for</w:t>
+            </w:r>
+            <w:r>
+              <w:rPr>
+                <w:rFonts w:ascii="Courier New" w:hAnsi="Courier New" w:cs="Courier New"/>
+                <w:color w:val="BCBEC4"/>
+                <w:sz w:val="20"/>
+                <w:szCs w:val="20"/>
+              </w:rPr>
+              <w:t>(</w:t>
+            </w:r>
+            <w:r>
+              <w:rPr>
+                <w:rFonts w:ascii="Courier New" w:hAnsi="Courier New" w:cs="Courier New"/>
+                <w:color w:val="CF8E6D"/>
+                <w:sz w:val="20"/>
+                <w:szCs w:val="20"/>
+              </w:rPr>
+              <w:t xml:space="preserve">int </w:t>
+            </w:r>
+            <w:proofErr w:type="spellStart"/>
+            <w:r>
+              <w:rPr>
+                <w:rFonts w:ascii="Courier New" w:hAnsi="Courier New" w:cs="Courier New"/>
+                <w:color w:val="BCBEC4"/>
+                <w:sz w:val="20"/>
+                <w:szCs w:val="20"/>
+              </w:rPr>
+              <w:t>i</w:t>
+            </w:r>
+            <w:proofErr w:type="spellEnd"/>
+            <w:r>
+              <w:rPr>
+                <w:rFonts w:ascii="Courier New" w:hAnsi="Courier New" w:cs="Courier New"/>
+                <w:color w:val="BCBEC4"/>
+                <w:sz w:val="20"/>
+                <w:szCs w:val="20"/>
+              </w:rPr>
+              <w:t xml:space="preserve"> = </w:t>
+            </w:r>
+            <w:r>
+              <w:rPr>
+                <w:rFonts w:ascii="Courier New" w:hAnsi="Courier New" w:cs="Courier New"/>
+                <w:color w:val="2AACB8"/>
+                <w:sz w:val="20"/>
+                <w:szCs w:val="20"/>
+              </w:rPr>
+              <w:t>0</w:t>
+            </w:r>
+            <w:r>
+              <w:rPr>
+                <w:rFonts w:ascii="Courier New" w:hAnsi="Courier New" w:cs="Courier New"/>
+                <w:color w:val="BCBEC4"/>
+                <w:sz w:val="20"/>
+                <w:szCs w:val="20"/>
+              </w:rPr>
+              <w:t xml:space="preserve">; </w:t>
+            </w:r>
+            <w:proofErr w:type="spellStart"/>
+            <w:r>
+              <w:rPr>
+                <w:rFonts w:ascii="Courier New" w:hAnsi="Courier New" w:cs="Courier New"/>
+                <w:color w:val="BCBEC4"/>
+                <w:sz w:val="20"/>
+                <w:szCs w:val="20"/>
+              </w:rPr>
+              <w:t>i</w:t>
+            </w:r>
+            <w:proofErr w:type="spellEnd"/>
+            <w:r>
+              <w:rPr>
+                <w:rFonts w:ascii="Courier New" w:hAnsi="Courier New" w:cs="Courier New"/>
+                <w:color w:val="BCBEC4"/>
+                <w:sz w:val="20"/>
+                <w:szCs w:val="20"/>
+              </w:rPr>
+              <w:t xml:space="preserve"> &lt;= </w:t>
+            </w:r>
+            <w:r>
+              <w:rPr>
+                <w:rFonts w:ascii="Courier New" w:hAnsi="Courier New" w:cs="Courier New"/>
+                <w:color w:val="C77DBB"/>
+                <w:sz w:val="20"/>
+                <w:szCs w:val="20"/>
+              </w:rPr>
+              <w:t>count</w:t>
+            </w:r>
+            <w:r>
+              <w:rPr>
+                <w:rFonts w:ascii="Courier New" w:hAnsi="Courier New" w:cs="Courier New"/>
+                <w:color w:val="BCBEC4"/>
+                <w:sz w:val="20"/>
+                <w:szCs w:val="20"/>
+              </w:rPr>
+              <w:t xml:space="preserve">; </w:t>
+            </w:r>
+            <w:proofErr w:type="spellStart"/>
+            <w:r>
+              <w:rPr>
+                <w:rFonts w:ascii="Courier New" w:hAnsi="Courier New" w:cs="Courier New"/>
+                <w:color w:val="BCBEC4"/>
+                <w:sz w:val="20"/>
+                <w:szCs w:val="20"/>
+              </w:rPr>
+              <w:t>i</w:t>
+            </w:r>
+            <w:proofErr w:type="spellEnd"/>
+            <w:r>
+              <w:rPr>
+                <w:rFonts w:ascii="Courier New" w:hAnsi="Courier New" w:cs="Courier New"/>
+                <w:color w:val="BCBEC4"/>
+                <w:sz w:val="20"/>
+                <w:szCs w:val="20"/>
+              </w:rPr>
+              <w:t>++) {</w:t>
+            </w:r>
+            <w:r>
+              <w:rPr>
+                <w:rFonts w:ascii="Courier New" w:hAnsi="Courier New" w:cs="Courier New"/>
+                <w:color w:val="BCBEC4"/>
+                <w:sz w:val="20"/>
+                <w:szCs w:val="20"/>
+              </w:rPr>
+              <w:br/>
+              <w:t xml:space="preserve">            </w:t>
+            </w:r>
+            <w:proofErr w:type="spellStart"/>
+            <w:r>
+              <w:rPr>
+                <w:rFonts w:ascii="Courier New" w:hAnsi="Courier New" w:cs="Courier New"/>
+                <w:color w:val="C77DBB"/>
+                <w:sz w:val="20"/>
+                <w:szCs w:val="20"/>
+              </w:rPr>
+              <w:t>dataBox</w:t>
+            </w:r>
+            <w:r>
+              <w:rPr>
+                <w:rFonts w:ascii="Courier New" w:hAnsi="Courier New" w:cs="Courier New"/>
+                <w:color w:val="BCBEC4"/>
+                <w:sz w:val="20"/>
+                <w:szCs w:val="20"/>
+              </w:rPr>
+              <w:t>.getData</w:t>
+            </w:r>
+            <w:proofErr w:type="spellEnd"/>
+            <w:r>
+              <w:rPr>
+                <w:rFonts w:ascii="Courier New" w:hAnsi="Courier New" w:cs="Courier New"/>
+                <w:color w:val="BCBEC4"/>
+                <w:sz w:val="20"/>
+                <w:szCs w:val="20"/>
+              </w:rPr>
+              <w:t>();</w:t>
+            </w:r>
+            <w:r>
+              <w:rPr>
+                <w:rFonts w:ascii="Courier New" w:hAnsi="Courier New" w:cs="Courier New"/>
+                <w:color w:val="BCBEC4"/>
+                <w:sz w:val="20"/>
+                <w:szCs w:val="20"/>
+              </w:rPr>
+              <w:br/>
+              <w:t xml:space="preserve">        }</w:t>
+            </w:r>
+            <w:r>
+              <w:rPr>
+                <w:rFonts w:ascii="Courier New" w:hAnsi="Courier New" w:cs="Courier New"/>
+                <w:color w:val="BCBEC4"/>
+                <w:sz w:val="20"/>
+                <w:szCs w:val="20"/>
+              </w:rPr>
+              <w:br/>
+              <w:t xml:space="preserve">    }</w:t>
+            </w:r>
+            <w:r>
+              <w:rPr>
+                <w:rFonts w:ascii="Courier New" w:hAnsi="Courier New" w:cs="Courier New"/>
+                <w:color w:val="BCBEC4"/>
+                <w:sz w:val="20"/>
+                <w:szCs w:val="20"/>
+              </w:rPr>
+              <w:br/>
+              <w:t>}</w:t>
+            </w:r>
+          </w:p>
+          <w:p>
+            <w:pPr>
+              <w:shd w:val="clear" w:color="auto" w:fill="FFFFFF"/>
+              <w:rPr>
+                <w:rFonts w:asciiTheme="minorEastAsia" w:hAnsiTheme="minorEastAsia" w:hint="eastAsia"/>
                 <w:b w:val="0"/>
                 <w:color w:val="000000" w:themeColor="text1"/>
                 <w:szCs w:val="20"/>
@@ -22855,6 +27912,7 @@
                 <w:color w:val="000000" w:themeColor="text1"/>
                 <w:szCs w:val="20"/>
               </w:rPr>
+              <w:lastRenderedPageBreak/>
               <w:t>[</w:t>
             </w:r>
             <w:r>
@@ -22906,6 +27964,57 @@
                 <w:szCs w:val="20"/>
               </w:rPr>
             </w:pPr>
+            <w:r>
+              <w:rPr>
+                <w:rFonts w:asciiTheme="minorEastAsia" w:hAnsiTheme="minorEastAsia"/>
+                <w:b w:val="0"/>
+                <w:noProof/>
+                <w:color w:val="000000" w:themeColor="text1"/>
+                <w:szCs w:val="20"/>
+              </w:rPr>
+              <w:lastRenderedPageBreak/>
+              <w:drawing>
+                <wp:inline distT="0" distB="0" distL="0" distR="0" wp14:anchorId="1106C624" wp14:editId="1552AA6F">
+                  <wp:extent cx="4070563" cy="3020786"/>
+                  <wp:effectExtent l="0" t="0" r="6350" b="1905"/>
+                  <wp:docPr id="1869952192" name="그림 4" descr="텍스트, 스크린샷, 폰트, 소프트웨어이(가) 표시된 사진&#10;&#10;AI가 생성한 콘텐츠는 부정확할 수 있습니다."/>
+                  <wp:cNvGraphicFramePr>
+                    <a:graphicFrameLocks xmlns:a="http://schemas.openxmlformats.org/drawingml/2006/main" noChangeAspect="1"/>
+                  </wp:cNvGraphicFramePr>
+                  <a:graphic xmlns:a="http://schemas.openxmlformats.org/drawingml/2006/main">
+                    <a:graphicData uri="http://schemas.openxmlformats.org/drawingml/2006/picture">
+                      <pic:pic xmlns:pic="http://schemas.openxmlformats.org/drawingml/2006/picture">
+                        <pic:nvPicPr>
+                          <pic:cNvPr id="1869952192" name="그림 4" descr="텍스트, 스크린샷, 폰트, 소프트웨어이(가) 표시된 사진&#10;&#10;AI가 생성한 콘텐츠는 부정확할 수 있습니다."/>
+                          <pic:cNvPicPr/>
+                        </pic:nvPicPr>
+                        <pic:blipFill>
+                          <a:blip r:embed="rId29">
+                            <a:extLst>
+                              <a:ext uri="{28A0092B-C50C-407E-A947-70E740481C1C}">
+                                <a14:useLocalDpi xmlns:a14="http://schemas.microsoft.com/office/drawing/2010/main" val="0"/>
+                              </a:ext>
+                            </a:extLst>
+                          </a:blip>
+                          <a:stretch>
+                            <a:fillRect/>
+                          </a:stretch>
+                        </pic:blipFill>
+                        <pic:spPr>
+                          <a:xfrm>
+                            <a:off x="0" y="0"/>
+                            <a:ext cx="4098492" cy="3041513"/>
+                          </a:xfrm>
+                          <a:prstGeom prst="rect">
+                            <a:avLst/>
+                          </a:prstGeom>
+                        </pic:spPr>
+                      </pic:pic>
+                    </a:graphicData>
+                  </a:graphic>
+                </wp:inline>
+              </w:drawing>
+            </w:r>
           </w:p>
         </w:tc>
       </w:tr>
@@ -23312,6 +28421,7 @@
         </w:rPr>
         <w:t xml:space="preserve">() </w:t>
       </w:r>
+      <w:proofErr w:type="spellStart"/>
       <w:r>
         <w:rPr>
           <w:rFonts w:asciiTheme="minorEastAsia" w:hAnsiTheme="minorEastAsia" w:hint="eastAsia"/>
@@ -23321,6 +28431,16 @@
         </w:rPr>
         <w:t>사용</w:t>
       </w:r>
+      <w:r>
+        <w:rPr>
+          <w:rFonts w:asciiTheme="minorEastAsia" w:hAnsiTheme="minorEastAsia" w:hint="eastAsia"/>
+          <w:b/>
+          <w:color w:val="FF0000"/>
+          <w:szCs w:val="20"/>
+        </w:rPr>
+        <w:t>ㅌ</w:t>
+      </w:r>
+      <w:proofErr w:type="spellEnd"/>
     </w:p>
     <w:p>
       <w:pPr>
@@ -23542,7 +28662,7 @@
                     <pic:cNvPicPr/>
                   </pic:nvPicPr>
                   <pic:blipFill rotWithShape="1">
-                    <a:blip r:embed="rId25"/>
+                    <a:blip r:embed="rId30"/>
                     <a:srcRect t="14391"/>
                     <a:stretch/>
                   </pic:blipFill>
@@ -23659,6 +28779,1453 @@
           </w:p>
           <w:p>
             <w:pPr>
+              <w:pStyle w:val="HTML0"/>
+              <w:shd w:val="clear" w:color="auto" w:fill="1E1F22"/>
+              <w:rPr>
+                <w:rFonts w:ascii="Courier New" w:hAnsi="Courier New" w:cs="Courier New"/>
+                <w:color w:val="BCBEC4"/>
+                <w:sz w:val="20"/>
+                <w:szCs w:val="20"/>
+              </w:rPr>
+            </w:pPr>
+            <w:r>
+              <w:rPr>
+                <w:rFonts w:ascii="Courier New" w:hAnsi="Courier New" w:cs="Courier New"/>
+                <w:color w:val="CF8E6D"/>
+                <w:sz w:val="20"/>
+                <w:szCs w:val="20"/>
+              </w:rPr>
+              <w:t xml:space="preserve">package </w:t>
+            </w:r>
+            <w:r>
+              <w:rPr>
+                <w:rFonts w:ascii="Courier New" w:hAnsi="Courier New" w:cs="Courier New"/>
+                <w:color w:val="BCBEC4"/>
+                <w:sz w:val="20"/>
+                <w:szCs w:val="20"/>
+              </w:rPr>
+              <w:t>practice9;</w:t>
+            </w:r>
+            <w:r>
+              <w:rPr>
+                <w:rFonts w:ascii="Courier New" w:hAnsi="Courier New" w:cs="Courier New"/>
+                <w:color w:val="BCBEC4"/>
+                <w:sz w:val="20"/>
+                <w:szCs w:val="20"/>
+              </w:rPr>
+              <w:br/>
+            </w:r>
+            <w:r>
+              <w:rPr>
+                <w:rFonts w:ascii="Courier New" w:hAnsi="Courier New" w:cs="Courier New"/>
+                <w:color w:val="BCBEC4"/>
+                <w:sz w:val="20"/>
+                <w:szCs w:val="20"/>
+              </w:rPr>
+              <w:br/>
+            </w:r>
+            <w:r>
+              <w:rPr>
+                <w:rFonts w:ascii="Courier New" w:hAnsi="Courier New" w:cs="Courier New"/>
+                <w:color w:val="CF8E6D"/>
+                <w:sz w:val="20"/>
+                <w:szCs w:val="20"/>
+              </w:rPr>
+              <w:t xml:space="preserve">import </w:t>
+            </w:r>
+            <w:proofErr w:type="spellStart"/>
+            <w:r>
+              <w:rPr>
+                <w:rFonts w:ascii="Courier New" w:hAnsi="Courier New" w:cs="Courier New"/>
+                <w:color w:val="BCBEC4"/>
+                <w:sz w:val="20"/>
+                <w:szCs w:val="20"/>
+              </w:rPr>
+              <w:t>java.util.Arrays</w:t>
+            </w:r>
+            <w:proofErr w:type="spellEnd"/>
+            <w:r>
+              <w:rPr>
+                <w:rFonts w:ascii="Courier New" w:hAnsi="Courier New" w:cs="Courier New"/>
+                <w:color w:val="BCBEC4"/>
+                <w:sz w:val="20"/>
+                <w:szCs w:val="20"/>
+              </w:rPr>
+              <w:t>;</w:t>
+            </w:r>
+            <w:r>
+              <w:rPr>
+                <w:rFonts w:ascii="Courier New" w:hAnsi="Courier New" w:cs="Courier New"/>
+                <w:color w:val="BCBEC4"/>
+                <w:sz w:val="20"/>
+                <w:szCs w:val="20"/>
+              </w:rPr>
+              <w:br/>
+            </w:r>
+            <w:r>
+              <w:rPr>
+                <w:rFonts w:ascii="Courier New" w:hAnsi="Courier New" w:cs="Courier New"/>
+                <w:color w:val="CF8E6D"/>
+                <w:sz w:val="20"/>
+                <w:szCs w:val="20"/>
+              </w:rPr>
+              <w:t xml:space="preserve">import </w:t>
+            </w:r>
+            <w:proofErr w:type="spellStart"/>
+            <w:r>
+              <w:rPr>
+                <w:rFonts w:ascii="Courier New" w:hAnsi="Courier New" w:cs="Courier New"/>
+                <w:color w:val="BCBEC4"/>
+                <w:sz w:val="20"/>
+                <w:szCs w:val="20"/>
+              </w:rPr>
+              <w:t>java.util.Scanner</w:t>
+            </w:r>
+            <w:proofErr w:type="spellEnd"/>
+            <w:r>
+              <w:rPr>
+                <w:rFonts w:ascii="Courier New" w:hAnsi="Courier New" w:cs="Courier New"/>
+                <w:color w:val="BCBEC4"/>
+                <w:sz w:val="20"/>
+                <w:szCs w:val="20"/>
+              </w:rPr>
+              <w:t>;</w:t>
+            </w:r>
+            <w:r>
+              <w:rPr>
+                <w:rFonts w:ascii="Courier New" w:hAnsi="Courier New" w:cs="Courier New"/>
+                <w:color w:val="BCBEC4"/>
+                <w:sz w:val="20"/>
+                <w:szCs w:val="20"/>
+              </w:rPr>
+              <w:br/>
+            </w:r>
+            <w:r>
+              <w:rPr>
+                <w:rFonts w:ascii="Courier New" w:hAnsi="Courier New" w:cs="Courier New"/>
+                <w:color w:val="CF8E6D"/>
+                <w:sz w:val="20"/>
+                <w:szCs w:val="20"/>
+              </w:rPr>
+              <w:t xml:space="preserve">import </w:t>
+            </w:r>
+            <w:proofErr w:type="spellStart"/>
+            <w:r>
+              <w:rPr>
+                <w:rFonts w:ascii="Courier New" w:hAnsi="Courier New" w:cs="Courier New"/>
+                <w:color w:val="BCBEC4"/>
+                <w:sz w:val="20"/>
+                <w:szCs w:val="20"/>
+              </w:rPr>
+              <w:t>java.util.StringTokenizer</w:t>
+            </w:r>
+            <w:proofErr w:type="spellEnd"/>
+            <w:r>
+              <w:rPr>
+                <w:rFonts w:ascii="Courier New" w:hAnsi="Courier New" w:cs="Courier New"/>
+                <w:color w:val="BCBEC4"/>
+                <w:sz w:val="20"/>
+                <w:szCs w:val="20"/>
+              </w:rPr>
+              <w:t>;</w:t>
+            </w:r>
+            <w:r>
+              <w:rPr>
+                <w:rFonts w:ascii="Courier New" w:hAnsi="Courier New" w:cs="Courier New"/>
+                <w:color w:val="BCBEC4"/>
+                <w:sz w:val="20"/>
+                <w:szCs w:val="20"/>
+              </w:rPr>
+              <w:br/>
+            </w:r>
+            <w:r>
+              <w:rPr>
+                <w:rFonts w:ascii="Courier New" w:hAnsi="Courier New" w:cs="Courier New"/>
+                <w:color w:val="BCBEC4"/>
+                <w:sz w:val="20"/>
+                <w:szCs w:val="20"/>
+              </w:rPr>
+              <w:br/>
+            </w:r>
+            <w:r>
+              <w:rPr>
+                <w:rFonts w:ascii="Courier New" w:hAnsi="Courier New" w:cs="Courier New"/>
+                <w:color w:val="CF8E6D"/>
+                <w:sz w:val="20"/>
+                <w:szCs w:val="20"/>
+              </w:rPr>
+              <w:t xml:space="preserve">public class </w:t>
+            </w:r>
+            <w:r>
+              <w:rPr>
+                <w:rFonts w:ascii="Courier New" w:hAnsi="Courier New" w:cs="Courier New"/>
+                <w:color w:val="BCBEC4"/>
+                <w:sz w:val="20"/>
+                <w:szCs w:val="20"/>
+              </w:rPr>
+              <w:t>Main {</w:t>
+            </w:r>
+            <w:r>
+              <w:rPr>
+                <w:rFonts w:ascii="Courier New" w:hAnsi="Courier New" w:cs="Courier New"/>
+                <w:color w:val="BCBEC4"/>
+                <w:sz w:val="20"/>
+                <w:szCs w:val="20"/>
+              </w:rPr>
+              <w:br/>
+              <w:t xml:space="preserve">    </w:t>
+            </w:r>
+            <w:r>
+              <w:rPr>
+                <w:rFonts w:ascii="Courier New" w:hAnsi="Courier New" w:cs="Courier New"/>
+                <w:color w:val="CF8E6D"/>
+                <w:sz w:val="20"/>
+                <w:szCs w:val="20"/>
+              </w:rPr>
+              <w:t xml:space="preserve">public static void </w:t>
+            </w:r>
+            <w:r>
+              <w:rPr>
+                <w:rFonts w:ascii="Courier New" w:hAnsi="Courier New" w:cs="Courier New"/>
+                <w:color w:val="56A8F5"/>
+                <w:sz w:val="20"/>
+                <w:szCs w:val="20"/>
+              </w:rPr>
+              <w:t>main</w:t>
+            </w:r>
+            <w:r>
+              <w:rPr>
+                <w:rFonts w:ascii="Courier New" w:hAnsi="Courier New" w:cs="Courier New"/>
+                <w:color w:val="BCBEC4"/>
+                <w:sz w:val="20"/>
+                <w:szCs w:val="20"/>
+              </w:rPr>
+              <w:t xml:space="preserve">(String[] </w:t>
+            </w:r>
+            <w:proofErr w:type="spellStart"/>
+            <w:r>
+              <w:rPr>
+                <w:rFonts w:ascii="Courier New" w:hAnsi="Courier New" w:cs="Courier New"/>
+                <w:color w:val="BCBEC4"/>
+                <w:sz w:val="20"/>
+                <w:szCs w:val="20"/>
+              </w:rPr>
+              <w:t>args</w:t>
+            </w:r>
+            <w:proofErr w:type="spellEnd"/>
+            <w:r>
+              <w:rPr>
+                <w:rFonts w:ascii="Courier New" w:hAnsi="Courier New" w:cs="Courier New"/>
+                <w:color w:val="BCBEC4"/>
+                <w:sz w:val="20"/>
+                <w:szCs w:val="20"/>
+              </w:rPr>
+              <w:t>) {</w:t>
+            </w:r>
+            <w:r>
+              <w:rPr>
+                <w:rFonts w:ascii="Courier New" w:hAnsi="Courier New" w:cs="Courier New"/>
+                <w:color w:val="BCBEC4"/>
+                <w:sz w:val="20"/>
+                <w:szCs w:val="20"/>
+              </w:rPr>
+              <w:br/>
+              <w:t xml:space="preserve">        Scanner </w:t>
+            </w:r>
+            <w:proofErr w:type="spellStart"/>
+            <w:r>
+              <w:rPr>
+                <w:rFonts w:ascii="Courier New" w:hAnsi="Courier New" w:cs="Courier New"/>
+                <w:color w:val="BCBEC4"/>
+                <w:sz w:val="20"/>
+                <w:szCs w:val="20"/>
+              </w:rPr>
+              <w:t>sc</w:t>
+            </w:r>
+            <w:proofErr w:type="spellEnd"/>
+            <w:r>
+              <w:rPr>
+                <w:rFonts w:ascii="Courier New" w:hAnsi="Courier New" w:cs="Courier New"/>
+                <w:color w:val="BCBEC4"/>
+                <w:sz w:val="20"/>
+                <w:szCs w:val="20"/>
+              </w:rPr>
+              <w:t xml:space="preserve"> = </w:t>
+            </w:r>
+            <w:r>
+              <w:rPr>
+                <w:rFonts w:ascii="Courier New" w:hAnsi="Courier New" w:cs="Courier New"/>
+                <w:color w:val="CF8E6D"/>
+                <w:sz w:val="20"/>
+                <w:szCs w:val="20"/>
+              </w:rPr>
+              <w:t xml:space="preserve">new </w:t>
+            </w:r>
+            <w:r>
+              <w:rPr>
+                <w:rFonts w:ascii="Courier New" w:hAnsi="Courier New" w:cs="Courier New"/>
+                <w:color w:val="BCBEC4"/>
+                <w:sz w:val="20"/>
+                <w:szCs w:val="20"/>
+              </w:rPr>
+              <w:t>Scanner(System.</w:t>
+            </w:r>
+            <w:r>
+              <w:rPr>
+                <w:rFonts w:ascii="Courier New" w:hAnsi="Courier New" w:cs="Courier New"/>
+                <w:i/>
+                <w:iCs/>
+                <w:color w:val="C77DBB"/>
+                <w:sz w:val="20"/>
+                <w:szCs w:val="20"/>
+              </w:rPr>
+              <w:t>in</w:t>
+            </w:r>
+            <w:r>
+              <w:rPr>
+                <w:rFonts w:ascii="Courier New" w:hAnsi="Courier New" w:cs="Courier New"/>
+                <w:color w:val="BCBEC4"/>
+                <w:sz w:val="20"/>
+                <w:szCs w:val="20"/>
+              </w:rPr>
+              <w:t>);</w:t>
+            </w:r>
+            <w:r>
+              <w:rPr>
+                <w:rFonts w:ascii="Courier New" w:hAnsi="Courier New" w:cs="Courier New"/>
+                <w:color w:val="BCBEC4"/>
+                <w:sz w:val="20"/>
+                <w:szCs w:val="20"/>
+              </w:rPr>
+              <w:br/>
+            </w:r>
+            <w:r>
+              <w:rPr>
+                <w:rFonts w:ascii="Courier New" w:hAnsi="Courier New" w:cs="Courier New"/>
+                <w:color w:val="BCBEC4"/>
+                <w:sz w:val="20"/>
+                <w:szCs w:val="20"/>
+              </w:rPr>
+              <w:br/>
+              <w:t xml:space="preserve">        </w:t>
+            </w:r>
+            <w:proofErr w:type="spellStart"/>
+            <w:r>
+              <w:rPr>
+                <w:rFonts w:ascii="Courier New" w:hAnsi="Courier New" w:cs="Courier New"/>
+                <w:color w:val="BCBEC4"/>
+                <w:sz w:val="20"/>
+                <w:szCs w:val="20"/>
+              </w:rPr>
+              <w:t>System.</w:t>
+            </w:r>
+            <w:r>
+              <w:rPr>
+                <w:rFonts w:ascii="Courier New" w:hAnsi="Courier New" w:cs="Courier New"/>
+                <w:i/>
+                <w:iCs/>
+                <w:color w:val="C77DBB"/>
+                <w:sz w:val="20"/>
+                <w:szCs w:val="20"/>
+              </w:rPr>
+              <w:t>out</w:t>
+            </w:r>
+            <w:r>
+              <w:rPr>
+                <w:rFonts w:ascii="Courier New" w:hAnsi="Courier New" w:cs="Courier New"/>
+                <w:color w:val="BCBEC4"/>
+                <w:sz w:val="20"/>
+                <w:szCs w:val="20"/>
+              </w:rPr>
+              <w:t>.print</w:t>
+            </w:r>
+            <w:proofErr w:type="spellEnd"/>
+            <w:r>
+              <w:rPr>
+                <w:rFonts w:ascii="Courier New" w:hAnsi="Courier New" w:cs="Courier New"/>
+                <w:color w:val="BCBEC4"/>
+                <w:sz w:val="20"/>
+                <w:szCs w:val="20"/>
+              </w:rPr>
+              <w:t>(</w:t>
+            </w:r>
+            <w:r>
+              <w:rPr>
+                <w:rFonts w:ascii="Courier New" w:hAnsi="Courier New" w:cs="Courier New"/>
+                <w:color w:val="6AAB73"/>
+                <w:sz w:val="20"/>
+                <w:szCs w:val="20"/>
+              </w:rPr>
+              <w:t>"</w:t>
+            </w:r>
+            <w:r>
+              <w:rPr>
+                <w:rFonts w:ascii="Menlo-Regular" w:hAnsi="Menlo-Regular" w:cs="Menlo-Regular"/>
+                <w:color w:val="6AAB73"/>
+                <w:sz w:val="20"/>
+                <w:szCs w:val="20"/>
+              </w:rPr>
+              <w:t>문자열을</w:t>
+            </w:r>
+            <w:r>
+              <w:rPr>
+                <w:rFonts w:ascii="Menlo-Regular" w:hAnsi="Menlo-Regular" w:cs="Menlo-Regular"/>
+                <w:color w:val="6AAB73"/>
+                <w:sz w:val="20"/>
+                <w:szCs w:val="20"/>
+              </w:rPr>
+              <w:t xml:space="preserve"> </w:t>
+            </w:r>
+            <w:r>
+              <w:rPr>
+                <w:rFonts w:ascii="Menlo-Regular" w:hAnsi="Menlo-Regular" w:cs="Menlo-Regular"/>
+                <w:color w:val="6AAB73"/>
+                <w:sz w:val="20"/>
+                <w:szCs w:val="20"/>
+              </w:rPr>
+              <w:t>입력하세요</w:t>
+            </w:r>
+            <w:r>
+              <w:rPr>
+                <w:rFonts w:ascii="Courier New" w:hAnsi="Courier New" w:cs="Courier New"/>
+                <w:color w:val="6AAB73"/>
+                <w:sz w:val="20"/>
+                <w:szCs w:val="20"/>
+              </w:rPr>
+              <w:t xml:space="preserve"> : "</w:t>
+            </w:r>
+            <w:r>
+              <w:rPr>
+                <w:rFonts w:ascii="Courier New" w:hAnsi="Courier New" w:cs="Courier New"/>
+                <w:color w:val="BCBEC4"/>
+                <w:sz w:val="20"/>
+                <w:szCs w:val="20"/>
+              </w:rPr>
+              <w:t>);</w:t>
+            </w:r>
+            <w:r>
+              <w:rPr>
+                <w:rFonts w:ascii="Courier New" w:hAnsi="Courier New" w:cs="Courier New"/>
+                <w:color w:val="BCBEC4"/>
+                <w:sz w:val="20"/>
+                <w:szCs w:val="20"/>
+              </w:rPr>
+              <w:br/>
+              <w:t xml:space="preserve">        String str = </w:t>
+            </w:r>
+            <w:proofErr w:type="spellStart"/>
+            <w:r>
+              <w:rPr>
+                <w:rFonts w:ascii="Courier New" w:hAnsi="Courier New" w:cs="Courier New"/>
+                <w:color w:val="BCBEC4"/>
+                <w:sz w:val="20"/>
+                <w:szCs w:val="20"/>
+              </w:rPr>
+              <w:t>sc.nextLine</w:t>
+            </w:r>
+            <w:proofErr w:type="spellEnd"/>
+            <w:r>
+              <w:rPr>
+                <w:rFonts w:ascii="Courier New" w:hAnsi="Courier New" w:cs="Courier New"/>
+                <w:color w:val="BCBEC4"/>
+                <w:sz w:val="20"/>
+                <w:szCs w:val="20"/>
+              </w:rPr>
+              <w:t xml:space="preserve">(); </w:t>
+            </w:r>
+            <w:r>
+              <w:rPr>
+                <w:rFonts w:ascii="Courier New" w:hAnsi="Courier New" w:cs="Courier New"/>
+                <w:color w:val="7A7E85"/>
+                <w:sz w:val="20"/>
+                <w:szCs w:val="20"/>
+              </w:rPr>
+              <w:t>// Did you sleep well last night?</w:t>
+            </w:r>
+            <w:r>
+              <w:rPr>
+                <w:rFonts w:ascii="Courier New" w:hAnsi="Courier New" w:cs="Courier New"/>
+                <w:color w:val="7A7E85"/>
+                <w:sz w:val="20"/>
+                <w:szCs w:val="20"/>
+              </w:rPr>
+              <w:br/>
+              <w:t xml:space="preserve">        </w:t>
+            </w:r>
+            <w:proofErr w:type="spellStart"/>
+            <w:r>
+              <w:rPr>
+                <w:rFonts w:ascii="Courier New" w:hAnsi="Courier New" w:cs="Courier New"/>
+                <w:color w:val="BCBEC4"/>
+                <w:sz w:val="20"/>
+                <w:szCs w:val="20"/>
+              </w:rPr>
+              <w:t>System.</w:t>
+            </w:r>
+            <w:r>
+              <w:rPr>
+                <w:rFonts w:ascii="Courier New" w:hAnsi="Courier New" w:cs="Courier New"/>
+                <w:i/>
+                <w:iCs/>
+                <w:color w:val="C77DBB"/>
+                <w:sz w:val="20"/>
+                <w:szCs w:val="20"/>
+              </w:rPr>
+              <w:t>out</w:t>
+            </w:r>
+            <w:r>
+              <w:rPr>
+                <w:rFonts w:ascii="Courier New" w:hAnsi="Courier New" w:cs="Courier New"/>
+                <w:color w:val="BCBEC4"/>
+                <w:sz w:val="20"/>
+                <w:szCs w:val="20"/>
+              </w:rPr>
+              <w:t>.println</w:t>
+            </w:r>
+            <w:proofErr w:type="spellEnd"/>
+            <w:r>
+              <w:rPr>
+                <w:rFonts w:ascii="Courier New" w:hAnsi="Courier New" w:cs="Courier New"/>
+                <w:color w:val="BCBEC4"/>
+                <w:sz w:val="20"/>
+                <w:szCs w:val="20"/>
+              </w:rPr>
+              <w:t>(str);</w:t>
+            </w:r>
+            <w:r>
+              <w:rPr>
+                <w:rFonts w:ascii="Courier New" w:hAnsi="Courier New" w:cs="Courier New"/>
+                <w:color w:val="BCBEC4"/>
+                <w:sz w:val="20"/>
+                <w:szCs w:val="20"/>
+              </w:rPr>
+              <w:br/>
+            </w:r>
+            <w:r>
+              <w:rPr>
+                <w:rFonts w:ascii="Courier New" w:hAnsi="Courier New" w:cs="Courier New"/>
+                <w:color w:val="BCBEC4"/>
+                <w:sz w:val="20"/>
+                <w:szCs w:val="20"/>
+              </w:rPr>
+              <w:br/>
+              <w:t xml:space="preserve">        </w:t>
+            </w:r>
+            <w:proofErr w:type="spellStart"/>
+            <w:r>
+              <w:rPr>
+                <w:rFonts w:ascii="Courier New" w:hAnsi="Courier New" w:cs="Courier New"/>
+                <w:color w:val="BCBEC4"/>
+                <w:sz w:val="20"/>
+                <w:szCs w:val="20"/>
+              </w:rPr>
+              <w:t>StringTokenizer</w:t>
+            </w:r>
+            <w:proofErr w:type="spellEnd"/>
+            <w:r>
+              <w:rPr>
+                <w:rFonts w:ascii="Courier New" w:hAnsi="Courier New" w:cs="Courier New"/>
+                <w:color w:val="BCBEC4"/>
+                <w:sz w:val="20"/>
+                <w:szCs w:val="20"/>
+              </w:rPr>
+              <w:t xml:space="preserve"> </w:t>
+            </w:r>
+            <w:proofErr w:type="spellStart"/>
+            <w:r>
+              <w:rPr>
+                <w:rFonts w:ascii="Courier New" w:hAnsi="Courier New" w:cs="Courier New"/>
+                <w:color w:val="BCBEC4"/>
+                <w:sz w:val="20"/>
+                <w:szCs w:val="20"/>
+              </w:rPr>
+              <w:t>st</w:t>
+            </w:r>
+            <w:proofErr w:type="spellEnd"/>
+            <w:r>
+              <w:rPr>
+                <w:rFonts w:ascii="Courier New" w:hAnsi="Courier New" w:cs="Courier New"/>
+                <w:color w:val="BCBEC4"/>
+                <w:sz w:val="20"/>
+                <w:szCs w:val="20"/>
+              </w:rPr>
+              <w:t xml:space="preserve"> = </w:t>
+            </w:r>
+            <w:r>
+              <w:rPr>
+                <w:rFonts w:ascii="Courier New" w:hAnsi="Courier New" w:cs="Courier New"/>
+                <w:color w:val="CF8E6D"/>
+                <w:sz w:val="20"/>
+                <w:szCs w:val="20"/>
+              </w:rPr>
+              <w:t xml:space="preserve">new </w:t>
+            </w:r>
+            <w:proofErr w:type="spellStart"/>
+            <w:r>
+              <w:rPr>
+                <w:rFonts w:ascii="Courier New" w:hAnsi="Courier New" w:cs="Courier New"/>
+                <w:color w:val="BCBEC4"/>
+                <w:sz w:val="20"/>
+                <w:szCs w:val="20"/>
+              </w:rPr>
+              <w:t>StringTokenizer</w:t>
+            </w:r>
+            <w:proofErr w:type="spellEnd"/>
+            <w:r>
+              <w:rPr>
+                <w:rFonts w:ascii="Courier New" w:hAnsi="Courier New" w:cs="Courier New"/>
+                <w:color w:val="BCBEC4"/>
+                <w:sz w:val="20"/>
+                <w:szCs w:val="20"/>
+              </w:rPr>
+              <w:t xml:space="preserve">(str, </w:t>
+            </w:r>
+            <w:r>
+              <w:rPr>
+                <w:rFonts w:ascii="Courier New" w:hAnsi="Courier New" w:cs="Courier New"/>
+                <w:color w:val="6AAB73"/>
+                <w:sz w:val="20"/>
+                <w:szCs w:val="20"/>
+              </w:rPr>
+              <w:t>" "</w:t>
+            </w:r>
+            <w:r>
+              <w:rPr>
+                <w:rFonts w:ascii="Courier New" w:hAnsi="Courier New" w:cs="Courier New"/>
+                <w:color w:val="BCBEC4"/>
+                <w:sz w:val="20"/>
+                <w:szCs w:val="20"/>
+              </w:rPr>
+              <w:t>);</w:t>
+            </w:r>
+            <w:r>
+              <w:rPr>
+                <w:rFonts w:ascii="Courier New" w:hAnsi="Courier New" w:cs="Courier New"/>
+                <w:color w:val="BCBEC4"/>
+                <w:sz w:val="20"/>
+                <w:szCs w:val="20"/>
+              </w:rPr>
+              <w:br/>
+            </w:r>
+            <w:r>
+              <w:rPr>
+                <w:rFonts w:ascii="Courier New" w:hAnsi="Courier New" w:cs="Courier New"/>
+                <w:color w:val="BCBEC4"/>
+                <w:sz w:val="20"/>
+                <w:szCs w:val="20"/>
+              </w:rPr>
+              <w:br/>
+              <w:t xml:space="preserve">        String[] words = </w:t>
+            </w:r>
+            <w:r>
+              <w:rPr>
+                <w:rFonts w:ascii="Courier New" w:hAnsi="Courier New" w:cs="Courier New"/>
+                <w:color w:val="CF8E6D"/>
+                <w:sz w:val="20"/>
+                <w:szCs w:val="20"/>
+              </w:rPr>
+              <w:t xml:space="preserve">new </w:t>
+            </w:r>
+            <w:r>
+              <w:rPr>
+                <w:rFonts w:ascii="Courier New" w:hAnsi="Courier New" w:cs="Courier New"/>
+                <w:color w:val="BCBEC4"/>
+                <w:sz w:val="20"/>
+                <w:szCs w:val="20"/>
+              </w:rPr>
+              <w:t>String[</w:t>
+            </w:r>
+            <w:proofErr w:type="spellStart"/>
+            <w:r>
+              <w:rPr>
+                <w:rFonts w:ascii="Courier New" w:hAnsi="Courier New" w:cs="Courier New"/>
+                <w:color w:val="BCBEC4"/>
+                <w:sz w:val="20"/>
+                <w:szCs w:val="20"/>
+              </w:rPr>
+              <w:t>st.countTokens</w:t>
+            </w:r>
+            <w:proofErr w:type="spellEnd"/>
+            <w:r>
+              <w:rPr>
+                <w:rFonts w:ascii="Courier New" w:hAnsi="Courier New" w:cs="Courier New"/>
+                <w:color w:val="BCBEC4"/>
+                <w:sz w:val="20"/>
+                <w:szCs w:val="20"/>
+              </w:rPr>
+              <w:t>()];</w:t>
+            </w:r>
+            <w:r>
+              <w:rPr>
+                <w:rFonts w:ascii="Courier New" w:hAnsi="Courier New" w:cs="Courier New"/>
+                <w:color w:val="BCBEC4"/>
+                <w:sz w:val="20"/>
+                <w:szCs w:val="20"/>
+              </w:rPr>
+              <w:br/>
+            </w:r>
+            <w:r>
+              <w:rPr>
+                <w:rFonts w:ascii="Courier New" w:hAnsi="Courier New" w:cs="Courier New"/>
+                <w:color w:val="BCBEC4"/>
+                <w:sz w:val="20"/>
+                <w:szCs w:val="20"/>
+              </w:rPr>
+              <w:br/>
+              <w:t xml:space="preserve">        </w:t>
+            </w:r>
+            <w:r>
+              <w:rPr>
+                <w:rFonts w:ascii="Courier New" w:hAnsi="Courier New" w:cs="Courier New"/>
+                <w:color w:val="CF8E6D"/>
+                <w:sz w:val="20"/>
+                <w:szCs w:val="20"/>
+              </w:rPr>
+              <w:t xml:space="preserve">int </w:t>
+            </w:r>
+            <w:proofErr w:type="spellStart"/>
+            <w:r>
+              <w:rPr>
+                <w:rFonts w:ascii="Courier New" w:hAnsi="Courier New" w:cs="Courier New"/>
+                <w:color w:val="BCBEC4"/>
+                <w:sz w:val="20"/>
+                <w:szCs w:val="20"/>
+              </w:rPr>
+              <w:t>i</w:t>
+            </w:r>
+            <w:proofErr w:type="spellEnd"/>
+            <w:r>
+              <w:rPr>
+                <w:rFonts w:ascii="Courier New" w:hAnsi="Courier New" w:cs="Courier New"/>
+                <w:color w:val="BCBEC4"/>
+                <w:sz w:val="20"/>
+                <w:szCs w:val="20"/>
+              </w:rPr>
+              <w:t xml:space="preserve"> = </w:t>
+            </w:r>
+            <w:r>
+              <w:rPr>
+                <w:rFonts w:ascii="Courier New" w:hAnsi="Courier New" w:cs="Courier New"/>
+                <w:color w:val="2AACB8"/>
+                <w:sz w:val="20"/>
+                <w:szCs w:val="20"/>
+              </w:rPr>
+              <w:t>0</w:t>
+            </w:r>
+            <w:r>
+              <w:rPr>
+                <w:rFonts w:ascii="Courier New" w:hAnsi="Courier New" w:cs="Courier New"/>
+                <w:color w:val="BCBEC4"/>
+                <w:sz w:val="20"/>
+                <w:szCs w:val="20"/>
+              </w:rPr>
+              <w:t>;</w:t>
+            </w:r>
+            <w:r>
+              <w:rPr>
+                <w:rFonts w:ascii="Courier New" w:hAnsi="Courier New" w:cs="Courier New"/>
+                <w:color w:val="BCBEC4"/>
+                <w:sz w:val="20"/>
+                <w:szCs w:val="20"/>
+              </w:rPr>
+              <w:br/>
+              <w:t xml:space="preserve">        </w:t>
+            </w:r>
+            <w:r>
+              <w:rPr>
+                <w:rFonts w:ascii="Courier New" w:hAnsi="Courier New" w:cs="Courier New"/>
+                <w:color w:val="CF8E6D"/>
+                <w:sz w:val="20"/>
+                <w:szCs w:val="20"/>
+              </w:rPr>
+              <w:t>while</w:t>
+            </w:r>
+            <w:r>
+              <w:rPr>
+                <w:rFonts w:ascii="Courier New" w:hAnsi="Courier New" w:cs="Courier New"/>
+                <w:color w:val="BCBEC4"/>
+                <w:sz w:val="20"/>
+                <w:szCs w:val="20"/>
+              </w:rPr>
+              <w:t>(</w:t>
+            </w:r>
+            <w:proofErr w:type="spellStart"/>
+            <w:r>
+              <w:rPr>
+                <w:rFonts w:ascii="Courier New" w:hAnsi="Courier New" w:cs="Courier New"/>
+                <w:color w:val="BCBEC4"/>
+                <w:sz w:val="20"/>
+                <w:szCs w:val="20"/>
+              </w:rPr>
+              <w:t>st.hasMoreTokens</w:t>
+            </w:r>
+            <w:proofErr w:type="spellEnd"/>
+            <w:r>
+              <w:rPr>
+                <w:rFonts w:ascii="Courier New" w:hAnsi="Courier New" w:cs="Courier New"/>
+                <w:color w:val="BCBEC4"/>
+                <w:sz w:val="20"/>
+                <w:szCs w:val="20"/>
+              </w:rPr>
+              <w:t>()) {</w:t>
+            </w:r>
+            <w:r>
+              <w:rPr>
+                <w:rFonts w:ascii="Courier New" w:hAnsi="Courier New" w:cs="Courier New"/>
+                <w:color w:val="BCBEC4"/>
+                <w:sz w:val="20"/>
+                <w:szCs w:val="20"/>
+              </w:rPr>
+              <w:br/>
+              <w:t xml:space="preserve">            words[</w:t>
+            </w:r>
+            <w:proofErr w:type="spellStart"/>
+            <w:r>
+              <w:rPr>
+                <w:rFonts w:ascii="Courier New" w:hAnsi="Courier New" w:cs="Courier New"/>
+                <w:color w:val="BCBEC4"/>
+                <w:sz w:val="20"/>
+                <w:szCs w:val="20"/>
+              </w:rPr>
+              <w:t>i</w:t>
+            </w:r>
+            <w:proofErr w:type="spellEnd"/>
+            <w:r>
+              <w:rPr>
+                <w:rFonts w:ascii="Courier New" w:hAnsi="Courier New" w:cs="Courier New"/>
+                <w:color w:val="BCBEC4"/>
+                <w:sz w:val="20"/>
+                <w:szCs w:val="20"/>
+              </w:rPr>
+              <w:t xml:space="preserve">++] = </w:t>
+            </w:r>
+            <w:proofErr w:type="spellStart"/>
+            <w:r>
+              <w:rPr>
+                <w:rFonts w:ascii="Courier New" w:hAnsi="Courier New" w:cs="Courier New"/>
+                <w:color w:val="BCBEC4"/>
+                <w:sz w:val="20"/>
+                <w:szCs w:val="20"/>
+              </w:rPr>
+              <w:t>st.nextToken</w:t>
+            </w:r>
+            <w:proofErr w:type="spellEnd"/>
+            <w:r>
+              <w:rPr>
+                <w:rFonts w:ascii="Courier New" w:hAnsi="Courier New" w:cs="Courier New"/>
+                <w:color w:val="BCBEC4"/>
+                <w:sz w:val="20"/>
+                <w:szCs w:val="20"/>
+              </w:rPr>
+              <w:t>();</w:t>
+            </w:r>
+            <w:r>
+              <w:rPr>
+                <w:rFonts w:ascii="Courier New" w:hAnsi="Courier New" w:cs="Courier New"/>
+                <w:color w:val="BCBEC4"/>
+                <w:sz w:val="20"/>
+                <w:szCs w:val="20"/>
+              </w:rPr>
+              <w:br/>
+              <w:t xml:space="preserve">        }</w:t>
+            </w:r>
+            <w:r>
+              <w:rPr>
+                <w:rFonts w:ascii="Courier New" w:hAnsi="Courier New" w:cs="Courier New"/>
+                <w:color w:val="BCBEC4"/>
+                <w:sz w:val="20"/>
+                <w:szCs w:val="20"/>
+              </w:rPr>
+              <w:br/>
+              <w:t xml:space="preserve">        </w:t>
+            </w:r>
+            <w:proofErr w:type="spellStart"/>
+            <w:r>
+              <w:rPr>
+                <w:rFonts w:ascii="Courier New" w:hAnsi="Courier New" w:cs="Courier New"/>
+                <w:color w:val="BCBEC4"/>
+                <w:sz w:val="20"/>
+                <w:szCs w:val="20"/>
+              </w:rPr>
+              <w:t>System.</w:t>
+            </w:r>
+            <w:r>
+              <w:rPr>
+                <w:rFonts w:ascii="Courier New" w:hAnsi="Courier New" w:cs="Courier New"/>
+                <w:i/>
+                <w:iCs/>
+                <w:color w:val="C77DBB"/>
+                <w:sz w:val="20"/>
+                <w:szCs w:val="20"/>
+              </w:rPr>
+              <w:t>out</w:t>
+            </w:r>
+            <w:r>
+              <w:rPr>
+                <w:rFonts w:ascii="Courier New" w:hAnsi="Courier New" w:cs="Courier New"/>
+                <w:color w:val="BCBEC4"/>
+                <w:sz w:val="20"/>
+                <w:szCs w:val="20"/>
+              </w:rPr>
+              <w:t>.println</w:t>
+            </w:r>
+            <w:proofErr w:type="spellEnd"/>
+            <w:r>
+              <w:rPr>
+                <w:rFonts w:ascii="Courier New" w:hAnsi="Courier New" w:cs="Courier New"/>
+                <w:color w:val="BCBEC4"/>
+                <w:sz w:val="20"/>
+                <w:szCs w:val="20"/>
+              </w:rPr>
+              <w:t>(</w:t>
+            </w:r>
+            <w:r>
+              <w:rPr>
+                <w:rFonts w:ascii="Courier New" w:hAnsi="Courier New" w:cs="Courier New"/>
+                <w:color w:val="6AAB73"/>
+                <w:sz w:val="20"/>
+                <w:szCs w:val="20"/>
+              </w:rPr>
+              <w:t>"</w:t>
+            </w:r>
+            <w:r>
+              <w:rPr>
+                <w:rFonts w:ascii="Menlo-Regular" w:hAnsi="Menlo-Regular" w:cs="Menlo-Regular"/>
+                <w:color w:val="6AAB73"/>
+                <w:sz w:val="20"/>
+                <w:szCs w:val="20"/>
+              </w:rPr>
+              <w:t>정렬</w:t>
+            </w:r>
+            <w:r>
+              <w:rPr>
+                <w:rFonts w:ascii="Menlo-Regular" w:hAnsi="Menlo-Regular" w:cs="Menlo-Regular"/>
+                <w:color w:val="6AAB73"/>
+                <w:sz w:val="20"/>
+                <w:szCs w:val="20"/>
+              </w:rPr>
+              <w:t xml:space="preserve"> </w:t>
+            </w:r>
+            <w:r>
+              <w:rPr>
+                <w:rFonts w:ascii="Menlo-Regular" w:hAnsi="Menlo-Regular" w:cs="Menlo-Regular"/>
+                <w:color w:val="6AAB73"/>
+                <w:sz w:val="20"/>
+                <w:szCs w:val="20"/>
+              </w:rPr>
+              <w:t>전</w:t>
+            </w:r>
+            <w:r>
+              <w:rPr>
+                <w:rFonts w:ascii="Menlo-Regular" w:hAnsi="Menlo-Regular" w:cs="Menlo-Regular"/>
+                <w:color w:val="6AAB73"/>
+                <w:sz w:val="20"/>
+                <w:szCs w:val="20"/>
+              </w:rPr>
+              <w:t xml:space="preserve"> </w:t>
+            </w:r>
+            <w:r>
+              <w:rPr>
+                <w:rFonts w:ascii="Menlo-Regular" w:hAnsi="Menlo-Regular" w:cs="Menlo-Regular"/>
+                <w:color w:val="6AAB73"/>
+                <w:sz w:val="20"/>
+                <w:szCs w:val="20"/>
+              </w:rPr>
+              <w:t>결과</w:t>
+            </w:r>
+            <w:r>
+              <w:rPr>
+                <w:rFonts w:ascii="Courier New" w:hAnsi="Courier New" w:cs="Courier New"/>
+                <w:color w:val="6AAB73"/>
+                <w:sz w:val="20"/>
+                <w:szCs w:val="20"/>
+              </w:rPr>
+              <w:t xml:space="preserve"> :"</w:t>
+            </w:r>
+            <w:r>
+              <w:rPr>
+                <w:rFonts w:ascii="Courier New" w:hAnsi="Courier New" w:cs="Courier New"/>
+                <w:color w:val="BCBEC4"/>
+                <w:sz w:val="20"/>
+                <w:szCs w:val="20"/>
+              </w:rPr>
+              <w:t>);</w:t>
+            </w:r>
+            <w:r>
+              <w:rPr>
+                <w:rFonts w:ascii="Courier New" w:hAnsi="Courier New" w:cs="Courier New"/>
+                <w:color w:val="BCBEC4"/>
+                <w:sz w:val="20"/>
+                <w:szCs w:val="20"/>
+              </w:rPr>
+              <w:br/>
+              <w:t xml:space="preserve">        </w:t>
+            </w:r>
+            <w:r>
+              <w:rPr>
+                <w:rFonts w:ascii="Courier New" w:hAnsi="Courier New" w:cs="Courier New"/>
+                <w:color w:val="CF8E6D"/>
+                <w:sz w:val="20"/>
+                <w:szCs w:val="20"/>
+              </w:rPr>
+              <w:t>for</w:t>
+            </w:r>
+            <w:r>
+              <w:rPr>
+                <w:rFonts w:ascii="Courier New" w:hAnsi="Courier New" w:cs="Courier New"/>
+                <w:color w:val="BCBEC4"/>
+                <w:sz w:val="20"/>
+                <w:szCs w:val="20"/>
+              </w:rPr>
+              <w:t>(String word : words) {</w:t>
+            </w:r>
+            <w:r>
+              <w:rPr>
+                <w:rFonts w:ascii="Courier New" w:hAnsi="Courier New" w:cs="Courier New"/>
+                <w:color w:val="BCBEC4"/>
+                <w:sz w:val="20"/>
+                <w:szCs w:val="20"/>
+              </w:rPr>
+              <w:br/>
+              <w:t xml:space="preserve">            </w:t>
+            </w:r>
+            <w:proofErr w:type="spellStart"/>
+            <w:r>
+              <w:rPr>
+                <w:rFonts w:ascii="Courier New" w:hAnsi="Courier New" w:cs="Courier New"/>
+                <w:color w:val="BCBEC4"/>
+                <w:sz w:val="20"/>
+                <w:szCs w:val="20"/>
+              </w:rPr>
+              <w:t>System.</w:t>
+            </w:r>
+            <w:r>
+              <w:rPr>
+                <w:rFonts w:ascii="Courier New" w:hAnsi="Courier New" w:cs="Courier New"/>
+                <w:i/>
+                <w:iCs/>
+                <w:color w:val="C77DBB"/>
+                <w:sz w:val="20"/>
+                <w:szCs w:val="20"/>
+              </w:rPr>
+              <w:t>out</w:t>
+            </w:r>
+            <w:r>
+              <w:rPr>
+                <w:rFonts w:ascii="Courier New" w:hAnsi="Courier New" w:cs="Courier New"/>
+                <w:color w:val="BCBEC4"/>
+                <w:sz w:val="20"/>
+                <w:szCs w:val="20"/>
+              </w:rPr>
+              <w:t>.print</w:t>
+            </w:r>
+            <w:proofErr w:type="spellEnd"/>
+            <w:r>
+              <w:rPr>
+                <w:rFonts w:ascii="Courier New" w:hAnsi="Courier New" w:cs="Courier New"/>
+                <w:color w:val="BCBEC4"/>
+                <w:sz w:val="20"/>
+                <w:szCs w:val="20"/>
+              </w:rPr>
+              <w:t xml:space="preserve">(word + </w:t>
+            </w:r>
+            <w:r>
+              <w:rPr>
+                <w:rFonts w:ascii="Courier New" w:hAnsi="Courier New" w:cs="Courier New"/>
+                <w:color w:val="6AAB73"/>
+                <w:sz w:val="20"/>
+                <w:szCs w:val="20"/>
+              </w:rPr>
+              <w:t>"   "</w:t>
+            </w:r>
+            <w:r>
+              <w:rPr>
+                <w:rFonts w:ascii="Courier New" w:hAnsi="Courier New" w:cs="Courier New"/>
+                <w:color w:val="BCBEC4"/>
+                <w:sz w:val="20"/>
+                <w:szCs w:val="20"/>
+              </w:rPr>
+              <w:t>);</w:t>
+            </w:r>
+            <w:r>
+              <w:rPr>
+                <w:rFonts w:ascii="Courier New" w:hAnsi="Courier New" w:cs="Courier New"/>
+                <w:color w:val="BCBEC4"/>
+                <w:sz w:val="20"/>
+                <w:szCs w:val="20"/>
+              </w:rPr>
+              <w:br/>
+              <w:t xml:space="preserve">        }</w:t>
+            </w:r>
+            <w:r>
+              <w:rPr>
+                <w:rFonts w:ascii="Courier New" w:hAnsi="Courier New" w:cs="Courier New"/>
+                <w:color w:val="BCBEC4"/>
+                <w:sz w:val="20"/>
+                <w:szCs w:val="20"/>
+              </w:rPr>
+              <w:br/>
+            </w:r>
+            <w:r>
+              <w:rPr>
+                <w:rFonts w:ascii="Courier New" w:hAnsi="Courier New" w:cs="Courier New"/>
+                <w:color w:val="BCBEC4"/>
+                <w:sz w:val="20"/>
+                <w:szCs w:val="20"/>
+              </w:rPr>
+              <w:lastRenderedPageBreak/>
+              <w:t xml:space="preserve">        </w:t>
+            </w:r>
+            <w:proofErr w:type="spellStart"/>
+            <w:r>
+              <w:rPr>
+                <w:rFonts w:ascii="Courier New" w:hAnsi="Courier New" w:cs="Courier New"/>
+                <w:color w:val="BCBEC4"/>
+                <w:sz w:val="20"/>
+                <w:szCs w:val="20"/>
+              </w:rPr>
+              <w:t>System.</w:t>
+            </w:r>
+            <w:r>
+              <w:rPr>
+                <w:rFonts w:ascii="Courier New" w:hAnsi="Courier New" w:cs="Courier New"/>
+                <w:i/>
+                <w:iCs/>
+                <w:color w:val="C77DBB"/>
+                <w:sz w:val="20"/>
+                <w:szCs w:val="20"/>
+              </w:rPr>
+              <w:t>out</w:t>
+            </w:r>
+            <w:r>
+              <w:rPr>
+                <w:rFonts w:ascii="Courier New" w:hAnsi="Courier New" w:cs="Courier New"/>
+                <w:color w:val="BCBEC4"/>
+                <w:sz w:val="20"/>
+                <w:szCs w:val="20"/>
+              </w:rPr>
+              <w:t>.println</w:t>
+            </w:r>
+            <w:proofErr w:type="spellEnd"/>
+            <w:r>
+              <w:rPr>
+                <w:rFonts w:ascii="Courier New" w:hAnsi="Courier New" w:cs="Courier New"/>
+                <w:color w:val="BCBEC4"/>
+                <w:sz w:val="20"/>
+                <w:szCs w:val="20"/>
+              </w:rPr>
+              <w:t>(</w:t>
+            </w:r>
+            <w:r>
+              <w:rPr>
+                <w:rFonts w:ascii="Courier New" w:hAnsi="Courier New" w:cs="Courier New"/>
+                <w:color w:val="6AAB73"/>
+                <w:sz w:val="20"/>
+                <w:szCs w:val="20"/>
+              </w:rPr>
+              <w:t>""</w:t>
+            </w:r>
+            <w:r>
+              <w:rPr>
+                <w:rFonts w:ascii="Courier New" w:hAnsi="Courier New" w:cs="Courier New"/>
+                <w:color w:val="BCBEC4"/>
+                <w:sz w:val="20"/>
+                <w:szCs w:val="20"/>
+              </w:rPr>
+              <w:t>);</w:t>
+            </w:r>
+            <w:r>
+              <w:rPr>
+                <w:rFonts w:ascii="Courier New" w:hAnsi="Courier New" w:cs="Courier New"/>
+                <w:color w:val="BCBEC4"/>
+                <w:sz w:val="20"/>
+                <w:szCs w:val="20"/>
+              </w:rPr>
+              <w:br/>
+              <w:t xml:space="preserve">        </w:t>
+            </w:r>
+            <w:proofErr w:type="spellStart"/>
+            <w:r>
+              <w:rPr>
+                <w:rFonts w:ascii="Courier New" w:hAnsi="Courier New" w:cs="Courier New"/>
+                <w:color w:val="BCBEC4"/>
+                <w:sz w:val="20"/>
+                <w:szCs w:val="20"/>
+              </w:rPr>
+              <w:t>Arrays.</w:t>
+            </w:r>
+            <w:r>
+              <w:rPr>
+                <w:rFonts w:ascii="Courier New" w:hAnsi="Courier New" w:cs="Courier New"/>
+                <w:i/>
+                <w:iCs/>
+                <w:color w:val="BCBEC4"/>
+                <w:sz w:val="20"/>
+                <w:szCs w:val="20"/>
+              </w:rPr>
+              <w:t>sort</w:t>
+            </w:r>
+            <w:proofErr w:type="spellEnd"/>
+            <w:r>
+              <w:rPr>
+                <w:rFonts w:ascii="Courier New" w:hAnsi="Courier New" w:cs="Courier New"/>
+                <w:color w:val="BCBEC4"/>
+                <w:sz w:val="20"/>
+                <w:szCs w:val="20"/>
+              </w:rPr>
+              <w:t>(words);</w:t>
+            </w:r>
+            <w:r>
+              <w:rPr>
+                <w:rFonts w:ascii="Courier New" w:hAnsi="Courier New" w:cs="Courier New"/>
+                <w:color w:val="BCBEC4"/>
+                <w:sz w:val="20"/>
+                <w:szCs w:val="20"/>
+              </w:rPr>
+              <w:br/>
+              <w:t xml:space="preserve">        </w:t>
+            </w:r>
+            <w:proofErr w:type="spellStart"/>
+            <w:r>
+              <w:rPr>
+                <w:rFonts w:ascii="Courier New" w:hAnsi="Courier New" w:cs="Courier New"/>
+                <w:color w:val="BCBEC4"/>
+                <w:sz w:val="20"/>
+                <w:szCs w:val="20"/>
+              </w:rPr>
+              <w:t>System.</w:t>
+            </w:r>
+            <w:r>
+              <w:rPr>
+                <w:rFonts w:ascii="Courier New" w:hAnsi="Courier New" w:cs="Courier New"/>
+                <w:i/>
+                <w:iCs/>
+                <w:color w:val="C77DBB"/>
+                <w:sz w:val="20"/>
+                <w:szCs w:val="20"/>
+              </w:rPr>
+              <w:t>out</w:t>
+            </w:r>
+            <w:r>
+              <w:rPr>
+                <w:rFonts w:ascii="Courier New" w:hAnsi="Courier New" w:cs="Courier New"/>
+                <w:color w:val="BCBEC4"/>
+                <w:sz w:val="20"/>
+                <w:szCs w:val="20"/>
+              </w:rPr>
+              <w:t>.println</w:t>
+            </w:r>
+            <w:proofErr w:type="spellEnd"/>
+            <w:r>
+              <w:rPr>
+                <w:rFonts w:ascii="Courier New" w:hAnsi="Courier New" w:cs="Courier New"/>
+                <w:color w:val="BCBEC4"/>
+                <w:sz w:val="20"/>
+                <w:szCs w:val="20"/>
+              </w:rPr>
+              <w:t>(</w:t>
+            </w:r>
+            <w:r>
+              <w:rPr>
+                <w:rFonts w:ascii="Courier New" w:hAnsi="Courier New" w:cs="Courier New"/>
+                <w:color w:val="6AAB73"/>
+                <w:sz w:val="20"/>
+                <w:szCs w:val="20"/>
+              </w:rPr>
+              <w:t>"</w:t>
+            </w:r>
+            <w:r>
+              <w:rPr>
+                <w:rFonts w:ascii="Menlo-Regular" w:hAnsi="Menlo-Regular" w:cs="Menlo-Regular"/>
+                <w:color w:val="6AAB73"/>
+                <w:sz w:val="20"/>
+                <w:szCs w:val="20"/>
+              </w:rPr>
+              <w:t>정렬</w:t>
+            </w:r>
+            <w:r>
+              <w:rPr>
+                <w:rFonts w:ascii="Menlo-Regular" w:hAnsi="Menlo-Regular" w:cs="Menlo-Regular"/>
+                <w:color w:val="6AAB73"/>
+                <w:sz w:val="20"/>
+                <w:szCs w:val="20"/>
+              </w:rPr>
+              <w:t xml:space="preserve"> </w:t>
+            </w:r>
+            <w:r>
+              <w:rPr>
+                <w:rFonts w:ascii="Menlo-Regular" w:hAnsi="Menlo-Regular" w:cs="Menlo-Regular"/>
+                <w:color w:val="6AAB73"/>
+                <w:sz w:val="20"/>
+                <w:szCs w:val="20"/>
+              </w:rPr>
+              <w:t>후</w:t>
+            </w:r>
+            <w:r>
+              <w:rPr>
+                <w:rFonts w:ascii="Menlo-Regular" w:hAnsi="Menlo-Regular" w:cs="Menlo-Regular"/>
+                <w:color w:val="6AAB73"/>
+                <w:sz w:val="20"/>
+                <w:szCs w:val="20"/>
+              </w:rPr>
+              <w:t xml:space="preserve"> </w:t>
+            </w:r>
+            <w:r>
+              <w:rPr>
+                <w:rFonts w:ascii="Menlo-Regular" w:hAnsi="Menlo-Regular" w:cs="Menlo-Regular"/>
+                <w:color w:val="6AAB73"/>
+                <w:sz w:val="20"/>
+                <w:szCs w:val="20"/>
+              </w:rPr>
+              <w:t>결과</w:t>
+            </w:r>
+            <w:r>
+              <w:rPr>
+                <w:rFonts w:ascii="Courier New" w:hAnsi="Courier New" w:cs="Courier New"/>
+                <w:color w:val="6AAB73"/>
+                <w:sz w:val="20"/>
+                <w:szCs w:val="20"/>
+              </w:rPr>
+              <w:t xml:space="preserve"> :"</w:t>
+            </w:r>
+            <w:r>
+              <w:rPr>
+                <w:rFonts w:ascii="Courier New" w:hAnsi="Courier New" w:cs="Courier New"/>
+                <w:color w:val="BCBEC4"/>
+                <w:sz w:val="20"/>
+                <w:szCs w:val="20"/>
+              </w:rPr>
+              <w:t>);</w:t>
+            </w:r>
+            <w:r>
+              <w:rPr>
+                <w:rFonts w:ascii="Courier New" w:hAnsi="Courier New" w:cs="Courier New"/>
+                <w:color w:val="BCBEC4"/>
+                <w:sz w:val="20"/>
+                <w:szCs w:val="20"/>
+              </w:rPr>
+              <w:br/>
+              <w:t xml:space="preserve">        </w:t>
+            </w:r>
+            <w:r>
+              <w:rPr>
+                <w:rFonts w:ascii="Courier New" w:hAnsi="Courier New" w:cs="Courier New"/>
+                <w:color w:val="CF8E6D"/>
+                <w:sz w:val="20"/>
+                <w:szCs w:val="20"/>
+              </w:rPr>
+              <w:t>for</w:t>
+            </w:r>
+            <w:r>
+              <w:rPr>
+                <w:rFonts w:ascii="Courier New" w:hAnsi="Courier New" w:cs="Courier New"/>
+                <w:color w:val="BCBEC4"/>
+                <w:sz w:val="20"/>
+                <w:szCs w:val="20"/>
+              </w:rPr>
+              <w:t>(String word : words) {</w:t>
+            </w:r>
+            <w:r>
+              <w:rPr>
+                <w:rFonts w:ascii="Courier New" w:hAnsi="Courier New" w:cs="Courier New"/>
+                <w:color w:val="BCBEC4"/>
+                <w:sz w:val="20"/>
+                <w:szCs w:val="20"/>
+              </w:rPr>
+              <w:br/>
+              <w:t xml:space="preserve">            </w:t>
+            </w:r>
+            <w:proofErr w:type="spellStart"/>
+            <w:r>
+              <w:rPr>
+                <w:rFonts w:ascii="Courier New" w:hAnsi="Courier New" w:cs="Courier New"/>
+                <w:color w:val="BCBEC4"/>
+                <w:sz w:val="20"/>
+                <w:szCs w:val="20"/>
+              </w:rPr>
+              <w:t>System.</w:t>
+            </w:r>
+            <w:r>
+              <w:rPr>
+                <w:rFonts w:ascii="Courier New" w:hAnsi="Courier New" w:cs="Courier New"/>
+                <w:i/>
+                <w:iCs/>
+                <w:color w:val="C77DBB"/>
+                <w:sz w:val="20"/>
+                <w:szCs w:val="20"/>
+              </w:rPr>
+              <w:t>out</w:t>
+            </w:r>
+            <w:r>
+              <w:rPr>
+                <w:rFonts w:ascii="Courier New" w:hAnsi="Courier New" w:cs="Courier New"/>
+                <w:color w:val="BCBEC4"/>
+                <w:sz w:val="20"/>
+                <w:szCs w:val="20"/>
+              </w:rPr>
+              <w:t>.print</w:t>
+            </w:r>
+            <w:proofErr w:type="spellEnd"/>
+            <w:r>
+              <w:rPr>
+                <w:rFonts w:ascii="Courier New" w:hAnsi="Courier New" w:cs="Courier New"/>
+                <w:color w:val="BCBEC4"/>
+                <w:sz w:val="20"/>
+                <w:szCs w:val="20"/>
+              </w:rPr>
+              <w:t xml:space="preserve">(word + </w:t>
+            </w:r>
+            <w:r>
+              <w:rPr>
+                <w:rFonts w:ascii="Courier New" w:hAnsi="Courier New" w:cs="Courier New"/>
+                <w:color w:val="6AAB73"/>
+                <w:sz w:val="20"/>
+                <w:szCs w:val="20"/>
+              </w:rPr>
+              <w:t>"   "</w:t>
+            </w:r>
+            <w:r>
+              <w:rPr>
+                <w:rFonts w:ascii="Courier New" w:hAnsi="Courier New" w:cs="Courier New"/>
+                <w:color w:val="BCBEC4"/>
+                <w:sz w:val="20"/>
+                <w:szCs w:val="20"/>
+              </w:rPr>
+              <w:t>);</w:t>
+            </w:r>
+            <w:r>
+              <w:rPr>
+                <w:rFonts w:ascii="Courier New" w:hAnsi="Courier New" w:cs="Courier New"/>
+                <w:color w:val="BCBEC4"/>
+                <w:sz w:val="20"/>
+                <w:szCs w:val="20"/>
+              </w:rPr>
+              <w:br/>
+              <w:t xml:space="preserve">        }</w:t>
+            </w:r>
+            <w:r>
+              <w:rPr>
+                <w:rFonts w:ascii="Courier New" w:hAnsi="Courier New" w:cs="Courier New"/>
+                <w:color w:val="BCBEC4"/>
+                <w:sz w:val="20"/>
+                <w:szCs w:val="20"/>
+              </w:rPr>
+              <w:br/>
+              <w:t xml:space="preserve">    }</w:t>
+            </w:r>
+            <w:r>
+              <w:rPr>
+                <w:rFonts w:ascii="Courier New" w:hAnsi="Courier New" w:cs="Courier New"/>
+                <w:color w:val="BCBEC4"/>
+                <w:sz w:val="20"/>
+                <w:szCs w:val="20"/>
+              </w:rPr>
+              <w:br/>
+              <w:t>}</w:t>
+            </w:r>
+          </w:p>
+          <w:p>
+            <w:pPr>
               <w:adjustRightInd w:val="0"/>
               <w:rPr>
                 <w:rFonts w:asciiTheme="minorEastAsia" w:hAnsiTheme="minorEastAsia"/>
@@ -23687,6 +30254,7 @@
                 <w:color w:val="0070C0"/>
                 <w:szCs w:val="20"/>
               </w:rPr>
+              <w:lastRenderedPageBreak/>
               <w:t>[</w:t>
             </w:r>
             <w:r>
@@ -23713,6 +30281,54 @@
                 <w:szCs w:val="20"/>
               </w:rPr>
             </w:pPr>
+            <w:r>
+              <w:rPr>
+                <w:rFonts w:asciiTheme="minorEastAsia" w:hAnsiTheme="minorEastAsia"/>
+                <w:noProof/>
+                <w:szCs w:val="20"/>
+              </w:rPr>
+              <w:drawing>
+                <wp:inline distT="0" distB="0" distL="0" distR="0" wp14:anchorId="370FC727" wp14:editId="0990E278">
+                  <wp:extent cx="3976007" cy="2417714"/>
+                  <wp:effectExtent l="0" t="0" r="0" b="0"/>
+                  <wp:docPr id="2090223086" name="그림 5" descr="텍스트, 스크린샷, 소프트웨어, 폰트이(가) 표시된 사진&#10;&#10;AI가 생성한 콘텐츠는 부정확할 수 있습니다."/>
+                  <wp:cNvGraphicFramePr>
+                    <a:graphicFrameLocks xmlns:a="http://schemas.openxmlformats.org/drawingml/2006/main" noChangeAspect="1"/>
+                  </wp:cNvGraphicFramePr>
+                  <a:graphic xmlns:a="http://schemas.openxmlformats.org/drawingml/2006/main">
+                    <a:graphicData uri="http://schemas.openxmlformats.org/drawingml/2006/picture">
+                      <pic:pic xmlns:pic="http://schemas.openxmlformats.org/drawingml/2006/picture">
+                        <pic:nvPicPr>
+                          <pic:cNvPr id="2090223086" name="그림 5" descr="텍스트, 스크린샷, 소프트웨어, 폰트이(가) 표시된 사진&#10;&#10;AI가 생성한 콘텐츠는 부정확할 수 있습니다."/>
+                          <pic:cNvPicPr/>
+                        </pic:nvPicPr>
+                        <pic:blipFill>
+                          <a:blip r:embed="rId31">
+                            <a:extLst>
+                              <a:ext uri="{28A0092B-C50C-407E-A947-70E740481C1C}">
+                                <a14:useLocalDpi xmlns:a14="http://schemas.microsoft.com/office/drawing/2010/main" val="0"/>
+                              </a:ext>
+                            </a:extLst>
+                          </a:blip>
+                          <a:stretch>
+                            <a:fillRect/>
+                          </a:stretch>
+                        </pic:blipFill>
+                        <pic:spPr>
+                          <a:xfrm>
+                            <a:off x="0" y="0"/>
+                            <a:ext cx="3999507" cy="2432004"/>
+                          </a:xfrm>
+                          <a:prstGeom prst="rect">
+                            <a:avLst/>
+                          </a:prstGeom>
+                        </pic:spPr>
+                      </pic:pic>
+                    </a:graphicData>
+                  </a:graphic>
+                </wp:inline>
+              </w:drawing>
+            </w:r>
           </w:p>
         </w:tc>
       </w:tr>

--- a/task/java/week13/java2_week13_기본API스레드_과제.docx
+++ b/task/java/week13/java2_week13_기본API스레드_과제.docx
@@ -28421,7 +28421,6 @@
         </w:rPr>
         <w:t xml:space="preserve">() </w:t>
       </w:r>
-      <w:proofErr w:type="spellStart"/>
       <w:r>
         <w:rPr>
           <w:rFonts w:asciiTheme="minorEastAsia" w:hAnsiTheme="minorEastAsia" w:hint="eastAsia"/>
@@ -28431,16 +28430,6 @@
         </w:rPr>
         <w:t>사용</w:t>
       </w:r>
-      <w:r>
-        <w:rPr>
-          <w:rFonts w:asciiTheme="minorEastAsia" w:hAnsiTheme="minorEastAsia" w:hint="eastAsia"/>
-          <w:b/>
-          <w:color w:val="FF0000"/>
-          <w:szCs w:val="20"/>
-        </w:rPr>
-        <w:t>ㅌ</w:t>
-      </w:r>
-      <w:proofErr w:type="spellEnd"/>
     </w:p>
     <w:p>
       <w:pPr>
